--- a/Project-1/reports/2.4_Инструкция_пользователя_на_китайском.docx
+++ b/Project-1/reports/2.4_Инструкция_пользователя_на_китайском.docx
@@ -1,412 +1,423 @@
 
 <file path=word/document.xml><?xml version="1.0" encoding="utf-8"?>
-<w:document xmlns:wpc="http://schemas.microsoft.com/office/word/2010/wordprocessingCanvas" xmlns:cx="http://schemas.microsoft.com/office/drawing/2014/chartex" xmlns:cx1="http://schemas.microsoft.com/office/drawing/2015/9/8/chartex" xmlns:cx2="http://schemas.microsoft.com/office/drawing/2015/10/21/chartex" xmlns:cx3="http://schemas.microsoft.com/office/drawing/2016/5/9/chartex" xmlns:cx4="http://schemas.microsoft.com/office/drawing/2016/5/10/chartex" xmlns:cx5="http://schemas.microsoft.com/office/drawing/2016/5/11/chartex" xmlns:cx6="http://schemas.microsoft.com/office/drawing/2016/5/12/chartex" xmlns:cx7="http://schemas.microsoft.com/office/drawing/2016/5/13/chartex" xmlns:cx8="http://schemas.microsoft.com/office/drawing/2016/5/14/chartex" xmlns:mc="http://schemas.openxmlformats.org/markup-compatibility/2006" xmlns:aink="http://schemas.microsoft.com/office/drawing/2016/ink" xmlns:am3d="http://schemas.microsoft.com/office/drawing/2017/model3d" xmlns:o="urn:schemas-microsoft-com:office:office" xmlns:oel="http://schemas.microsoft.com/office/2019/extlst" xmlns:r="http://schemas.openxmlformats.org/officeDocument/2006/relationships" xmlns:m="http://schemas.openxmlformats.org/officeDocument/2006/math" xmlns:v="urn:schemas-microsoft-com:vml" xmlns:wp14="http://schemas.microsoft.com/office/word/2010/wordprocessingDrawing" xmlns:wp="http://schemas.openxmlformats.org/drawingml/2006/wordprocessingDrawing" xmlns:w10="urn:schemas-microsoft-com:office:word" xmlns:w="http://schemas.openxmlformats.org/wordprocessingml/2006/main" xmlns:w14="http://schemas.microsoft.com/office/word/2010/wordml" xmlns:w15="http://schemas.microsoft.com/office/word/2012/wordml" xmlns:w16cex="http://schemas.microsoft.com/office/word/2018/wordml/cex" xmlns:w16cid="http://schemas.microsoft.com/office/word/2016/wordml/cid" xmlns:w16="http://schemas.microsoft.com/office/word/2018/wordml" xmlns:w16du="http://schemas.microsoft.com/office/word/2023/wordml/word16du" xmlns:w16sdtdh="http://schemas.microsoft.com/office/word/2020/wordml/sdtdatahash" xmlns:w16sdtfl="http://schemas.microsoft.com/office/word/2024/wordml/sdtformatlock" xmlns:w16se="http://schemas.microsoft.com/office/word/2015/wordml/symex" xmlns:wpg="http://schemas.microsoft.com/office/word/2010/wordprocessingGroup" xmlns:wpi="http://schemas.microsoft.com/office/word/2010/wordprocessingInk" xmlns:wne="http://schemas.microsoft.com/office/word/2006/wordml" xmlns:wps="http://schemas.microsoft.com/office/word/2010/wordprocessingShape" mc:Ignorable="w14 w15 w16se w16cid w16 w16cex w16sdtdh w16sdtfl w16du wp14">
+<w:document xmlns:wpc="http://schemas.microsoft.com/office/word/2010/wordprocessingCanvas" xmlns:cx="http://schemas.microsoft.com/office/drawing/2014/chartex" xmlns:cx1="http://schemas.microsoft.com/office/drawing/2015/9/8/chartex" xmlns:cx2="http://schemas.microsoft.com/office/drawing/2015/10/21/chartex" xmlns:cx3="http://schemas.microsoft.com/office/drawing/2016/5/9/chartex" xmlns:cx4="http://schemas.microsoft.com/office/drawing/2016/5/10/chartex" xmlns:cx5="http://schemas.microsoft.com/office/drawing/2016/5/11/chartex" xmlns:cx6="http://schemas.microsoft.com/office/drawing/2016/5/12/chartex" xmlns:cx7="http://schemas.microsoft.com/office/drawing/2016/5/13/chartex" xmlns:cx8="http://schemas.microsoft.com/office/drawing/2016/5/14/chartex" xmlns:mc="http://schemas.openxmlformats.org/markup-compatibility/2006" xmlns:aink="http://schemas.microsoft.com/office/drawing/2016/ink" xmlns:am3d="http://schemas.microsoft.com/office/drawing/2017/model3d" xmlns:o="urn:schemas-microsoft-com:office:office" xmlns:r="http://schemas.openxmlformats.org/officeDocument/2006/relationships" xmlns:m="http://schemas.openxmlformats.org/officeDocument/2006/math" xmlns:v="urn:schemas-microsoft-com:vml" xmlns:wp14="http://schemas.microsoft.com/office/word/2010/wordprocessingDrawing" xmlns:wp="http://schemas.openxmlformats.org/drawingml/2006/wordprocessingDrawing" xmlns:w10="urn:schemas-microsoft-com:office:word" xmlns:w="http://schemas.openxmlformats.org/wordprocessingml/2006/main" xmlns:w14="http://schemas.microsoft.com/office/word/2010/wordml" xmlns:w15="http://schemas.microsoft.com/office/word/2012/wordml" xmlns:w16cex="http://schemas.microsoft.com/office/word/2018/wordml/cex" xmlns:w16cid="http://schemas.microsoft.com/office/word/2016/wordml/cid" xmlns:w16="http://schemas.microsoft.com/office/word/2018/wordml" xmlns:w16sdtdh="http://schemas.microsoft.com/office/word/2020/wordml/sdtdatahash" xmlns:w16se="http://schemas.microsoft.com/office/word/2015/wordml/symex" xmlns:wpg="http://schemas.microsoft.com/office/word/2010/wordprocessingGroup" xmlns:wpi="http://schemas.microsoft.com/office/word/2010/wordprocessingInk" xmlns:wne="http://schemas.microsoft.com/office/word/2006/wordml" xmlns:wps="http://schemas.microsoft.com/office/word/2010/wordprocessingShape" mc:Ignorable="w14 w15 w16se w16cid w16 w16cex w16sdtdh wp14">
   <w:body>
     <w:p>
       <w:pPr>
-        <w:spacing w:before="0" w:after="0" w:line="360" w:lineRule="auto"/>
-        <w:ind w:firstLine="0"/>
+        <w:spacing w:after="0" w:line="360" w:lineRule="auto"/>
         <w:jc w:val="center"/>
         <w:rPr>
-          <w:rFonts w:ascii="Times New Roman" w:hAnsi="Times New Roman" w:eastAsia="宋体" w:cs="Times New Roman"/>
+          <w:rFonts w:ascii="Times New Roman" w:eastAsia="SimSun" w:hAnsi="Times New Roman" w:cs="Times New Roman"/>
           <w:b/>
           <w:bCs/>
           <w:sz w:val="28"/>
           <w:szCs w:val="28"/>
-          <w:lang w:val="ru-RU" w:eastAsia="zh-CN"/>
-        </w:rPr>
-      </w:pPr>
-      <w:r>
-        <w:rPr>
-          <w:rFonts w:ascii="Times New Roman" w:hAnsi="Times New Roman" w:eastAsia="宋体" w:cs="Times New Roman"/>
+          <w:lang w:val="ru-RU"/>
+        </w:rPr>
+      </w:pPr>
+      <w:r>
+        <w:rPr>
+          <w:rFonts w:ascii="Times New Roman" w:eastAsia="SimSun" w:hAnsi="Times New Roman" w:cs="Times New Roman"/>
           <w:b/>
           <w:bCs/>
           <w:sz w:val="28"/>
           <w:szCs w:val="28"/>
-          <w:lang w:val="ru-RU" w:eastAsia="zh-CN"/>
-        </w:rPr>
-        <w:t xml:space="preserve">МИНИСТЕРСТВО ПРОСВЕЩЕНИЯ РОССИЙСКОЙ ФЕДЕРАЦИИ</w:t>
-      </w:r>
-    </w:p>
-    <w:p>
-      <w:pPr>
-        <w:spacing w:before="0" w:after="0" w:line="360" w:lineRule="auto"/>
-        <w:ind w:firstLine="0"/>
+          <w:lang w:val="ru-RU"/>
+        </w:rPr>
+        <w:t>МИНИСТЕРСТВО ПРОСВЕЩЕНИЯ РОССИЙСКОЙ ФЕДЕРАЦИИ</w:t>
+      </w:r>
+    </w:p>
+    <w:p>
+      <w:pPr>
+        <w:spacing w:after="0" w:line="360" w:lineRule="auto"/>
         <w:jc w:val="center"/>
         <w:rPr>
-          <w:rFonts w:ascii="Times New Roman" w:hAnsi="Times New Roman" w:eastAsia="宋体" w:cs="Times New Roman"/>
+          <w:rFonts w:ascii="Times New Roman" w:eastAsia="SimSun" w:hAnsi="Times New Roman" w:cs="Times New Roman"/>
           <w:b/>
           <w:bCs/>
           <w:sz w:val="28"/>
           <w:szCs w:val="28"/>
-          <w:lang w:val="ru-RU" w:eastAsia="zh-CN"/>
-        </w:rPr>
-      </w:pPr>
-      <w:r>
-        <w:rPr>
-          <w:rFonts w:ascii="Times New Roman" w:hAnsi="Times New Roman" w:eastAsia="宋体" w:cs="Times New Roman"/>
+          <w:lang w:val="ru-RU"/>
+        </w:rPr>
+      </w:pPr>
+      <w:r>
+        <w:rPr>
+          <w:rFonts w:ascii="Times New Roman" w:eastAsia="SimSun" w:hAnsi="Times New Roman" w:cs="Times New Roman"/>
           <w:b/>
           <w:bCs/>
           <w:sz w:val="28"/>
           <w:szCs w:val="28"/>
-          <w:lang w:val="ru-RU" w:eastAsia="zh-CN"/>
-        </w:rPr>
-        <w:t xml:space="preserve">ФЕДЕРАЛЬНОЕ ГОСУДАРСТВЕННОЕ БЮДЖЕТНОЕ ОБРАЗОВАТЕЛЬНОЕ УЧРЕЖДЕНИЕ ВЫСШЕГО ОБРАЗОВАНИЯ</w:t>
-      </w:r>
-    </w:p>
-    <w:p>
-      <w:pPr>
-        <w:spacing w:before="0" w:after="0" w:line="360" w:lineRule="auto"/>
-        <w:ind w:firstLine="0"/>
+          <w:lang w:val="ru-RU"/>
+        </w:rPr>
+        <w:t>ФЕДЕРАЛЬНОЕ ГОСУДАРСТВЕННОЕ БЮДЖЕТНОЕ ОБРАЗОВАТЕЛЬНОЕ УЧРЕЖДЕНИЕ ВЫСШЕГО ОБРАЗОВАНИЯ</w:t>
+      </w:r>
+    </w:p>
+    <w:p>
+      <w:pPr>
+        <w:spacing w:after="0" w:line="360" w:lineRule="auto"/>
         <w:jc w:val="center"/>
         <w:rPr>
-          <w:rFonts w:ascii="Times New Roman" w:hAnsi="Times New Roman" w:eastAsia="宋体" w:cs="Times New Roman"/>
+          <w:rFonts w:ascii="Times New Roman" w:eastAsia="SimSun" w:hAnsi="Times New Roman" w:cs="Times New Roman"/>
           <w:b/>
           <w:bCs/>
           <w:sz w:val="28"/>
           <w:szCs w:val="28"/>
-          <w:lang w:val="ru-RU" w:eastAsia="zh-CN"/>
-        </w:rPr>
-      </w:pPr>
-      <w:r>
-        <w:rPr>
-          <w:rFonts w:ascii="Times New Roman" w:hAnsi="Times New Roman" w:eastAsia="宋体" w:cs="Times New Roman"/>
+          <w:lang w:val="ru-RU"/>
+        </w:rPr>
+      </w:pPr>
+      <w:r>
+        <w:rPr>
+          <w:rFonts w:ascii="Times New Roman" w:eastAsia="SimSun" w:hAnsi="Times New Roman" w:cs="Times New Roman"/>
           <w:b/>
           <w:bCs/>
           <w:sz w:val="28"/>
           <w:szCs w:val="28"/>
-          <w:lang w:val="ru-RU" w:eastAsia="zh-CN"/>
-        </w:rPr>
-        <w:t xml:space="preserve">«РОССИЙСКИЙ ГОСУДАРСТВЕННЫЙ ПЕДАГОГИЧЕСКИЙ УНИВЕРСИТЕТ им. А. И. ГЕРЦЕНА»</w:t>
-      </w:r>
-    </w:p>
-    <w:p>
-      <w:pPr>
-        <w:spacing w:before="0" w:after="0" w:line="360" w:lineRule="auto"/>
-        <w:ind w:firstLine="0"/>
+          <w:lang w:val="ru-RU"/>
+        </w:rPr>
+        <w:t>«РОССИЙСКИЙ ГОСУДАРСТВЕННЫЙ ПЕДАГОГИЧЕСКИЙ УНИВЕРСИТЕТ им. А. И. ГЕРЦЕНА»</w:t>
+      </w:r>
+    </w:p>
+    <w:p>
+      <w:pPr>
+        <w:spacing w:after="0" w:line="360" w:lineRule="auto"/>
         <w:jc w:val="center"/>
         <w:rPr>
-          <w:rFonts w:ascii="Times New Roman" w:hAnsi="Times New Roman" w:eastAsia="宋体" w:cs="Times New Roman"/>
+          <w:rFonts w:ascii="Times New Roman" w:eastAsia="SimSun" w:hAnsi="Times New Roman" w:cs="Times New Roman"/>
           <w:sz w:val="28"/>
           <w:szCs w:val="28"/>
-          <w:lang w:val="ru-RU" w:eastAsia="zh-CN"/>
-        </w:rPr>
-      </w:pPr>
-    </w:p>
-    <w:p>
-      <w:pPr>
-        <w:spacing w:before="0" w:after="0" w:line="360" w:lineRule="auto"/>
-        <w:ind w:firstLine="0"/>
+          <w:lang w:val="ru-RU"/>
+        </w:rPr>
+      </w:pPr>
+    </w:p>
+    <w:p>
+      <w:pPr>
+        <w:spacing w:after="0" w:line="360" w:lineRule="auto"/>
         <w:jc w:val="center"/>
         <w:rPr>
-          <w:rFonts w:ascii="Times New Roman" w:hAnsi="Times New Roman" w:eastAsia="宋体" w:cs="Times New Roman"/>
+          <w:rFonts w:ascii="Times New Roman" w:eastAsia="SimSun" w:hAnsi="Times New Roman" w:cs="Times New Roman"/>
           <w:sz w:val="28"/>
           <w:szCs w:val="28"/>
-          <w:lang w:val="ru-RU" w:eastAsia="zh-CN"/>
-        </w:rPr>
-      </w:pPr>
-      <w:r>
-        <w:rPr>
-          <w:rFonts w:ascii="Times New Roman" w:hAnsi="Times New Roman" w:eastAsia="宋体" w:cs="Times New Roman"/>
+          <w:lang w:val="ru-RU"/>
+        </w:rPr>
+      </w:pPr>
+      <w:r>
+        <w:rPr>
+          <w:rFonts w:ascii="Times New Roman" w:eastAsia="SimSun" w:hAnsi="Times New Roman" w:cs="Times New Roman"/>
           <w:sz w:val="28"/>
           <w:szCs w:val="28"/>
-          <w:lang w:val="ru-RU" w:eastAsia="zh-CN"/>
-        </w:rPr>
-        <w:t xml:space="preserve">Направление подготовки</w:t>
-      </w:r>
-    </w:p>
-    <w:p>
-      <w:pPr>
-        <w:spacing w:before="0" w:after="0" w:line="360" w:lineRule="auto"/>
-        <w:ind w:firstLine="0"/>
+          <w:lang w:val="ru-RU"/>
+        </w:rPr>
+        <w:t>Направление подготовки</w:t>
+      </w:r>
+    </w:p>
+    <w:p>
+      <w:pPr>
+        <w:spacing w:after="0" w:line="360" w:lineRule="auto"/>
         <w:jc w:val="center"/>
         <w:rPr>
-          <w:rFonts w:ascii="Times New Roman" w:hAnsi="Times New Roman" w:eastAsia="宋体" w:cs="Times New Roman"/>
+          <w:rFonts w:ascii="Times New Roman" w:eastAsia="SimSun" w:hAnsi="Times New Roman" w:cs="Times New Roman"/>
           <w:sz w:val="28"/>
           <w:szCs w:val="28"/>
-          <w:lang w:val="ru-RU" w:eastAsia="zh-CN"/>
-        </w:rPr>
-      </w:pPr>
-      <w:r>
-        <w:rPr>
-          <w:rFonts w:ascii="Times New Roman" w:hAnsi="Times New Roman" w:eastAsia="宋体" w:cs="Times New Roman"/>
+          <w:lang w:val="ru-RU"/>
+        </w:rPr>
+      </w:pPr>
+      <w:r>
+        <w:rPr>
+          <w:rFonts w:ascii="Times New Roman" w:eastAsia="SimSun" w:hAnsi="Times New Roman" w:cs="Times New Roman"/>
           <w:sz w:val="28"/>
           <w:szCs w:val="28"/>
-          <w:lang w:val="ru-RU" w:eastAsia="zh-CN"/>
-        </w:rPr>
-        <w:t xml:space="preserve">09.03.01 Информатика и вычислительная техника</w:t>
-      </w:r>
-    </w:p>
-    <w:p>
-      <w:pPr>
-        <w:spacing w:before="0" w:after="0" w:line="360" w:lineRule="auto"/>
-        <w:ind w:firstLine="0"/>
+          <w:lang w:val="ru-RU"/>
+        </w:rPr>
+        <w:t>09.03.01 Информатика и вычислительная техника</w:t>
+      </w:r>
+    </w:p>
+    <w:p>
+      <w:pPr>
+        <w:spacing w:after="0" w:line="360" w:lineRule="auto"/>
         <w:jc w:val="center"/>
         <w:rPr>
-          <w:rFonts w:ascii="Times New Roman" w:hAnsi="Times New Roman" w:eastAsia="宋体" w:cs="Times New Roman"/>
+          <w:rFonts w:ascii="Times New Roman" w:eastAsia="SimSun" w:hAnsi="Times New Roman" w:cs="Times New Roman"/>
           <w:sz w:val="28"/>
           <w:szCs w:val="28"/>
-          <w:lang w:val="ru-RU" w:eastAsia="zh-CN"/>
-        </w:rPr>
-      </w:pPr>
-    </w:p>
-    <w:p>
-      <w:pPr>
-        <w:spacing w:before="0" w:after="0" w:line="360" w:lineRule="auto"/>
-        <w:ind w:firstLine="0"/>
+          <w:lang w:val="ru-RU"/>
+        </w:rPr>
+      </w:pPr>
+    </w:p>
+    <w:p>
+      <w:pPr>
+        <w:spacing w:after="0" w:line="360" w:lineRule="auto"/>
         <w:jc w:val="center"/>
         <w:rPr>
-          <w:rFonts w:ascii="Times New Roman" w:hAnsi="Times New Roman" w:eastAsia="宋体" w:cs="Times New Roman"/>
+          <w:rFonts w:ascii="Times New Roman" w:eastAsia="SimSun" w:hAnsi="Times New Roman" w:cs="Times New Roman"/>
           <w:sz w:val="28"/>
           <w:szCs w:val="28"/>
-          <w:lang w:val="ru-RU" w:eastAsia="zh-CN"/>
-        </w:rPr>
-      </w:pPr>
-    </w:p>
-    <w:p>
-      <w:pPr>
-        <w:spacing w:before="0" w:after="0" w:line="360" w:lineRule="auto"/>
-        <w:ind w:firstLine="0"/>
+          <w:lang w:val="ru-RU"/>
+        </w:rPr>
+      </w:pPr>
+    </w:p>
+    <w:p>
+      <w:pPr>
+        <w:spacing w:after="0" w:line="360" w:lineRule="auto"/>
         <w:jc w:val="center"/>
         <w:rPr>
-          <w:rFonts w:ascii="Times New Roman" w:hAnsi="Times New Roman" w:eastAsia="宋体" w:cs="Times New Roman"/>
+          <w:rFonts w:ascii="Times New Roman" w:eastAsia="SimSun" w:hAnsi="Times New Roman" w:cs="Times New Roman"/>
           <w:sz w:val="28"/>
           <w:szCs w:val="28"/>
-          <w:lang w:val="ru-RU" w:eastAsia="zh-CN"/>
-        </w:rPr>
-      </w:pPr>
-    </w:p>
-    <w:p>
-      <w:pPr>
-        <w:spacing w:before="0" w:after="0" w:line="360" w:lineRule="auto"/>
-        <w:ind w:firstLine="0"/>
+          <w:lang w:val="ru-RU"/>
+        </w:rPr>
+      </w:pPr>
+    </w:p>
+    <w:p>
+      <w:pPr>
+        <w:spacing w:after="0" w:line="360" w:lineRule="auto"/>
         <w:jc w:val="center"/>
         <w:rPr>
-          <w:rFonts w:ascii="Times New Roman" w:hAnsi="Times New Roman" w:eastAsia="宋体" w:cs="Times New Roman"/>
+          <w:rFonts w:ascii="Times New Roman" w:eastAsia="SimSun" w:hAnsi="Times New Roman" w:cs="Times New Roman"/>
           <w:sz w:val="28"/>
           <w:szCs w:val="28"/>
-          <w:lang w:val="ru-RU" w:eastAsia="zh-CN"/>
-        </w:rPr>
-      </w:pPr>
-      <w:r>
-        <w:rPr>
-          <w:rFonts w:ascii="Times New Roman" w:hAnsi="Times New Roman" w:eastAsia="宋体" w:cs="Times New Roman"/>
+          <w:lang w:val="ru-RU"/>
+        </w:rPr>
+      </w:pPr>
+      <w:r>
+        <w:rPr>
+          <w:rFonts w:ascii="Times New Roman" w:eastAsia="SimSun" w:hAnsi="Times New Roman" w:cs="Times New Roman"/>
           <w:sz w:val="28"/>
           <w:szCs w:val="28"/>
-          <w:lang w:val="ru-RU" w:eastAsia="zh-CN"/>
-        </w:rPr>
-        <w:t xml:space="preserve">Учебный проект по дисциплине «Управление проектами»</w:t>
-      </w:r>
-    </w:p>
-    <w:p>
-      <w:pPr>
-        <w:spacing w:before="0" w:after="0" w:line="360" w:lineRule="auto"/>
-        <w:ind w:firstLine="0"/>
+          <w:lang w:val="ru-RU"/>
+        </w:rPr>
+        <w:t>Учебный проект по дисциплине «Управление проектами»</w:t>
+      </w:r>
+    </w:p>
+    <w:p>
+      <w:pPr>
+        <w:spacing w:after="0" w:line="360" w:lineRule="auto"/>
         <w:jc w:val="center"/>
         <w:rPr>
-          <w:rFonts w:ascii="Times New Roman" w:hAnsi="Times New Roman" w:eastAsia="宋体" w:cs="Times New Roman"/>
+          <w:rFonts w:ascii="Times New Roman" w:eastAsia="SimSun" w:hAnsi="Times New Roman" w:cs="Times New Roman"/>
           <w:sz w:val="28"/>
           <w:szCs w:val="28"/>
-          <w:lang w:val="ru-RU" w:eastAsia="zh-CN"/>
-        </w:rPr>
-      </w:pPr>
-    </w:p>
-    <w:p>
-      <w:pPr>
-        <w:spacing w:before="0" w:after="0" w:line="360" w:lineRule="auto"/>
-        <w:ind w:firstLine="0"/>
+          <w:lang w:val="ru-RU"/>
+        </w:rPr>
+      </w:pPr>
+    </w:p>
+    <w:p>
+      <w:pPr>
+        <w:spacing w:after="0" w:line="360" w:lineRule="auto"/>
         <w:jc w:val="center"/>
         <w:rPr>
-          <w:rFonts w:ascii="Times New Roman" w:hAnsi="Times New Roman" w:eastAsia="宋体" w:cs="Times New Roman"/>
+          <w:rFonts w:ascii="Times New Roman" w:eastAsia="SimSun" w:hAnsi="Times New Roman" w:cs="Times New Roman"/>
           <w:b/>
           <w:bCs/>
           <w:sz w:val="32"/>
           <w:szCs w:val="32"/>
-          <w:lang w:val="ru-RU" w:eastAsia="zh-CN"/>
-        </w:rPr>
-      </w:pPr>
-      <w:r>
-        <w:rPr>
-          <w:rFonts w:ascii="Times New Roman" w:hAnsi="Times New Roman" w:eastAsia="宋体" w:cs="Times New Roman"/>
+          <w:lang w:val="ru-RU"/>
+        </w:rPr>
+      </w:pPr>
+      <w:r>
+        <w:rPr>
+          <w:rFonts w:ascii="Times New Roman" w:eastAsia="SimSun" w:hAnsi="Times New Roman" w:cs="Times New Roman"/>
           <w:b/>
           <w:bCs/>
           <w:sz w:val="32"/>
           <w:szCs w:val="32"/>
-          <w:lang w:val="ru-RU" w:eastAsia="zh-CN"/>
-        </w:rPr>
-        <w:t xml:space="preserve">ИНФОРМАЦИОННАЯ СИСТЕМА «ВОЛЬТМАРКЕТ»</w:t>
-      </w:r>
-    </w:p>
-    <w:p>
-      <w:pPr>
-        <w:spacing w:before="0" w:after="0" w:line="360" w:lineRule="auto"/>
-        <w:ind w:firstLine="0"/>
+          <w:lang w:val="ru-RU"/>
+        </w:rPr>
+        <w:t>ИНФОРМАЦИОННАЯ СИСТЕМА «ВОЛЬТМАРКЕТ»</w:t>
+      </w:r>
+    </w:p>
+    <w:p>
+      <w:pPr>
+        <w:spacing w:after="0" w:line="360" w:lineRule="auto"/>
         <w:jc w:val="center"/>
         <w:rPr>
-          <w:rFonts w:ascii="Times New Roman" w:hAnsi="Times New Roman" w:eastAsia="宋体" w:cs="Times New Roman"/>
+          <w:rFonts w:ascii="Times New Roman" w:eastAsia="SimSun" w:hAnsi="Times New Roman" w:cs="Times New Roman"/>
           <w:sz w:val="28"/>
           <w:szCs w:val="28"/>
-          <w:lang w:val="ru-RU" w:eastAsia="zh-CN"/>
-        </w:rPr>
-      </w:pPr>
-      <w:r>
-        <w:rPr>
-          <w:rFonts w:ascii="Times New Roman" w:hAnsi="Times New Roman" w:eastAsia="宋体" w:cs="Times New Roman"/>
+          <w:lang w:val="ru-RU"/>
+        </w:rPr>
+      </w:pPr>
+      <w:r>
+        <w:rPr>
+          <w:rFonts w:ascii="Times New Roman" w:eastAsia="SimSun" w:hAnsi="Times New Roman" w:cs="Times New Roman"/>
           <w:sz w:val="28"/>
           <w:szCs w:val="28"/>
-          <w:lang w:val="ru-RU" w:eastAsia="zh-CN"/>
-        </w:rPr>
-        <w:t xml:space="preserve">Учёт закупок и продаж электроники</w:t>
-      </w:r>
-    </w:p>
-    <w:p>
-      <w:pPr>
-        <w:spacing w:before="0" w:after="0" w:line="360" w:lineRule="auto"/>
-        <w:ind w:firstLine="0"/>
-        <w:jc w:val="center"/>
-        <w:rPr>
-          <w:rFonts w:ascii="Times New Roman" w:hAnsi="Times New Roman" w:eastAsia="宋体" w:cs="Times New Roman"/>
+          <w:lang w:val="ru-RU"/>
+        </w:rPr>
+        <w:t>Учёт закупок и прод</w:t>
+      </w:r>
+      <w:r>
+        <w:rPr>
+          <w:rFonts w:ascii="Times New Roman" w:eastAsia="SimSun" w:hAnsi="Times New Roman" w:cs="Times New Roman"/>
           <w:sz w:val="28"/>
           <w:szCs w:val="28"/>
-          <w:lang w:val="ru-RU" w:eastAsia="zh-CN"/>
-        </w:rPr>
-      </w:pPr>
-    </w:p>
-    <w:p>
-      <w:pPr>
-        <w:spacing w:before="0" w:after="0" w:line="360" w:lineRule="auto"/>
-        <w:ind w:firstLine="0"/>
+          <w:lang w:val="ru-RU"/>
+        </w:rPr>
+        <w:t>аж электроники</w:t>
+      </w:r>
+    </w:p>
+    <w:p>
+      <w:pPr>
+        <w:spacing w:after="0" w:line="360" w:lineRule="auto"/>
         <w:jc w:val="center"/>
         <w:rPr>
-          <w:rFonts w:ascii="Times New Roman" w:hAnsi="Times New Roman" w:eastAsia="宋体" w:cs="Times New Roman"/>
+          <w:rFonts w:ascii="Times New Roman" w:eastAsia="SimSun" w:hAnsi="Times New Roman" w:cs="Times New Roman"/>
+          <w:sz w:val="28"/>
+          <w:szCs w:val="28"/>
+          <w:lang w:val="ru-RU"/>
+        </w:rPr>
+      </w:pPr>
+    </w:p>
+    <w:p>
+      <w:pPr>
+        <w:spacing w:after="0" w:line="360" w:lineRule="auto"/>
+        <w:jc w:val="center"/>
+        <w:rPr>
+          <w:rFonts w:ascii="Times New Roman" w:eastAsia="SimSun" w:hAnsi="Times New Roman" w:cs="Times New Roman"/>
           <w:b/>
           <w:bCs/>
           <w:sz w:val="36"/>
           <w:szCs w:val="36"/>
-          <w:lang w:val="ru-RU" w:eastAsia="zh-CN"/>
-        </w:rPr>
-      </w:pPr>
-      <w:r>
-        <w:rPr>
-          <w:rFonts w:ascii="Times New Roman" w:hAnsi="Times New Roman" w:eastAsia="宋体" w:cs="Times New Roman"/>
+          <w:lang w:val="ru-RU"/>
+        </w:rPr>
+      </w:pPr>
+      <w:r>
+        <w:rPr>
+          <w:rFonts w:ascii="Times New Roman" w:eastAsia="SimSun" w:hAnsi="Times New Roman" w:cs="Times New Roman"/>
           <w:b/>
           <w:bCs/>
           <w:sz w:val="36"/>
           <w:szCs w:val="36"/>
-          <w:lang w:val="ru-RU" w:eastAsia="zh-CN"/>
-        </w:rPr>
-        <w:t xml:space="preserve">РУКОВОДСТВО ПОЛЬЗОВАТЕЛЯ НА КИТАЙСКОМ ЯЗЫКЕ</w:t>
-      </w:r>
-    </w:p>
-    <w:p>
-      <w:pPr>
-        <w:spacing w:before="0" w:after="0" w:line="360" w:lineRule="auto"/>
-        <w:ind w:firstLine="0"/>
+          <w:lang w:val="ru-RU"/>
+        </w:rPr>
+        <w:t>РУКОВОДСТВО ПОЛЬЗОВАТЕЛЯ НА КИТАЙСКОМ ЯЗЫКЕ</w:t>
+      </w:r>
+    </w:p>
+    <w:p>
+      <w:pPr>
+        <w:spacing w:after="0" w:line="360" w:lineRule="auto"/>
         <w:jc w:val="center"/>
         <w:rPr>
-          <w:rFonts w:ascii="Times New Roman" w:hAnsi="Times New Roman" w:eastAsia="Microsoft YaHei" w:cs="Times New Roman"/>
+          <w:rFonts w:ascii="Times New Roman" w:eastAsia="Microsoft YaHei" w:hAnsi="Times New Roman" w:cs="Times New Roman"/>
           <w:b/>
           <w:bCs/>
           <w:sz w:val="32"/>
           <w:szCs w:val="32"/>
-          <w:lang w:val="ru-RU" w:eastAsia="zh-CN"/>
-        </w:rPr>
-      </w:pPr>
-      <w:r>
-        <w:rPr>
-          <w:rFonts w:ascii="Times New Roman" w:hAnsi="Times New Roman" w:eastAsia="Microsoft YaHei" w:cs="Times New Roman"/>
+          <w:lang w:val="ru-RU"/>
+        </w:rPr>
+      </w:pPr>
+      <w:r>
+        <w:rPr>
+          <w:rFonts w:ascii="Times New Roman" w:eastAsia="Microsoft YaHei" w:hAnsi="Times New Roman" w:cs="Times New Roman"/>
           <w:b/>
           <w:bCs/>
           <w:sz w:val="32"/>
           <w:szCs w:val="32"/>
-          <w:lang w:val="ru-RU" w:eastAsia="zh-CN"/>
-        </w:rPr>
-        <w:t xml:space="preserve">伏特商城 VoltMarket 用户快速指南</w:t>
-      </w:r>
-    </w:p>
-    <w:p>
-      <w:pPr>
-        <w:spacing w:before="0" w:after="0" w:line="360" w:lineRule="auto"/>
-        <w:ind w:firstLine="0"/>
+          <w:lang w:val="ru-RU"/>
+        </w:rPr>
+        <w:t>伏特商城</w:t>
+      </w:r>
+      <w:r>
+        <w:rPr>
+          <w:rFonts w:ascii="Times New Roman" w:eastAsia="Microsoft YaHei" w:hAnsi="Times New Roman" w:cs="Times New Roman"/>
+          <w:b/>
+          <w:bCs/>
+          <w:sz w:val="32"/>
+          <w:szCs w:val="32"/>
+          <w:lang w:val="ru-RU"/>
+        </w:rPr>
+        <w:t xml:space="preserve"> VoltMarket </w:t>
+      </w:r>
+      <w:r>
+        <w:rPr>
+          <w:rFonts w:ascii="Times New Roman" w:eastAsia="Microsoft YaHei" w:hAnsi="Times New Roman" w:cs="Times New Roman"/>
+          <w:b/>
+          <w:bCs/>
+          <w:sz w:val="32"/>
+          <w:szCs w:val="32"/>
+          <w:lang w:val="ru-RU"/>
+        </w:rPr>
+        <w:t>用户快速指南</w:t>
+      </w:r>
+    </w:p>
+    <w:p>
+      <w:pPr>
+        <w:spacing w:after="0" w:line="360" w:lineRule="auto"/>
         <w:jc w:val="center"/>
         <w:rPr>
-          <w:rFonts w:ascii="Times New Roman" w:hAnsi="Times New Roman" w:eastAsia="宋体" w:cs="Times New Roman"/>
+          <w:rFonts w:ascii="Times New Roman" w:eastAsia="SimSun" w:hAnsi="Times New Roman" w:cs="Times New Roman"/>
           <w:sz w:val="28"/>
           <w:szCs w:val="28"/>
-          <w:lang w:val="ru-RU" w:eastAsia="zh-CN"/>
-        </w:rPr>
-      </w:pPr>
-    </w:p>
-    <w:p>
-      <w:pPr>
-        <w:spacing w:before="0" w:after="0" w:line="360" w:lineRule="auto"/>
-        <w:ind w:firstLine="0"/>
+          <w:lang w:val="ru-RU"/>
+        </w:rPr>
+      </w:pPr>
+    </w:p>
+    <w:p>
+      <w:pPr>
+        <w:spacing w:after="0" w:line="360" w:lineRule="auto"/>
         <w:jc w:val="center"/>
         <w:rPr>
-          <w:rFonts w:ascii="Times New Roman" w:hAnsi="Times New Roman" w:eastAsia="宋体" w:cs="Times New Roman"/>
+          <w:rFonts w:ascii="Times New Roman" w:eastAsia="SimSun" w:hAnsi="Times New Roman" w:cs="Times New Roman"/>
           <w:sz w:val="28"/>
           <w:szCs w:val="28"/>
-          <w:lang w:val="ru-RU" w:eastAsia="zh-CN"/>
-        </w:rPr>
-      </w:pPr>
-    </w:p>
-    <w:p>
-      <w:pPr>
-        <w:spacing w:before="0" w:after="0" w:line="360" w:lineRule="auto"/>
-        <w:ind w:firstLine="0"/>
+          <w:lang w:val="ru-RU"/>
+        </w:rPr>
+      </w:pPr>
+    </w:p>
+    <w:p>
+      <w:pPr>
+        <w:spacing w:after="0" w:line="360" w:lineRule="auto"/>
         <w:jc w:val="center"/>
         <w:rPr>
-          <w:rFonts w:ascii="Times New Roman" w:hAnsi="Times New Roman" w:eastAsia="宋体" w:cs="Times New Roman"/>
+          <w:rFonts w:ascii="Times New Roman" w:eastAsia="SimSun" w:hAnsi="Times New Roman" w:cs="Times New Roman"/>
           <w:sz w:val="28"/>
           <w:szCs w:val="28"/>
-          <w:lang w:val="ru-RU" w:eastAsia="zh-CN"/>
-        </w:rPr>
-      </w:pPr>
-      <w:r>
-        <w:rPr>
-          <w:rFonts w:ascii="Times New Roman" w:hAnsi="Times New Roman" w:eastAsia="宋体" w:cs="Times New Roman"/>
+          <w:lang w:val="ru-RU"/>
+        </w:rPr>
+      </w:pPr>
+      <w:r>
+        <w:rPr>
+          <w:rFonts w:ascii="Times New Roman" w:eastAsia="SimSun" w:hAnsi="Times New Roman" w:cs="Times New Roman"/>
           <w:sz w:val="28"/>
           <w:szCs w:val="28"/>
-          <w:lang w:val="ru-RU" w:eastAsia="zh-CN"/>
-        </w:rPr>
-        <w:t xml:space="preserve">Санкт-Петербург</w:t>
-      </w:r>
-    </w:p>
-    <w:p>
-      <w:pPr>
-        <w:spacing w:before="0" w:after="0" w:line="360" w:lineRule="auto"/>
-        <w:ind w:firstLine="0"/>
+          <w:lang w:val="ru-RU"/>
+        </w:rPr>
+        <w:t>Санкт-Петербург</w:t>
+      </w:r>
+    </w:p>
+    <w:p>
+      <w:pPr>
+        <w:spacing w:after="0" w:line="360" w:lineRule="auto"/>
         <w:jc w:val="center"/>
         <w:rPr>
-          <w:rFonts w:ascii="Times New Roman" w:hAnsi="Times New Roman" w:eastAsia="宋体" w:cs="Times New Roman"/>
+          <w:rFonts w:ascii="Times New Roman" w:eastAsia="SimSun" w:hAnsi="Times New Roman" w:cs="Times New Roman"/>
           <w:sz w:val="28"/>
           <w:szCs w:val="28"/>
-          <w:lang w:val="ru-RU" w:eastAsia="zh-CN"/>
-        </w:rPr>
-      </w:pPr>
-      <w:r>
-        <w:rPr>
-          <w:rFonts w:ascii="Times New Roman" w:hAnsi="Times New Roman" w:eastAsia="宋体" w:cs="Times New Roman"/>
+          <w:lang w:val="ru-RU"/>
+        </w:rPr>
+      </w:pPr>
+      <w:r>
+        <w:rPr>
+          <w:rFonts w:ascii="Times New Roman" w:eastAsia="SimSun" w:hAnsi="Times New Roman" w:cs="Times New Roman"/>
           <w:sz w:val="28"/>
           <w:szCs w:val="28"/>
-          <w:lang w:val="ru-RU" w:eastAsia="zh-CN"/>
-        </w:rPr>
-        <w:t xml:space="preserve">2026</w:t>
-      </w:r>
-    </w:p>
-    <w:p>
-      <w:pPr>
+          <w:lang w:val="ru-RU"/>
+        </w:rPr>
+        <w:t>2026</w:t>
+      </w:r>
+    </w:p>
+    <w:p>
+      <w:pPr>
+        <w:pStyle w:val="1"/>
         <w:pageBreakBefore/>
-        <w:pStyle w:val="1"/>
-        <w:rPr>
-          <w:rFonts w:ascii="宋体" w:eastAsia="宋体" w:hAnsi="宋体"/>
+        <w:rPr>
+          <w:rFonts w:ascii="SimSun" w:eastAsia="SimSun" w:hAnsi="SimSun"/>
           <w:sz w:val="32"/>
           <w:szCs w:val="32"/>
         </w:rPr>
       </w:pPr>
       <w:r>
         <w:rPr>
-          <w:rFonts w:ascii="宋体" w:eastAsia="宋体" w:hAnsi="宋体" w:hint="eastAsia"/>
+          <w:rFonts w:ascii="SimSun" w:eastAsia="SimSun" w:hAnsi="SimSun" w:hint="eastAsia"/>
           <w:sz w:val="32"/>
           <w:szCs w:val="32"/>
         </w:rPr>
@@ -415,7 +426,7 @@
       </w:r>
       <w:r>
         <w:rPr>
-          <w:rFonts w:ascii="宋体" w:eastAsia="宋体" w:hAnsi="宋体"/>
+          <w:rFonts w:ascii="SimSun" w:eastAsia="SimSun" w:hAnsi="SimSun"/>
           <w:sz w:val="32"/>
           <w:szCs w:val="32"/>
         </w:rPr>
@@ -428,19 +439,11 @@
           <w:sz w:val="24"/>
         </w:rPr>
       </w:pPr>
-      <w:proofErr w:type="spellStart"/>
-      <w:r>
-        <w:rPr>
-          <w:sz w:val="24"/>
-        </w:rPr>
-        <w:t>VoltMarket</w:t>
-      </w:r>
-      <w:proofErr w:type="spellEnd"/>
-      <w:r>
-        <w:rPr>
-          <w:sz w:val="24"/>
-        </w:rPr>
-        <w:t>（伏特商城）是用于电子产品商店采购、销售与库存管理的业务系统。</w:t>
+      <w:r>
+        <w:rPr>
+          <w:sz w:val="24"/>
+        </w:rPr>
+        <w:t>VoltMarket（伏特商城）是用于电子产品商店采购、销售与库存管理的业务系统。</w:t>
       </w:r>
     </w:p>
     <w:p>
@@ -459,16 +462,14 @@
     <w:p>
       <w:pPr>
         <w:keepNext/>
-        <w:rPr>
-          <w:rFonts w:hint="eastAsia"/>
-        </w:rPr>
-      </w:pPr>
-      <w:r>
-        <w:rPr>
+      </w:pPr>
+      <w:r>
+        <w:rPr>
+          <w:noProof/>
           <w:sz w:val="24"/>
         </w:rPr>
         <w:drawing>
-          <wp:inline distT="0" distB="0" distL="0" distR="0" wp14:anchorId="50DCA0AB" wp14:editId="6E5317F8">
+          <wp:inline distT="0" distB="0" distL="0" distR="0" wp14:anchorId="33FB950A" wp14:editId="55917766">
             <wp:extent cx="5760000" cy="482400"/>
             <wp:effectExtent l="0" t="0" r="0" b="0"/>
             <wp:docPr id="662445592" name="图片 1"/>
@@ -506,10 +507,9 @@
     </w:p>
     <w:p>
       <w:pPr>
-        <w:pStyle w:val="af0"/>
+        <w:pStyle w:val="af"/>
         <w:ind w:firstLineChars="1700" w:firstLine="3400"/>
         <w:rPr>
-          <w:rFonts w:hint="eastAsia"/>
           <w:sz w:val="24"/>
           <w:szCs w:val="24"/>
         </w:rPr>
@@ -537,14 +537,14 @@
       <w:pPr>
         <w:pStyle w:val="1"/>
         <w:rPr>
-          <w:rFonts w:ascii="宋体" w:eastAsia="宋体" w:hAnsi="宋体"/>
+          <w:rFonts w:ascii="SimSun" w:eastAsia="SimSun" w:hAnsi="SimSun"/>
           <w:sz w:val="32"/>
           <w:szCs w:val="32"/>
         </w:rPr>
       </w:pPr>
       <w:r>
         <w:rPr>
-          <w:rFonts w:ascii="宋体" w:eastAsia="宋体" w:hAnsi="宋体"/>
+          <w:rFonts w:ascii="SimSun" w:eastAsia="SimSun" w:hAnsi="SimSun"/>
           <w:sz w:val="32"/>
           <w:szCs w:val="32"/>
         </w:rPr>
@@ -554,43 +554,27 @@
     <w:p>
       <w:pPr>
         <w:rPr>
-          <w:rFonts w:ascii="Times New Roman" w:eastAsia="宋体" w:hAnsi="Times New Roman" w:cs="Times New Roman"/>
-          <w:sz w:val="24"/>
-        </w:rPr>
-      </w:pPr>
-      <w:r>
-        <w:rPr>
-          <w:rFonts w:ascii="Times New Roman" w:eastAsia="宋体" w:hAnsi="Times New Roman" w:cs="Times New Roman"/>
+          <w:rFonts w:ascii="Times New Roman" w:eastAsia="SimSun" w:hAnsi="Times New Roman" w:cs="Times New Roman"/>
+          <w:sz w:val="24"/>
+        </w:rPr>
+      </w:pPr>
+      <w:r>
+        <w:rPr>
+          <w:rFonts w:ascii="Times New Roman" w:eastAsia="SimSun" w:hAnsi="Times New Roman" w:cs="Times New Roman"/>
           <w:sz w:val="24"/>
         </w:rPr>
         <w:t>目的：加载数据库并登录</w:t>
       </w:r>
       <w:r>
         <w:rPr>
-          <w:rFonts w:ascii="Times New Roman" w:eastAsia="宋体" w:hAnsi="Times New Roman" w:cs="Times New Roman"/>
-          <w:sz w:val="24"/>
-        </w:rPr>
-        <w:t xml:space="preserve"> </w:t>
-      </w:r>
-      <w:proofErr w:type="spellStart"/>
-      <w:r>
-        <w:rPr>
-          <w:rFonts w:ascii="Times New Roman" w:eastAsia="宋体" w:hAnsi="Times New Roman" w:cs="Times New Roman"/>
-          <w:sz w:val="24"/>
-        </w:rPr>
-        <w:t>VoltMarket</w:t>
-      </w:r>
-      <w:proofErr w:type="spellEnd"/>
-      <w:r>
-        <w:rPr>
-          <w:rFonts w:ascii="Times New Roman" w:eastAsia="宋体" w:hAnsi="Times New Roman" w:cs="Times New Roman"/>
-          <w:sz w:val="24"/>
-        </w:rPr>
-        <w:t xml:space="preserve"> </w:t>
-      </w:r>
-      <w:r>
-        <w:rPr>
-          <w:rFonts w:ascii="Times New Roman" w:eastAsia="宋体" w:hAnsi="Times New Roman" w:cs="Times New Roman"/>
+          <w:rFonts w:ascii="Times New Roman" w:eastAsia="SimSun" w:hAnsi="Times New Roman" w:cs="Times New Roman"/>
+          <w:sz w:val="24"/>
+        </w:rPr>
+        <w:t xml:space="preserve"> VoltMarket </w:t>
+      </w:r>
+      <w:r>
+        <w:rPr>
+          <w:rFonts w:ascii="Times New Roman" w:eastAsia="SimSun" w:hAnsi="Times New Roman" w:cs="Times New Roman"/>
           <w:sz w:val="24"/>
         </w:rPr>
         <w:t>系统。</w:t>
@@ -599,13 +583,13 @@
     <w:p>
       <w:pPr>
         <w:rPr>
-          <w:rFonts w:ascii="Times New Roman" w:eastAsia="宋体" w:hAnsi="Times New Roman" w:cs="Times New Roman"/>
-          <w:sz w:val="24"/>
-        </w:rPr>
-      </w:pPr>
-      <w:r>
-        <w:rPr>
-          <w:rFonts w:ascii="Times New Roman" w:eastAsia="宋体" w:hAnsi="Times New Roman" w:cs="Times New Roman"/>
+          <w:rFonts w:ascii="Times New Roman" w:eastAsia="SimSun" w:hAnsi="Times New Roman" w:cs="Times New Roman"/>
+          <w:sz w:val="24"/>
+        </w:rPr>
+      </w:pPr>
+      <w:r>
+        <w:rPr>
+          <w:rFonts w:ascii="Times New Roman" w:eastAsia="SimSun" w:hAnsi="Times New Roman" w:cs="Times New Roman"/>
           <w:sz w:val="24"/>
         </w:rPr>
         <w:t>操作步骤：</w:t>
@@ -614,43 +598,27 @@
     <w:p>
       <w:pPr>
         <w:rPr>
-          <w:rFonts w:ascii="Times New Roman" w:eastAsia="宋体" w:hAnsi="Times New Roman" w:cs="Times New Roman"/>
-          <w:sz w:val="24"/>
-        </w:rPr>
-      </w:pPr>
-      <w:r>
-        <w:rPr>
-          <w:rFonts w:ascii="Times New Roman" w:eastAsia="宋体" w:hAnsi="Times New Roman" w:cs="Times New Roman"/>
+          <w:rFonts w:ascii="Times New Roman" w:eastAsia="SimSun" w:hAnsi="Times New Roman" w:cs="Times New Roman"/>
+          <w:sz w:val="24"/>
+        </w:rPr>
+      </w:pPr>
+      <w:r>
+        <w:rPr>
+          <w:rFonts w:ascii="Times New Roman" w:eastAsia="SimSun" w:hAnsi="Times New Roman" w:cs="Times New Roman"/>
           <w:sz w:val="24"/>
         </w:rPr>
         <w:t>启动</w:t>
       </w:r>
       <w:r>
         <w:rPr>
-          <w:rFonts w:ascii="Times New Roman" w:eastAsia="宋体" w:hAnsi="Times New Roman" w:cs="Times New Roman"/>
-          <w:sz w:val="24"/>
-        </w:rPr>
-        <w:t xml:space="preserve"> 1</w:t>
-      </w:r>
-      <w:proofErr w:type="gramStart"/>
-      <w:r>
-        <w:rPr>
-          <w:rFonts w:ascii="Times New Roman" w:eastAsia="宋体" w:hAnsi="Times New Roman" w:cs="Times New Roman"/>
-          <w:sz w:val="24"/>
-        </w:rPr>
-        <w:t>С:</w:t>
-      </w:r>
-      <w:proofErr w:type="gramEnd"/>
-      <w:r>
-        <w:rPr>
-          <w:rFonts w:ascii="Times New Roman" w:eastAsia="宋体" w:hAnsi="Times New Roman" w:cs="Times New Roman"/>
-          <w:sz w:val="24"/>
-        </w:rPr>
-        <w:t>Предприятие</w:t>
-      </w:r>
-      <w:r>
-        <w:rPr>
-          <w:rFonts w:ascii="Times New Roman" w:eastAsia="宋体" w:hAnsi="Times New Roman" w:cs="Times New Roman"/>
+          <w:rFonts w:ascii="Times New Roman" w:eastAsia="SimSun" w:hAnsi="Times New Roman" w:cs="Times New Roman"/>
+          <w:sz w:val="24"/>
+        </w:rPr>
+        <w:t xml:space="preserve"> 1С:Предприятие</w:t>
+      </w:r>
+      <w:r>
+        <w:rPr>
+          <w:rFonts w:ascii="Times New Roman" w:eastAsia="SimSun" w:hAnsi="Times New Roman" w:cs="Times New Roman"/>
           <w:sz w:val="24"/>
         </w:rPr>
         <w:t>，新建空白信息库。</w:t>
@@ -659,43 +627,41 @@
     <w:p>
       <w:pPr>
         <w:rPr>
-          <w:rFonts w:ascii="Times New Roman" w:eastAsia="宋体" w:hAnsi="Times New Roman" w:cs="Times New Roman"/>
-          <w:sz w:val="24"/>
-        </w:rPr>
-      </w:pPr>
-      <w:r>
-        <w:rPr>
-          <w:rFonts w:ascii="Times New Roman" w:eastAsia="宋体" w:hAnsi="Times New Roman" w:cs="Times New Roman"/>
+          <w:rFonts w:ascii="Times New Roman" w:eastAsia="SimSun" w:hAnsi="Times New Roman" w:cs="Times New Roman"/>
+          <w:sz w:val="24"/>
+        </w:rPr>
+      </w:pPr>
+      <w:r>
+        <w:rPr>
+          <w:rFonts w:ascii="Times New Roman" w:eastAsia="SimSun" w:hAnsi="Times New Roman" w:cs="Times New Roman"/>
           <w:sz w:val="24"/>
         </w:rPr>
         <w:t>进入配置器，选择【管理】</w:t>
       </w:r>
       <w:r>
         <w:rPr>
-          <w:rFonts w:ascii="Times New Roman" w:eastAsia="宋体" w:hAnsi="Times New Roman" w:cs="Times New Roman"/>
+          <w:rFonts w:ascii="Times New Roman" w:eastAsia="SimSun" w:hAnsi="Times New Roman" w:cs="Times New Roman"/>
           <w:sz w:val="24"/>
         </w:rPr>
         <w:t>→</w:t>
       </w:r>
       <w:r>
         <w:rPr>
-          <w:rFonts w:ascii="Times New Roman" w:eastAsia="宋体" w:hAnsi="Times New Roman" w:cs="Times New Roman"/>
+          <w:rFonts w:ascii="Times New Roman" w:eastAsia="SimSun" w:hAnsi="Times New Roman" w:cs="Times New Roman"/>
           <w:sz w:val="24"/>
         </w:rPr>
         <w:t>【装入数据库】，导入备份文件</w:t>
       </w:r>
-      <w:proofErr w:type="spellStart"/>
-      <w:r>
-        <w:rPr>
-          <w:rFonts w:ascii="Times New Roman" w:eastAsia="宋体" w:hAnsi="Times New Roman" w:cs="Times New Roman"/>
+      <w:r>
+        <w:rPr>
+          <w:rFonts w:ascii="Times New Roman" w:eastAsia="SimSun" w:hAnsi="Times New Roman" w:cs="Times New Roman"/>
           <w:sz w:val="24"/>
         </w:rPr>
         <w:t>VoltMarket.dt</w:t>
       </w:r>
-      <w:proofErr w:type="spellEnd"/>
-      <w:r>
-        <w:rPr>
-          <w:rFonts w:ascii="Times New Roman" w:eastAsia="宋体" w:hAnsi="Times New Roman" w:cs="Times New Roman"/>
+      <w:r>
+        <w:rPr>
+          <w:rFonts w:ascii="Times New Roman" w:eastAsia="SimSun" w:hAnsi="Times New Roman" w:cs="Times New Roman"/>
           <w:sz w:val="24"/>
         </w:rPr>
         <w:t>。</w:t>
@@ -704,64 +670,55 @@
     <w:p>
       <w:pPr>
         <w:rPr>
-          <w:rFonts w:ascii="Times New Roman" w:eastAsia="宋体" w:hAnsi="Times New Roman" w:cs="Times New Roman"/>
-          <w:sz w:val="24"/>
-        </w:rPr>
-      </w:pPr>
-      <w:r>
-        <w:rPr>
-          <w:rFonts w:ascii="Times New Roman" w:eastAsia="宋体" w:hAnsi="Times New Roman" w:cs="Times New Roman"/>
+          <w:rFonts w:ascii="Times New Roman" w:eastAsia="SimSun" w:hAnsi="Times New Roman" w:cs="Times New Roman"/>
+          <w:sz w:val="24"/>
+        </w:rPr>
+      </w:pPr>
+      <w:r>
+        <w:rPr>
+          <w:rFonts w:ascii="Times New Roman" w:eastAsia="SimSun" w:hAnsi="Times New Roman" w:cs="Times New Roman"/>
           <w:sz w:val="24"/>
         </w:rPr>
         <w:t>数据库加载完成后，启动</w:t>
       </w:r>
       <w:r>
         <w:rPr>
-          <w:rFonts w:ascii="Times New Roman" w:eastAsia="宋体" w:hAnsi="Times New Roman" w:cs="Times New Roman"/>
+          <w:rFonts w:ascii="Times New Roman" w:eastAsia="SimSun" w:hAnsi="Times New Roman" w:cs="Times New Roman"/>
           <w:sz w:val="24"/>
         </w:rPr>
         <w:t xml:space="preserve"> 1С:Enterprise</w:t>
       </w:r>
       <w:r>
         <w:rPr>
-          <w:rFonts w:ascii="Times New Roman" w:eastAsia="宋体" w:hAnsi="Times New Roman" w:cs="Times New Roman"/>
+          <w:rFonts w:ascii="Times New Roman" w:eastAsia="SimSun" w:hAnsi="Times New Roman" w:cs="Times New Roman"/>
           <w:sz w:val="24"/>
         </w:rPr>
         <w:t>。选择用户中文界面用户</w:t>
       </w:r>
       <w:r>
         <w:rPr>
-          <w:rFonts w:ascii="Times New Roman" w:eastAsia="宋体" w:hAnsi="Times New Roman" w:cs="Times New Roman"/>
-          <w:sz w:val="24"/>
-        </w:rPr>
-        <w:t xml:space="preserve"> </w:t>
-      </w:r>
-      <w:proofErr w:type="gramStart"/>
-      <w:r>
-        <w:rPr>
-          <w:rFonts w:ascii="Times New Roman" w:eastAsia="宋体" w:hAnsi="Times New Roman" w:cs="Times New Roman"/>
-          <w:sz w:val="24"/>
-        </w:rPr>
-        <w:t>(</w:t>
-      </w:r>
-      <w:r>
-        <w:rPr>
-          <w:rFonts w:ascii="Times New Roman" w:eastAsia="宋体" w:hAnsi="Times New Roman" w:cs="Times New Roman"/>
+          <w:rFonts w:ascii="Times New Roman" w:eastAsia="SimSun" w:hAnsi="Times New Roman" w:cs="Times New Roman"/>
+          <w:sz w:val="24"/>
+        </w:rPr>
+        <w:t xml:space="preserve"> (</w:t>
+      </w:r>
+      <w:r>
+        <w:rPr>
+          <w:rFonts w:ascii="Times New Roman" w:eastAsia="SimSun" w:hAnsi="Times New Roman" w:cs="Times New Roman"/>
           <w:sz w:val="24"/>
         </w:rPr>
         <w:t>完全权限</w:t>
       </w:r>
       <w:r>
         <w:rPr>
-          <w:rFonts w:ascii="Times New Roman" w:eastAsia="宋体" w:hAnsi="Times New Roman" w:cs="Times New Roman"/>
+          <w:rFonts w:ascii="Times New Roman" w:eastAsia="SimSun" w:hAnsi="Times New Roman" w:cs="Times New Roman"/>
           <w:sz w:val="24"/>
         </w:rPr>
         <w:t>)</w:t>
       </w:r>
-      <w:proofErr w:type="gramEnd"/>
-      <w:r>
-        <w:rPr>
-          <w:rFonts w:ascii="Times New Roman" w:eastAsia="宋体" w:hAnsi="Times New Roman" w:cs="Times New Roman"/>
+      <w:r>
+        <w:rPr>
+          <w:rFonts w:ascii="Times New Roman" w:eastAsia="SimSun" w:hAnsi="Times New Roman" w:cs="Times New Roman"/>
           <w:sz w:val="24"/>
         </w:rPr>
         <w:t>，密码留空，完成登录。</w:t>
@@ -770,13 +727,13 @@
     <w:p>
       <w:pPr>
         <w:rPr>
-          <w:rFonts w:ascii="Times New Roman" w:eastAsia="宋体" w:hAnsi="Times New Roman" w:cs="Times New Roman"/>
-          <w:sz w:val="24"/>
-        </w:rPr>
-      </w:pPr>
-      <w:r>
-        <w:rPr>
-          <w:rFonts w:ascii="Times New Roman" w:eastAsia="宋体" w:hAnsi="Times New Roman" w:cs="Times New Roman"/>
+          <w:rFonts w:ascii="Times New Roman" w:eastAsia="SimSun" w:hAnsi="Times New Roman" w:cs="Times New Roman"/>
+          <w:sz w:val="24"/>
+        </w:rPr>
+      </w:pPr>
+      <w:r>
+        <w:rPr>
+          <w:rFonts w:ascii="Times New Roman" w:eastAsia="SimSun" w:hAnsi="Times New Roman" w:cs="Times New Roman"/>
           <w:sz w:val="24"/>
         </w:rPr>
         <w:t>结果：成功进入系统工作台主界面。</w:t>
@@ -785,17 +742,16 @@
     <w:p>
       <w:pPr>
         <w:keepNext/>
-        <w:rPr>
-          <w:rFonts w:hint="eastAsia"/>
-        </w:rPr>
-      </w:pPr>
-      <w:r>
-        <w:rPr>
-          <w:rFonts w:ascii="Times New Roman" w:eastAsia="宋体" w:hAnsi="Times New Roman" w:cs="Times New Roman"/>
-          <w:sz w:val="24"/>
-        </w:rPr>
+      </w:pPr>
+      <w:r>
+        <w:rPr>
+          <w:rFonts w:ascii="Times New Roman" w:eastAsia="SimSun" w:hAnsi="Times New Roman" w:cs="Times New Roman"/>
+          <w:noProof/>
+          <w:sz w:val="24"/>
+        </w:rPr>
+        <w:lastRenderedPageBreak/>
         <w:drawing>
-          <wp:inline distT="0" distB="0" distL="0" distR="0" wp14:anchorId="4FD2EB51" wp14:editId="698C8E7F">
+          <wp:inline distT="0" distB="0" distL="0" distR="0" wp14:anchorId="489E6AEE" wp14:editId="0079155D">
             <wp:extent cx="5759450" cy="3681412"/>
             <wp:effectExtent l="0" t="0" r="0" b="0"/>
             <wp:docPr id="950050664" name="图片 1"/>
@@ -833,10 +789,10 @@
     </w:p>
     <w:p>
       <w:pPr>
-        <w:pStyle w:val="af0"/>
+        <w:pStyle w:val="af"/>
         <w:ind w:firstLineChars="1700" w:firstLine="3400"/>
         <w:rPr>
-          <w:rFonts w:ascii="Times New Roman" w:eastAsia="宋体" w:hAnsi="Times New Roman" w:cs="Times New Roman" w:hint="eastAsia"/>
+          <w:rFonts w:ascii="Times New Roman" w:eastAsia="SimSun" w:hAnsi="Times New Roman" w:cs="Times New Roman"/>
           <w:sz w:val="24"/>
           <w:szCs w:val="24"/>
         </w:rPr>
@@ -855,14 +811,14 @@
       <w:pPr>
         <w:pStyle w:val="1"/>
         <w:rPr>
-          <w:rFonts w:ascii="宋体" w:eastAsia="宋体" w:hAnsi="宋体"/>
+          <w:rFonts w:ascii="SimSun" w:eastAsia="SimSun" w:hAnsi="SimSun"/>
           <w:sz w:val="32"/>
           <w:szCs w:val="32"/>
         </w:rPr>
       </w:pPr>
       <w:r>
         <w:rPr>
-          <w:rFonts w:ascii="宋体" w:eastAsia="宋体" w:hAnsi="宋体"/>
+          <w:rFonts w:ascii="SimSun" w:eastAsia="SimSun" w:hAnsi="SimSun"/>
           <w:sz w:val="32"/>
           <w:szCs w:val="32"/>
         </w:rPr>
@@ -872,13 +828,13 @@
     <w:p>
       <w:pPr>
         <w:rPr>
-          <w:rFonts w:ascii="宋体" w:eastAsia="宋体" w:hAnsi="宋体"/>
-          <w:sz w:val="24"/>
-        </w:rPr>
-      </w:pPr>
-      <w:r>
-        <w:rPr>
-          <w:rFonts w:ascii="宋体" w:eastAsia="宋体" w:hAnsi="宋体"/>
+          <w:rFonts w:ascii="SimSun" w:eastAsia="SimSun" w:hAnsi="SimSun"/>
+          <w:sz w:val="24"/>
+        </w:rPr>
+      </w:pPr>
+      <w:r>
+        <w:rPr>
+          <w:rFonts w:ascii="SimSun" w:eastAsia="SimSun" w:hAnsi="SimSun"/>
           <w:sz w:val="24"/>
         </w:rPr>
         <w:t>目的：熟悉系统主界面各功能区域。</w:t>
@@ -887,13 +843,13 @@
     <w:p>
       <w:pPr>
         <w:rPr>
-          <w:rFonts w:ascii="宋体" w:eastAsia="宋体" w:hAnsi="宋体"/>
-          <w:sz w:val="24"/>
-        </w:rPr>
-      </w:pPr>
-      <w:r>
-        <w:rPr>
-          <w:rFonts w:ascii="宋体" w:eastAsia="宋体" w:hAnsi="宋体"/>
+          <w:rFonts w:ascii="SimSun" w:eastAsia="SimSun" w:hAnsi="SimSun"/>
+          <w:sz w:val="24"/>
+        </w:rPr>
+      </w:pPr>
+      <w:r>
+        <w:rPr>
+          <w:rFonts w:ascii="SimSun" w:eastAsia="SimSun" w:hAnsi="SimSun"/>
           <w:sz w:val="24"/>
         </w:rPr>
         <w:t>操作步骤：</w:t>
@@ -906,13 +862,13 @@
           <w:numId w:val="2"/>
         </w:numPr>
         <w:rPr>
-          <w:rFonts w:ascii="宋体" w:eastAsia="宋体" w:hAnsi="宋体"/>
-          <w:sz w:val="24"/>
-        </w:rPr>
-      </w:pPr>
-      <w:r>
-        <w:rPr>
-          <w:rFonts w:ascii="宋体" w:eastAsia="宋体" w:hAnsi="宋体"/>
+          <w:rFonts w:ascii="SimSun" w:eastAsia="SimSun" w:hAnsi="SimSun"/>
+          <w:sz w:val="24"/>
+        </w:rPr>
+      </w:pPr>
+      <w:r>
+        <w:rPr>
+          <w:rFonts w:ascii="SimSun" w:eastAsia="SimSun" w:hAnsi="SimSun"/>
           <w:sz w:val="24"/>
         </w:rPr>
         <w:t>登录后默认打开工作台页面。</w:t>
@@ -925,16 +881,16 @@
           <w:numId w:val="2"/>
         </w:numPr>
         <w:rPr>
-          <w:rFonts w:ascii="宋体" w:eastAsia="宋体" w:hAnsi="宋体"/>
-          <w:sz w:val="24"/>
-        </w:rPr>
-      </w:pPr>
-      <w:r>
-        <w:rPr>
-          <w:rFonts w:ascii="宋体" w:eastAsia="宋体" w:hAnsi="宋体"/>
-          <w:sz w:val="24"/>
-        </w:rPr>
-        <w:t>页面顶部为栏目面板，包含主页、采购、销售、分析、基础资料，点击栏目可切换对应业务模块。</w:t>
+          <w:rFonts w:ascii="SimSun" w:eastAsia="SimSun" w:hAnsi="SimSun"/>
+          <w:sz w:val="24"/>
+        </w:rPr>
+      </w:pPr>
+      <w:r>
+        <w:rPr>
+          <w:rFonts w:ascii="SimSun" w:eastAsia="SimSun" w:hAnsi="SimSun"/>
+          <w:sz w:val="24"/>
+        </w:rPr>
+        <w:t>页面顶部为栏目面板，包含主页、采购、销售、预订、分析、基础资料，点击栏目可切换对应业务模块。</w:t>
       </w:r>
     </w:p>
     <w:p>
@@ -944,28 +900,28 @@
           <w:numId w:val="2"/>
         </w:numPr>
         <w:rPr>
-          <w:rFonts w:ascii="宋体" w:eastAsia="宋体" w:hAnsi="宋体"/>
-          <w:sz w:val="24"/>
-        </w:rPr>
-      </w:pPr>
-      <w:r>
-        <w:rPr>
-          <w:rFonts w:ascii="宋体" w:eastAsia="宋体" w:hAnsi="宋体"/>
-          <w:sz w:val="24"/>
-        </w:rPr>
-        <w:t>工作台包含顶部横幅、欢迎问候文本、快捷操作按钮、业务指标卡片、库存即将用完商品预警列表。</w:t>
-      </w:r>
-    </w:p>
-    <w:p>
-      <w:pPr>
-        <w:rPr>
-          <w:rFonts w:ascii="宋体" w:eastAsia="宋体" w:hAnsi="宋体"/>
-          <w:sz w:val="24"/>
-        </w:rPr>
-      </w:pPr>
-      <w:r>
-        <w:rPr>
-          <w:rFonts w:ascii="宋体" w:eastAsia="宋体" w:hAnsi="宋体"/>
+          <w:rFonts w:ascii="SimSun" w:eastAsia="SimSun" w:hAnsi="SimSun"/>
+          <w:sz w:val="24"/>
+        </w:rPr>
+      </w:pPr>
+      <w:r>
+        <w:rPr>
+          <w:rFonts w:ascii="SimSun" w:eastAsia="SimSun" w:hAnsi="SimSun"/>
+          <w:sz w:val="24"/>
+        </w:rPr>
+        <w:t>工作台包含顶部横幅、欢迎问候文本、【新建】与【打开】快捷按钮、业务指标卡片（含预订中的商品）、即将售罄商品列表（可一键向供应商订货）以及有效预订列表（已过期的预订以红色显示）。</w:t>
+      </w:r>
+    </w:p>
+    <w:p>
+      <w:pPr>
+        <w:rPr>
+          <w:rFonts w:ascii="SimSun" w:eastAsia="SimSun" w:hAnsi="SimSun"/>
+          <w:sz w:val="24"/>
+        </w:rPr>
+      </w:pPr>
+      <w:r>
+        <w:rPr>
+          <w:rFonts w:ascii="SimSun" w:eastAsia="SimSun" w:hAnsi="SimSun"/>
           <w:sz w:val="24"/>
         </w:rPr>
         <w:t>结果：掌握各功能模块入口，可以自由切换业务页面。</w:t>
@@ -974,18 +930,17 @@
     <w:p>
       <w:pPr>
         <w:keepNext/>
-        <w:rPr>
-          <w:rFonts w:hint="eastAsia"/>
-        </w:rPr>
-      </w:pPr>
-      <w:r>
-        <w:rPr>
-          <w:rFonts w:ascii="宋体" w:eastAsia="宋体" w:hAnsi="宋体"/>
-          <w:sz w:val="24"/>
-        </w:rPr>
+      </w:pPr>
+      <w:r>
+        <w:rPr>
+          <w:rFonts w:ascii="SimSun" w:eastAsia="SimSun" w:hAnsi="SimSun"/>
+          <w:noProof/>
+          <w:sz w:val="24"/>
+        </w:rPr>
+        <w:lastRenderedPageBreak/>
         <w:drawing>
-          <wp:inline distT="0" distB="0" distL="0" distR="0" wp14:anchorId="3EAE0F58" wp14:editId="19564B04">
-            <wp:extent cx="5760000" cy="3376800"/>
+          <wp:inline distT="0" distB="0" distL="0" distR="0" wp14:anchorId="40354FA6" wp14:editId="583D7C5B">
+            <wp:extent cx="5760000" cy="3523764"/>
             <wp:effectExtent l="0" t="0" r="0" b="0"/>
             <wp:docPr id="596034459" name="图片 1"/>
             <wp:cNvGraphicFramePr>
@@ -1007,7 +962,7 @@
                   <pic:spPr>
                     <a:xfrm>
                       <a:off x="0" y="0"/>
-                      <a:ext cx="5760000" cy="3376800"/>
+                      <a:ext cx="5760000" cy="3523764"/>
                     </a:xfrm>
                     <a:prstGeom prst="rect">
                       <a:avLst/>
@@ -1022,10 +977,10 @@
     </w:p>
     <w:p>
       <w:pPr>
-        <w:pStyle w:val="af0"/>
+        <w:pStyle w:val="af"/>
         <w:ind w:firstLineChars="1700" w:firstLine="3400"/>
         <w:rPr>
-          <w:rFonts w:ascii="宋体" w:eastAsia="宋体" w:hAnsi="宋体" w:hint="eastAsia"/>
+          <w:rFonts w:ascii="SimSun" w:eastAsia="SimSun" w:hAnsi="SimSun"/>
           <w:sz w:val="24"/>
           <w:szCs w:val="24"/>
         </w:rPr>
@@ -1044,14 +999,14 @@
       <w:pPr>
         <w:pStyle w:val="1"/>
         <w:rPr>
-          <w:rFonts w:ascii="宋体" w:eastAsia="宋体" w:hAnsi="宋体"/>
+          <w:rFonts w:ascii="SimSun" w:eastAsia="SimSun" w:hAnsi="SimSun"/>
           <w:sz w:val="32"/>
           <w:szCs w:val="32"/>
         </w:rPr>
       </w:pPr>
       <w:r>
         <w:rPr>
-          <w:rFonts w:ascii="宋体" w:eastAsia="宋体" w:hAnsi="宋体"/>
+          <w:rFonts w:ascii="SimSun" w:eastAsia="SimSun" w:hAnsi="SimSun"/>
           <w:sz w:val="32"/>
           <w:szCs w:val="32"/>
         </w:rPr>
@@ -1061,13 +1016,13 @@
     <w:p>
       <w:pPr>
         <w:rPr>
-          <w:rFonts w:ascii="宋体" w:eastAsia="宋体" w:hAnsi="宋体"/>
-          <w:sz w:val="24"/>
-        </w:rPr>
-      </w:pPr>
-      <w:r>
-        <w:rPr>
-          <w:rFonts w:ascii="宋体" w:eastAsia="宋体" w:hAnsi="宋体"/>
+          <w:rFonts w:ascii="SimSun" w:eastAsia="SimSun" w:hAnsi="SimSun"/>
+          <w:sz w:val="24"/>
+        </w:rPr>
+      </w:pPr>
+      <w:r>
+        <w:rPr>
+          <w:rFonts w:ascii="SimSun" w:eastAsia="SimSun" w:hAnsi="SimSun"/>
           <w:sz w:val="24"/>
         </w:rPr>
         <w:t>目的：查看商品信息，新建商品档案，上传商品照片。</w:t>
@@ -1076,13 +1031,13 @@
     <w:p>
       <w:pPr>
         <w:rPr>
-          <w:rFonts w:ascii="宋体" w:eastAsia="宋体" w:hAnsi="宋体"/>
-          <w:sz w:val="24"/>
-        </w:rPr>
-      </w:pPr>
-      <w:r>
-        <w:rPr>
-          <w:rFonts w:ascii="宋体" w:eastAsia="宋体" w:hAnsi="宋体"/>
+          <w:rFonts w:ascii="SimSun" w:eastAsia="SimSun" w:hAnsi="SimSun"/>
+          <w:sz w:val="24"/>
+        </w:rPr>
+      </w:pPr>
+      <w:r>
+        <w:rPr>
+          <w:rFonts w:ascii="SimSun" w:eastAsia="SimSun" w:hAnsi="SimSun"/>
           <w:sz w:val="24"/>
         </w:rPr>
         <w:t>操作步骤：</w:t>
@@ -1095,13 +1050,13 @@
           <w:numId w:val="3"/>
         </w:numPr>
         <w:rPr>
-          <w:rFonts w:ascii="宋体" w:eastAsia="宋体" w:hAnsi="宋体"/>
-          <w:sz w:val="24"/>
-        </w:rPr>
-      </w:pPr>
-      <w:r>
-        <w:rPr>
-          <w:rFonts w:ascii="宋体" w:eastAsia="宋体" w:hAnsi="宋体"/>
+          <w:rFonts w:ascii="SimSun" w:eastAsia="SimSun" w:hAnsi="SimSun"/>
+          <w:sz w:val="24"/>
+        </w:rPr>
+      </w:pPr>
+      <w:r>
+        <w:rPr>
+          <w:rFonts w:ascii="SimSun" w:eastAsia="SimSun" w:hAnsi="SimSun"/>
           <w:sz w:val="24"/>
         </w:rPr>
         <w:t>在栏目面板点击【基础资料】→【商品目录】。</w:t>
@@ -1114,13 +1069,13 @@
           <w:numId w:val="3"/>
         </w:numPr>
         <w:rPr>
-          <w:rFonts w:ascii="宋体" w:eastAsia="宋体" w:hAnsi="宋体"/>
-          <w:sz w:val="24"/>
-        </w:rPr>
-      </w:pPr>
-      <w:r>
-        <w:rPr>
-          <w:rFonts w:ascii="宋体" w:eastAsia="宋体" w:hAnsi="宋体"/>
+          <w:rFonts w:ascii="SimSun" w:eastAsia="SimSun" w:hAnsi="SimSun"/>
+          <w:sz w:val="24"/>
+        </w:rPr>
+      </w:pPr>
+      <w:r>
+        <w:rPr>
+          <w:rFonts w:ascii="SimSun" w:eastAsia="SimSun" w:hAnsi="SimSun"/>
           <w:sz w:val="24"/>
         </w:rPr>
         <w:t>左侧显示商品分组列表；选中商品，右侧展示商品卡片。</w:t>
@@ -1133,48 +1088,30 @@
           <w:numId w:val="3"/>
         </w:numPr>
         <w:rPr>
-          <w:rFonts w:ascii="宋体" w:eastAsia="宋体" w:hAnsi="宋体"/>
-          <w:sz w:val="24"/>
-        </w:rPr>
-      </w:pPr>
-      <w:r>
-        <w:rPr>
-          <w:rFonts w:ascii="宋体" w:eastAsia="宋体" w:hAnsi="宋体"/>
+          <w:rFonts w:ascii="SimSun" w:eastAsia="SimSun" w:hAnsi="SimSun"/>
+          <w:sz w:val="24"/>
+        </w:rPr>
+      </w:pPr>
+      <w:r>
+        <w:rPr>
+          <w:rFonts w:ascii="SimSun" w:eastAsia="SimSun" w:hAnsi="SimSun"/>
           <w:sz w:val="24"/>
         </w:rPr>
         <w:t>点击«</w:t>
       </w:r>
-      <w:proofErr w:type="spellStart"/>
-      <w:r>
-        <w:rPr>
-          <w:rFonts w:ascii="Times New Roman" w:eastAsia="宋体" w:hAnsi="Times New Roman" w:cs="Times New Roman"/>
+      <w:r>
+        <w:rPr>
+          <w:rFonts w:ascii="Times New Roman" w:eastAsia="SimSun" w:hAnsi="Times New Roman" w:cs="Times New Roman"/>
           <w:sz w:val="24"/>
         </w:rPr>
         <w:t>Создать</w:t>
       </w:r>
-      <w:proofErr w:type="spellEnd"/>
-      <w:r>
-        <w:rPr>
-          <w:rFonts w:ascii="宋体" w:eastAsia="宋体" w:hAnsi="宋体"/>
-          <w:sz w:val="24"/>
-        </w:rPr>
-        <w:t>»</w:t>
-      </w:r>
-      <w:proofErr w:type="gramStart"/>
-      <w:r>
-        <w:rPr>
-          <w:rFonts w:ascii="宋体" w:eastAsia="宋体" w:hAnsi="宋体"/>
-          <w:sz w:val="24"/>
-        </w:rPr>
-        <w:t>(新建)</w:t>
-      </w:r>
-      <w:proofErr w:type="gramEnd"/>
-      <w:r>
-        <w:rPr>
-          <w:rFonts w:ascii="宋体" w:eastAsia="宋体" w:hAnsi="宋体"/>
-          <w:sz w:val="24"/>
-        </w:rPr>
-        <w:t>，填写商品名称、分组、货号、制造商、保修期、商品描述。</w:t>
+      <w:r>
+        <w:rPr>
+          <w:rFonts w:ascii="SimSun" w:eastAsia="SimSun" w:hAnsi="SimSun"/>
+          <w:sz w:val="24"/>
+        </w:rPr>
+        <w:t>»(新建)，填写商品名称、分组、货号、制造商、保修期、商品描述。</w:t>
       </w:r>
     </w:p>
     <w:p>
@@ -1184,32 +1121,16 @@
           <w:numId w:val="3"/>
         </w:numPr>
         <w:rPr>
-          <w:rFonts w:ascii="宋体" w:eastAsia="宋体" w:hAnsi="宋体"/>
-          <w:sz w:val="24"/>
-        </w:rPr>
-      </w:pPr>
-      <w:r>
-        <w:rPr>
-          <w:rFonts w:ascii="宋体" w:eastAsia="宋体" w:hAnsi="宋体"/>
-          <w:sz w:val="24"/>
-        </w:rPr>
-        <w:t>点击上传照片，从</w:t>
-      </w:r>
-      <w:proofErr w:type="spellStart"/>
-      <w:r>
-        <w:rPr>
-          <w:rFonts w:ascii="宋体" w:eastAsia="宋体" w:hAnsi="宋体"/>
-          <w:sz w:val="24"/>
-        </w:rPr>
-        <w:t/>
-      </w:r>
-      <w:proofErr w:type="spellEnd"/>
-      <w:r>
-        <w:rPr>
-          <w:rFonts w:ascii="宋体" w:eastAsia="宋体" w:hAnsi="宋体"/>
-          <w:sz w:val="24"/>
-        </w:rPr>
-        <w:t>photos文件夹选取图片。</w:t>
+          <w:rFonts w:ascii="SimSun" w:eastAsia="SimSun" w:hAnsi="SimSun"/>
+          <w:sz w:val="24"/>
+        </w:rPr>
+      </w:pPr>
+      <w:r>
+        <w:rPr>
+          <w:rFonts w:ascii="SimSun" w:eastAsia="SimSun" w:hAnsi="SimSun"/>
+          <w:sz w:val="24"/>
+        </w:rPr>
+        <w:t>点击上传照片，从photos文件夹选取图片。</w:t>
       </w:r>
     </w:p>
     <w:p>
@@ -1219,76 +1140,42 @@
           <w:numId w:val="3"/>
         </w:numPr>
         <w:rPr>
-          <w:rFonts w:ascii="宋体" w:eastAsia="宋体" w:hAnsi="宋体"/>
-          <w:sz w:val="24"/>
-        </w:rPr>
-      </w:pPr>
-      <w:r>
-        <w:rPr>
-          <w:rFonts w:ascii="宋体" w:eastAsia="宋体" w:hAnsi="宋体"/>
+          <w:rFonts w:ascii="SimSun" w:eastAsia="SimSun" w:hAnsi="SimSun"/>
+          <w:sz w:val="24"/>
+        </w:rPr>
+      </w:pPr>
+      <w:r>
+        <w:rPr>
+          <w:rFonts w:ascii="SimSun" w:eastAsia="SimSun" w:hAnsi="SimSun"/>
           <w:sz w:val="24"/>
         </w:rPr>
         <w:t>点击«</w:t>
       </w:r>
-      <w:proofErr w:type="spellStart"/>
-      <w:r>
-        <w:rPr>
-          <w:rFonts w:ascii="Times New Roman" w:eastAsia="宋体" w:hAnsi="Times New Roman" w:cs="Times New Roman"/>
-          <w:sz w:val="24"/>
-        </w:rPr>
-        <w:t>Записать</w:t>
-      </w:r>
-      <w:proofErr w:type="spellEnd"/>
-      <w:r>
-        <w:rPr>
-          <w:rFonts w:ascii="Times New Roman" w:eastAsia="宋体" w:hAnsi="Times New Roman" w:cs="Times New Roman"/>
-          <w:sz w:val="24"/>
-        </w:rPr>
-        <w:t xml:space="preserve"> и </w:t>
-      </w:r>
-      <w:proofErr w:type="spellStart"/>
-      <w:r>
-        <w:rPr>
-          <w:rFonts w:ascii="Times New Roman" w:eastAsia="宋体" w:hAnsi="Times New Roman" w:cs="Times New Roman"/>
-          <w:sz w:val="24"/>
-        </w:rPr>
-        <w:t>закрыть</w:t>
-      </w:r>
-      <w:proofErr w:type="spellEnd"/>
-      <w:r>
-        <w:rPr>
-          <w:rFonts w:ascii="宋体" w:eastAsia="宋体" w:hAnsi="宋体"/>
-          <w:sz w:val="24"/>
-        </w:rPr>
-        <w:t>»</w:t>
-      </w:r>
-      <w:proofErr w:type="gramStart"/>
-      <w:r>
-        <w:rPr>
-          <w:rFonts w:ascii="宋体" w:eastAsia="宋体" w:hAnsi="宋体"/>
-          <w:sz w:val="24"/>
-        </w:rPr>
-        <w:t>(保存并关闭)</w:t>
-      </w:r>
-      <w:proofErr w:type="gramEnd"/>
-      <w:r>
-        <w:rPr>
-          <w:rFonts w:ascii="宋体" w:eastAsia="宋体" w:hAnsi="宋体"/>
-          <w:sz w:val="24"/>
-        </w:rPr>
-        <w:t>保存商品档案。</w:t>
-      </w:r>
-    </w:p>
-    <w:p>
-      <w:pPr>
-        <w:rPr>
-          <w:rFonts w:ascii="宋体" w:eastAsia="宋体" w:hAnsi="宋体"/>
-          <w:sz w:val="24"/>
-        </w:rPr>
-      </w:pPr>
-      <w:r>
-        <w:rPr>
-          <w:rFonts w:ascii="宋体" w:eastAsia="宋体" w:hAnsi="宋体"/>
+      <w:r>
+        <w:rPr>
+          <w:rFonts w:ascii="Times New Roman" w:eastAsia="SimSun" w:hAnsi="Times New Roman" w:cs="Times New Roman"/>
+          <w:sz w:val="24"/>
+        </w:rPr>
+        <w:t>Записать и закрыть</w:t>
+      </w:r>
+      <w:r>
+        <w:rPr>
+          <w:rFonts w:ascii="SimSun" w:eastAsia="SimSun" w:hAnsi="SimSun"/>
+          <w:sz w:val="24"/>
+        </w:rPr>
+        <w:t>»(保存并关闭)保存商品档案。</w:t>
+      </w:r>
+    </w:p>
+    <w:p>
+      <w:pPr>
+        <w:rPr>
+          <w:rFonts w:ascii="SimSun" w:eastAsia="SimSun" w:hAnsi="SimSun"/>
+          <w:sz w:val="24"/>
+        </w:rPr>
+      </w:pPr>
+      <w:r>
+        <w:rPr>
+          <w:rFonts w:ascii="SimSun" w:eastAsia="SimSun" w:hAnsi="SimSun"/>
           <w:sz w:val="24"/>
         </w:rPr>
         <w:t>结果：商品信息录入系统，商品卡片可查看已上传图片。</w:t>
@@ -1300,8 +1187,12 @@
         <w:ind w:left="3080" w:hangingChars="1400" w:hanging="3080"/>
       </w:pPr>
       <w:r>
+        <w:rPr>
+          <w:noProof/>
+        </w:rPr>
+        <w:lastRenderedPageBreak/>
         <w:drawing>
-          <wp:inline distT="0" distB="0" distL="0" distR="0" wp14:anchorId="6EDAD77B" wp14:editId="68093C87">
+          <wp:inline distT="0" distB="0" distL="0" distR="0" wp14:anchorId="49D88753" wp14:editId="12CC53F2">
             <wp:extent cx="5760000" cy="3510000"/>
             <wp:effectExtent l="0" t="0" r="0" b="0"/>
             <wp:docPr id="2044978432" name="图片 1"/>
@@ -1340,54 +1231,20 @@
         <w:rPr>
           <w:rFonts w:hint="eastAsia"/>
         </w:rPr>
-        <w:fldChar w:fldCharType="begin"/>
-      </w:r>
-      <w:r>
-        <w:rPr>
-          <w:rFonts w:hint="eastAsia"/>
-        </w:rPr>
-        <w:instrText xml:space="preserve"> SEQ 图表 \* ARABIC </w:instrText>
-      </w:r>
-      <w:r>
-        <w:rPr>
-          <w:rFonts w:hint="eastAsia"/>
-        </w:rPr>
-        <w:fldChar w:fldCharType="separate"/>
-      </w:r>
-      <w:r>
-        <w:rPr>
-          <w:rFonts w:hint="eastAsia"/>
-          <w:noProof/>
-        </w:rPr>
-        <w:t/>
-      </w:r>
-      <w:r>
-        <w:rPr>
-          <w:rFonts w:hint="eastAsia"/>
-        </w:rPr>
-        <w:fldChar w:fldCharType="end"/>
-      </w:r>
-      <w:r>
-        <w:rPr>
-          <w:rFonts w:hint="eastAsia"/>
-        </w:rPr>
-        <w:t xml:space="preserve"> </w:t>
-      </w:r>
-      <w:r>
-        <w:t>图4 商品目录列表</w:t>
+        <w:t>图 4 商品目录列表</w:t>
       </w:r>
     </w:p>
     <w:p>
       <w:pPr>
         <w:keepNext/>
         <w:ind w:left="3080" w:hangingChars="1400" w:hanging="3080"/>
-        <w:rPr>
-          <w:rFonts w:hint="eastAsia"/>
-        </w:rPr>
-      </w:pPr>
-      <w:r>
+      </w:pPr>
+      <w:r>
+        <w:rPr>
+          <w:noProof/>
+        </w:rPr>
         <w:drawing>
-          <wp:inline distT="0" distB="0" distL="0" distR="0" wp14:anchorId="70043504" wp14:editId="7D2C84FD">
+          <wp:inline distT="0" distB="0" distL="0" distR="0" wp14:anchorId="43BD27C2" wp14:editId="4AAB03D5">
             <wp:extent cx="5939790" cy="1993900"/>
             <wp:effectExtent l="0" t="0" r="3810" b="6350"/>
             <wp:docPr id="669068499" name="图片 1"/>
@@ -1425,17 +1282,14 @@
     </w:p>
     <w:p>
       <w:pPr>
-        <w:pStyle w:val="af0"/>
+        <w:pStyle w:val="af"/>
         <w:ind w:firstLineChars="1900" w:firstLine="3800"/>
-        <w:rPr>
-          <w:rFonts w:hint="eastAsia"/>
-        </w:rPr>
       </w:pPr>
       <w:r>
         <w:t>图</w:t>
       </w:r>
       <w:r>
-        <w:t xml:space="preserve">5 </w:t>
+        <w:t xml:space="preserve"> 5 </w:t>
       </w:r>
       <w:r>
         <w:t>商品卡片</w:t>
@@ -1445,14 +1299,14 @@
       <w:pPr>
         <w:pStyle w:val="1"/>
         <w:rPr>
-          <w:rFonts w:ascii="宋体" w:eastAsia="宋体" w:hAnsi="宋体"/>
+          <w:rFonts w:ascii="SimSun" w:eastAsia="SimSun" w:hAnsi="SimSun"/>
           <w:sz w:val="32"/>
           <w:szCs w:val="32"/>
         </w:rPr>
       </w:pPr>
       <w:r>
         <w:rPr>
-          <w:rFonts w:ascii="宋体" w:eastAsia="宋体" w:hAnsi="宋体"/>
+          <w:rFonts w:ascii="SimSun" w:eastAsia="SimSun" w:hAnsi="SimSun"/>
           <w:sz w:val="32"/>
           <w:szCs w:val="32"/>
         </w:rPr>
@@ -1462,13 +1316,13 @@
     <w:p>
       <w:pPr>
         <w:rPr>
-          <w:rFonts w:ascii="宋体" w:eastAsia="宋体" w:hAnsi="宋体"/>
-          <w:sz w:val="24"/>
-        </w:rPr>
-      </w:pPr>
-      <w:r>
-        <w:rPr>
-          <w:rFonts w:ascii="宋体" w:eastAsia="宋体" w:hAnsi="宋体"/>
+          <w:rFonts w:ascii="SimSun" w:eastAsia="SimSun" w:hAnsi="SimSun"/>
+          <w:sz w:val="24"/>
+        </w:rPr>
+      </w:pPr>
+      <w:r>
+        <w:rPr>
+          <w:rFonts w:ascii="SimSun" w:eastAsia="SimSun" w:hAnsi="SimSun"/>
           <w:sz w:val="24"/>
         </w:rPr>
         <w:t>目的：维护商品销售价格，价格支持按日期生效。</w:t>
@@ -1477,13 +1331,13 @@
     <w:p>
       <w:pPr>
         <w:rPr>
-          <w:rFonts w:ascii="宋体" w:eastAsia="宋体" w:hAnsi="宋体"/>
-          <w:sz w:val="24"/>
-        </w:rPr>
-      </w:pPr>
-      <w:r>
-        <w:rPr>
-          <w:rFonts w:ascii="宋体" w:eastAsia="宋体" w:hAnsi="宋体"/>
+          <w:rFonts w:ascii="SimSun" w:eastAsia="SimSun" w:hAnsi="SimSun"/>
+          <w:sz w:val="24"/>
+        </w:rPr>
+      </w:pPr>
+      <w:r>
+        <w:rPr>
+          <w:rFonts w:ascii="SimSun" w:eastAsia="SimSun" w:hAnsi="SimSun"/>
           <w:sz w:val="24"/>
         </w:rPr>
         <w:t>操作步骤：</w:t>
@@ -1492,13 +1346,13 @@
     <w:p>
       <w:pPr>
         <w:rPr>
-          <w:rFonts w:ascii="宋体" w:eastAsia="宋体" w:hAnsi="宋体"/>
-          <w:sz w:val="24"/>
-        </w:rPr>
-      </w:pPr>
-      <w:r>
-        <w:rPr>
-          <w:rFonts w:ascii="宋体" w:eastAsia="宋体" w:hAnsi="宋体"/>
+          <w:rFonts w:ascii="SimSun" w:eastAsia="SimSun" w:hAnsi="SimSun"/>
+          <w:sz w:val="24"/>
+        </w:rPr>
+      </w:pPr>
+      <w:r>
+        <w:rPr>
+          <w:rFonts w:ascii="SimSun" w:eastAsia="SimSun" w:hAnsi="SimSun"/>
           <w:sz w:val="24"/>
         </w:rPr>
         <w:t>在栏目面板选择【销售】→【商品价格】。</w:t>
@@ -1507,60 +1361,42 @@
     <w:p>
       <w:pPr>
         <w:rPr>
-          <w:rFonts w:ascii="宋体" w:eastAsia="宋体" w:hAnsi="宋体"/>
-          <w:sz w:val="24"/>
-        </w:rPr>
-      </w:pPr>
-      <w:r>
-        <w:rPr>
-          <w:rFonts w:ascii="宋体" w:eastAsia="宋体" w:hAnsi="宋体"/>
+          <w:rFonts w:ascii="SimSun" w:eastAsia="SimSun" w:hAnsi="SimSun"/>
+          <w:sz w:val="24"/>
+        </w:rPr>
+      </w:pPr>
+      <w:r>
+        <w:rPr>
+          <w:rFonts w:ascii="SimSun" w:eastAsia="SimSun" w:hAnsi="SimSun"/>
           <w:sz w:val="24"/>
         </w:rPr>
         <w:t>点击«</w:t>
       </w:r>
-      <w:proofErr w:type="spellStart"/>
-      <w:r>
-        <w:rPr>
-          <w:rFonts w:ascii="Times New Roman" w:eastAsia="宋体" w:hAnsi="Times New Roman" w:cs="Times New Roman"/>
+      <w:r>
+        <w:rPr>
+          <w:rFonts w:ascii="Times New Roman" w:eastAsia="SimSun" w:hAnsi="Times New Roman" w:cs="Times New Roman"/>
           <w:sz w:val="24"/>
         </w:rPr>
         <w:t>Создать</w:t>
       </w:r>
-      <w:proofErr w:type="spellEnd"/>
-      <w:r>
-        <w:rPr>
-          <w:rFonts w:ascii="宋体" w:eastAsia="宋体" w:hAnsi="宋体"/>
-          <w:sz w:val="24"/>
-        </w:rPr>
-        <w:t>»</w:t>
-      </w:r>
-      <w:proofErr w:type="gramStart"/>
-      <w:r>
-        <w:rPr>
-          <w:rFonts w:ascii="宋体" w:eastAsia="宋体" w:hAnsi="宋体"/>
-          <w:sz w:val="24"/>
-        </w:rPr>
-        <w:t>(新建)</w:t>
-      </w:r>
-      <w:proofErr w:type="gramEnd"/>
-      <w:r>
-        <w:rPr>
-          <w:rFonts w:ascii="宋体" w:eastAsia="宋体" w:hAnsi="宋体"/>
-          <w:sz w:val="24"/>
-        </w:rPr>
-        <w:t>。</w:t>
-      </w:r>
-    </w:p>
-    <w:p>
-      <w:pPr>
-        <w:rPr>
-          <w:rFonts w:ascii="宋体" w:eastAsia="宋体" w:hAnsi="宋体"/>
-          <w:sz w:val="24"/>
-        </w:rPr>
-      </w:pPr>
-      <w:r>
-        <w:rPr>
-          <w:rFonts w:ascii="宋体" w:eastAsia="宋体" w:hAnsi="宋体"/>
+      <w:r>
+        <w:rPr>
+          <w:rFonts w:ascii="SimSun" w:eastAsia="SimSun" w:hAnsi="SimSun"/>
+          <w:sz w:val="24"/>
+        </w:rPr>
+        <w:t>»(新建)。</w:t>
+      </w:r>
+    </w:p>
+    <w:p>
+      <w:pPr>
+        <w:rPr>
+          <w:rFonts w:ascii="SimSun" w:eastAsia="SimSun" w:hAnsi="SimSun"/>
+          <w:sz w:val="24"/>
+        </w:rPr>
+      </w:pPr>
+      <w:r>
+        <w:rPr>
+          <w:rFonts w:ascii="SimSun" w:eastAsia="SimSun" w:hAnsi="SimSun"/>
           <w:sz w:val="24"/>
         </w:rPr>
         <w:t>填写价格生效期间，选择商品，录入对应价格。</w:t>
@@ -1569,95 +1405,60 @@
     <w:p>
       <w:pPr>
         <w:rPr>
-          <w:rFonts w:ascii="宋体" w:eastAsia="宋体" w:hAnsi="宋体"/>
-          <w:sz w:val="24"/>
-        </w:rPr>
-      </w:pPr>
-      <w:r>
-        <w:rPr>
-          <w:rFonts w:ascii="宋体" w:eastAsia="宋体" w:hAnsi="宋体"/>
+          <w:rFonts w:ascii="SimSun" w:eastAsia="SimSun" w:hAnsi="SimSun"/>
+          <w:sz w:val="24"/>
+        </w:rPr>
+      </w:pPr>
+      <w:r>
+        <w:rPr>
+          <w:rFonts w:ascii="SimSun" w:eastAsia="SimSun" w:hAnsi="SimSun"/>
           <w:sz w:val="24"/>
         </w:rPr>
         <w:t>点击«</w:t>
       </w:r>
-      <w:proofErr w:type="spellStart"/>
-      <w:r>
-        <w:rPr>
-          <w:rFonts w:ascii="Times New Roman" w:eastAsia="宋体" w:hAnsi="Times New Roman" w:cs="Times New Roman"/>
-          <w:sz w:val="24"/>
-        </w:rPr>
-        <w:t>Записать</w:t>
-      </w:r>
-      <w:proofErr w:type="spellEnd"/>
-      <w:r>
-        <w:rPr>
-          <w:rFonts w:ascii="Times New Roman" w:eastAsia="宋体" w:hAnsi="Times New Roman" w:cs="Times New Roman"/>
-          <w:sz w:val="24"/>
-        </w:rPr>
-        <w:t xml:space="preserve"> и </w:t>
-      </w:r>
-      <w:proofErr w:type="spellStart"/>
-      <w:r>
-        <w:rPr>
-          <w:rFonts w:ascii="Times New Roman" w:eastAsia="宋体" w:hAnsi="Times New Roman" w:cs="Times New Roman"/>
-          <w:sz w:val="24"/>
-        </w:rPr>
-        <w:t>закрыть</w:t>
-      </w:r>
-      <w:proofErr w:type="spellEnd"/>
-      <w:r>
-        <w:rPr>
-          <w:rFonts w:ascii="宋体" w:eastAsia="宋体" w:hAnsi="宋体"/>
-          <w:sz w:val="24"/>
-        </w:rPr>
-        <w:t>»</w:t>
-      </w:r>
-      <w:proofErr w:type="gramStart"/>
-      <w:r>
-        <w:rPr>
-          <w:rFonts w:ascii="宋体" w:eastAsia="宋体" w:hAnsi="宋体"/>
-          <w:sz w:val="24"/>
-        </w:rPr>
-        <w:t>(保存并关闭)</w:t>
-      </w:r>
-      <w:proofErr w:type="gramEnd"/>
-      <w:r>
-        <w:rPr>
-          <w:rFonts w:ascii="宋体" w:eastAsia="宋体" w:hAnsi="宋体"/>
-          <w:sz w:val="24"/>
-        </w:rPr>
-        <w:t>。</w:t>
-      </w:r>
-    </w:p>
-    <w:p>
-      <w:pPr>
-        <w:rPr>
-          <w:rFonts w:ascii="宋体" w:eastAsia="宋体" w:hAnsi="宋体"/>
-          <w:sz w:val="24"/>
-        </w:rPr>
-      </w:pPr>
-      <w:r>
-        <w:rPr>
-          <w:rFonts w:ascii="宋体" w:eastAsia="宋体" w:hAnsi="宋体"/>
-          <w:sz w:val="24"/>
-        </w:rPr>
+      <w:r>
+        <w:rPr>
+          <w:rFonts w:ascii="Times New Roman" w:eastAsia="SimSun" w:hAnsi="Times New Roman" w:cs="Times New Roman"/>
+          <w:sz w:val="24"/>
+        </w:rPr>
+        <w:t>Записать и закрыть</w:t>
+      </w:r>
+      <w:r>
+        <w:rPr>
+          <w:rFonts w:ascii="SimSun" w:eastAsia="SimSun" w:hAnsi="SimSun"/>
+          <w:sz w:val="24"/>
+        </w:rPr>
+        <w:t>»(保存并关闭)。</w:t>
+      </w:r>
+    </w:p>
+    <w:p>
+      <w:pPr>
+        <w:rPr>
+          <w:rFonts w:ascii="SimSun" w:eastAsia="SimSun" w:hAnsi="SimSun"/>
+          <w:sz w:val="24"/>
+        </w:rPr>
+      </w:pPr>
+      <w:r>
+        <w:rPr>
+          <w:rFonts w:ascii="SimSun" w:eastAsia="SimSun" w:hAnsi="SimSun"/>
+          <w:sz w:val="24"/>
+        </w:rPr>
+        <w:lastRenderedPageBreak/>
         <w:t>结果：价格记录保存完毕。旧价格不会被删除，系统会根据业务单据日期自动取用最新生效价格。</w:t>
       </w:r>
     </w:p>
     <w:p>
       <w:pPr>
         <w:keepNext/>
-        <w:rPr>
-          <w:rFonts w:hint="eastAsia"/>
-        </w:rPr>
-      </w:pPr>
-      <w:r>
-        <w:rPr>
-          <w:rFonts w:ascii="宋体" w:eastAsia="宋体" w:hAnsi="宋体"/>
+      </w:pPr>
+      <w:r>
+        <w:rPr>
+          <w:rFonts w:ascii="SimSun" w:eastAsia="SimSun" w:hAnsi="SimSun"/>
+          <w:noProof/>
           <w:sz w:val="24"/>
         </w:rPr>
         <w:drawing>
-          <wp:inline distT="0" distB="0" distL="0" distR="0" wp14:anchorId="693CACF2" wp14:editId="5105847E">
+          <wp:inline distT="0" distB="0" distL="0" distR="0" wp14:anchorId="1DBEF1BA" wp14:editId="414C1CE6">
             <wp:extent cx="5759127" cy="3000375"/>
             <wp:effectExtent l="0" t="0" r="0" b="0"/>
             <wp:docPr id="769032135" name="图片 1"/>
@@ -1695,10 +1496,10 @@
     </w:p>
     <w:p>
       <w:pPr>
-        <w:pStyle w:val="af0"/>
+        <w:pStyle w:val="af"/>
         <w:ind w:firstLineChars="1800" w:firstLine="3600"/>
         <w:rPr>
-          <w:rFonts w:ascii="宋体" w:eastAsia="宋体" w:hAnsi="宋体" w:hint="eastAsia"/>
+          <w:rFonts w:ascii="SimSun" w:eastAsia="SimSun" w:hAnsi="SimSun"/>
           <w:sz w:val="24"/>
           <w:szCs w:val="24"/>
         </w:rPr>
@@ -1707,7 +1508,7 @@
         <w:t>图</w:t>
       </w:r>
       <w:r>
-        <w:t xml:space="preserve">6 </w:t>
+        <w:t xml:space="preserve"> 6 </w:t>
       </w:r>
       <w:r>
         <w:t>商品价格设置页面</w:t>
@@ -1717,14 +1518,14 @@
       <w:pPr>
         <w:pStyle w:val="1"/>
         <w:rPr>
-          <w:rFonts w:ascii="宋体" w:eastAsia="宋体" w:hAnsi="宋体" w:hint="eastAsia"/>
+          <w:rFonts w:ascii="SimSun" w:eastAsia="SimSun" w:hAnsi="SimSun"/>
           <w:sz w:val="32"/>
           <w:szCs w:val="32"/>
         </w:rPr>
       </w:pPr>
       <w:r>
         <w:rPr>
-          <w:rFonts w:ascii="宋体" w:eastAsia="宋体" w:hAnsi="宋体"/>
+          <w:rFonts w:ascii="SimSun" w:eastAsia="SimSun" w:hAnsi="SimSun"/>
           <w:sz w:val="32"/>
           <w:szCs w:val="32"/>
         </w:rPr>
@@ -1734,13 +1535,13 @@
     <w:p>
       <w:pPr>
         <w:rPr>
-          <w:rFonts w:ascii="宋体" w:eastAsia="宋体" w:hAnsi="宋体"/>
-          <w:sz w:val="24"/>
-        </w:rPr>
-      </w:pPr>
-      <w:r>
-        <w:rPr>
-          <w:rFonts w:ascii="宋体" w:eastAsia="宋体" w:hAnsi="宋体"/>
+          <w:rFonts w:ascii="SimSun" w:eastAsia="SimSun" w:hAnsi="SimSun"/>
+          <w:sz w:val="24"/>
+        </w:rPr>
+      </w:pPr>
+      <w:r>
+        <w:rPr>
+          <w:rFonts w:ascii="SimSun" w:eastAsia="SimSun" w:hAnsi="SimSun"/>
           <w:sz w:val="24"/>
         </w:rPr>
         <w:t>目的：供应商交付商品时，采购员登记入库单据，系统自动增加仓库库存。</w:t>
@@ -1749,13 +1550,13 @@
     <w:p>
       <w:pPr>
         <w:rPr>
-          <w:rFonts w:ascii="宋体" w:eastAsia="宋体" w:hAnsi="宋体"/>
-          <w:sz w:val="24"/>
-        </w:rPr>
-      </w:pPr>
-      <w:r>
-        <w:rPr>
-          <w:rFonts w:ascii="宋体" w:eastAsia="宋体" w:hAnsi="宋体"/>
+          <w:rFonts w:ascii="SimSun" w:eastAsia="SimSun" w:hAnsi="SimSun"/>
+          <w:sz w:val="24"/>
+        </w:rPr>
+      </w:pPr>
+      <w:r>
+        <w:rPr>
+          <w:rFonts w:ascii="SimSun" w:eastAsia="SimSun" w:hAnsi="SimSun"/>
           <w:sz w:val="24"/>
         </w:rPr>
         <w:t>操作步骤：</w:t>
@@ -1768,13 +1569,13 @@
           <w:numId w:val="4"/>
         </w:numPr>
         <w:rPr>
-          <w:rFonts w:ascii="宋体" w:eastAsia="宋体" w:hAnsi="宋体"/>
-          <w:sz w:val="24"/>
-        </w:rPr>
-      </w:pPr>
-      <w:r>
-        <w:rPr>
-          <w:rFonts w:ascii="宋体" w:eastAsia="宋体" w:hAnsi="宋体"/>
+          <w:rFonts w:ascii="SimSun" w:eastAsia="SimSun" w:hAnsi="SimSun"/>
+          <w:sz w:val="24"/>
+        </w:rPr>
+      </w:pPr>
+      <w:r>
+        <w:rPr>
+          <w:rFonts w:ascii="SimSun" w:eastAsia="SimSun" w:hAnsi="SimSun"/>
           <w:sz w:val="24"/>
         </w:rPr>
         <w:t>在栏目面板选择【采购】，打开【商品入库单】。</w:t>
@@ -1787,48 +1588,30 @@
           <w:numId w:val="4"/>
         </w:numPr>
         <w:rPr>
-          <w:rFonts w:ascii="宋体" w:eastAsia="宋体" w:hAnsi="宋体"/>
-          <w:sz w:val="24"/>
-        </w:rPr>
-      </w:pPr>
-      <w:r>
-        <w:rPr>
-          <w:rFonts w:ascii="宋体" w:eastAsia="宋体" w:hAnsi="宋体"/>
+          <w:rFonts w:ascii="SimSun" w:eastAsia="SimSun" w:hAnsi="SimSun"/>
+          <w:sz w:val="24"/>
+        </w:rPr>
+      </w:pPr>
+      <w:r>
+        <w:rPr>
+          <w:rFonts w:ascii="SimSun" w:eastAsia="SimSun" w:hAnsi="SimSun"/>
           <w:sz w:val="24"/>
         </w:rPr>
         <w:t>点击«</w:t>
       </w:r>
-      <w:proofErr w:type="spellStart"/>
-      <w:r>
-        <w:rPr>
-          <w:rFonts w:ascii="Times New Roman" w:eastAsia="宋体" w:hAnsi="Times New Roman" w:cs="Times New Roman"/>
+      <w:r>
+        <w:rPr>
+          <w:rFonts w:ascii="Times New Roman" w:eastAsia="SimSun" w:hAnsi="Times New Roman" w:cs="Times New Roman"/>
           <w:sz w:val="24"/>
         </w:rPr>
         <w:t>Создать</w:t>
       </w:r>
-      <w:proofErr w:type="spellEnd"/>
-      <w:r>
-        <w:rPr>
-          <w:rFonts w:ascii="宋体" w:eastAsia="宋体" w:hAnsi="宋体"/>
-          <w:sz w:val="24"/>
-        </w:rPr>
-        <w:t>»</w:t>
-      </w:r>
-      <w:proofErr w:type="gramStart"/>
-      <w:r>
-        <w:rPr>
-          <w:rFonts w:ascii="宋体" w:eastAsia="宋体" w:hAnsi="宋体"/>
-          <w:sz w:val="24"/>
-        </w:rPr>
-        <w:t>(新建)</w:t>
-      </w:r>
-      <w:proofErr w:type="gramEnd"/>
-      <w:r>
-        <w:rPr>
-          <w:rFonts w:ascii="宋体" w:eastAsia="宋体" w:hAnsi="宋体"/>
-          <w:sz w:val="24"/>
-        </w:rPr>
-        <w:t>，新建入库单据。</w:t>
+      <w:r>
+        <w:rPr>
+          <w:rFonts w:ascii="SimSun" w:eastAsia="SimSun" w:hAnsi="SimSun"/>
+          <w:sz w:val="24"/>
+        </w:rPr>
+        <w:t>»(新建)，新建入库单据。</w:t>
       </w:r>
     </w:p>
     <w:p>
@@ -1838,13 +1621,13 @@
           <w:numId w:val="4"/>
         </w:numPr>
         <w:rPr>
-          <w:rFonts w:ascii="宋体" w:eastAsia="宋体" w:hAnsi="宋体"/>
-          <w:sz w:val="24"/>
-        </w:rPr>
-      </w:pPr>
-      <w:r>
-        <w:rPr>
-          <w:rFonts w:ascii="宋体" w:eastAsia="宋体" w:hAnsi="宋体"/>
+          <w:rFonts w:ascii="SimSun" w:eastAsia="SimSun" w:hAnsi="SimSun"/>
+          <w:sz w:val="24"/>
+        </w:rPr>
+      </w:pPr>
+      <w:r>
+        <w:rPr>
+          <w:rFonts w:ascii="SimSun" w:eastAsia="SimSun" w:hAnsi="SimSun"/>
           <w:sz w:val="24"/>
         </w:rPr>
         <w:t>在供应商字段选择对应供应商，公司字段自动完成填充。</w:t>
@@ -1857,48 +1640,30 @@
           <w:numId w:val="4"/>
         </w:numPr>
         <w:rPr>
-          <w:rFonts w:ascii="宋体" w:eastAsia="宋体" w:hAnsi="宋体"/>
-          <w:sz w:val="24"/>
-        </w:rPr>
-      </w:pPr>
-      <w:r>
-        <w:rPr>
-          <w:rFonts w:ascii="宋体" w:eastAsia="宋体" w:hAnsi="宋体"/>
+          <w:rFonts w:ascii="SimSun" w:eastAsia="SimSun" w:hAnsi="SimSun"/>
+          <w:sz w:val="24"/>
+        </w:rPr>
+      </w:pPr>
+      <w:r>
+        <w:rPr>
+          <w:rFonts w:ascii="SimSun" w:eastAsia="SimSun" w:hAnsi="SimSun"/>
           <w:sz w:val="24"/>
         </w:rPr>
         <w:t>在商品表格处点击«</w:t>
       </w:r>
-      <w:proofErr w:type="spellStart"/>
-      <w:r>
-        <w:rPr>
-          <w:rFonts w:ascii="Times New Roman" w:eastAsia="宋体" w:hAnsi="Times New Roman" w:cs="Times New Roman"/>
+      <w:r>
+        <w:rPr>
+          <w:rFonts w:ascii="Times New Roman" w:eastAsia="SimSun" w:hAnsi="Times New Roman" w:cs="Times New Roman"/>
           <w:sz w:val="24"/>
         </w:rPr>
         <w:t>Добавить</w:t>
       </w:r>
-      <w:proofErr w:type="spellEnd"/>
-      <w:r>
-        <w:rPr>
-          <w:rFonts w:ascii="宋体" w:eastAsia="宋体" w:hAnsi="宋体"/>
-          <w:sz w:val="24"/>
-        </w:rPr>
-        <w:t>»</w:t>
-      </w:r>
-      <w:proofErr w:type="gramStart"/>
-      <w:r>
-        <w:rPr>
-          <w:rFonts w:ascii="宋体" w:eastAsia="宋体" w:hAnsi="宋体"/>
-          <w:sz w:val="24"/>
-        </w:rPr>
-        <w:t>(添加)</w:t>
-      </w:r>
-      <w:proofErr w:type="gramEnd"/>
-      <w:r>
-        <w:rPr>
-          <w:rFonts w:ascii="宋体" w:eastAsia="宋体" w:hAnsi="宋体"/>
-          <w:sz w:val="24"/>
-        </w:rPr>
-        <w:t>，选择商品，填写数量与进货价格，系统自动计算金额。</w:t>
+      <w:r>
+        <w:rPr>
+          <w:rFonts w:ascii="SimSun" w:eastAsia="SimSun" w:hAnsi="SimSun"/>
+          <w:sz w:val="24"/>
+        </w:rPr>
+        <w:t>»(添加)，选择商品，填写数量与进货价格，系统自动计算金额。</w:t>
       </w:r>
     </w:p>
     <w:p>
@@ -1908,64 +1673,30 @@
           <w:numId w:val="4"/>
         </w:numPr>
         <w:rPr>
-          <w:rFonts w:ascii="宋体" w:eastAsia="宋体" w:hAnsi="宋体"/>
-          <w:sz w:val="24"/>
-        </w:rPr>
-      </w:pPr>
-      <w:r>
-        <w:rPr>
-          <w:rFonts w:ascii="宋体" w:eastAsia="宋体" w:hAnsi="宋体"/>
+          <w:rFonts w:ascii="SimSun" w:eastAsia="SimSun" w:hAnsi="SimSun"/>
+          <w:sz w:val="24"/>
+        </w:rPr>
+      </w:pPr>
+      <w:r>
+        <w:rPr>
+          <w:rFonts w:ascii="SimSun" w:eastAsia="SimSun" w:hAnsi="SimSun"/>
           <w:sz w:val="24"/>
         </w:rPr>
         <w:t>核对合计金额，点击«</w:t>
       </w:r>
-      <w:proofErr w:type="spellStart"/>
-      <w:r>
-        <w:rPr>
-          <w:rFonts w:ascii="Times New Roman" w:eastAsia="宋体" w:hAnsi="Times New Roman" w:cs="Times New Roman"/>
-          <w:sz w:val="24"/>
-        </w:rPr>
-        <w:t>Провести</w:t>
-      </w:r>
-      <w:proofErr w:type="spellEnd"/>
-      <w:r>
-        <w:rPr>
-          <w:rFonts w:ascii="Times New Roman" w:eastAsia="宋体" w:hAnsi="Times New Roman" w:cs="Times New Roman"/>
-          <w:sz w:val="24"/>
-        </w:rPr>
-        <w:t xml:space="preserve"> и </w:t>
-      </w:r>
-      <w:proofErr w:type="spellStart"/>
-      <w:r>
-        <w:rPr>
-          <w:rFonts w:ascii="Times New Roman" w:eastAsia="宋体" w:hAnsi="Times New Roman" w:cs="Times New Roman"/>
-          <w:sz w:val="24"/>
-        </w:rPr>
-        <w:t>закрыть</w:t>
-      </w:r>
-      <w:proofErr w:type="spellEnd"/>
-      <w:r>
-        <w:rPr>
-          <w:rFonts w:ascii="宋体" w:eastAsia="宋体" w:hAnsi="宋体"/>
-          <w:sz w:val="24"/>
-        </w:rPr>
-        <w:t>»</w:t>
-      </w:r>
-      <w:proofErr w:type="gramStart"/>
-      <w:r>
-        <w:rPr>
-          <w:rFonts w:ascii="宋体" w:eastAsia="宋体" w:hAnsi="宋体"/>
-          <w:sz w:val="24"/>
-        </w:rPr>
-        <w:t>(过账并关闭)</w:t>
-      </w:r>
-      <w:proofErr w:type="gramEnd"/>
-      <w:r>
-        <w:rPr>
-          <w:rFonts w:ascii="宋体" w:eastAsia="宋体" w:hAnsi="宋体"/>
-          <w:sz w:val="24"/>
-        </w:rPr>
-        <w:t>。</w:t>
+      <w:r>
+        <w:rPr>
+          <w:rFonts w:ascii="Times New Roman" w:eastAsia="SimSun" w:hAnsi="Times New Roman" w:cs="Times New Roman"/>
+          <w:sz w:val="24"/>
+        </w:rPr>
+        <w:t>Провести и закрыть</w:t>
+      </w:r>
+      <w:r>
+        <w:rPr>
+          <w:rFonts w:ascii="SimSun" w:eastAsia="SimSun" w:hAnsi="SimSun"/>
+          <w:sz w:val="24"/>
+        </w:rPr>
+        <w:t>»(过账并关闭)。</w:t>
       </w:r>
     </w:p>
     <w:p>
@@ -1975,13 +1706,13 @@
           <w:numId w:val="4"/>
         </w:numPr>
         <w:rPr>
-          <w:rFonts w:ascii="宋体" w:eastAsia="宋体" w:hAnsi="宋体"/>
-          <w:sz w:val="24"/>
-        </w:rPr>
-      </w:pPr>
-      <w:r>
-        <w:rPr>
-          <w:rFonts w:ascii="宋体" w:eastAsia="宋体" w:hAnsi="宋体"/>
+          <w:rFonts w:ascii="SimSun" w:eastAsia="SimSun" w:hAnsi="SimSun"/>
+          <w:sz w:val="24"/>
+        </w:rPr>
+      </w:pPr>
+      <w:r>
+        <w:rPr>
+          <w:rFonts w:ascii="SimSun" w:eastAsia="SimSun" w:hAnsi="SimSun"/>
           <w:sz w:val="24"/>
         </w:rPr>
         <w:t>需要纸质单据时，可点击打印发货单。</w:t>
@@ -1990,13 +1721,13 @@
     <w:p>
       <w:pPr>
         <w:rPr>
-          <w:rFonts w:ascii="宋体" w:eastAsia="宋体" w:hAnsi="宋体"/>
-          <w:sz w:val="24"/>
-        </w:rPr>
-      </w:pPr>
-      <w:r>
-        <w:rPr>
-          <w:rFonts w:ascii="宋体" w:eastAsia="宋体" w:hAnsi="宋体"/>
+          <w:rFonts w:ascii="SimSun" w:eastAsia="SimSun" w:hAnsi="SimSun"/>
+          <w:sz w:val="24"/>
+        </w:rPr>
+      </w:pPr>
+      <w:r>
+        <w:rPr>
+          <w:rFonts w:ascii="SimSun" w:eastAsia="SimSun" w:hAnsi="SimSun"/>
           <w:sz w:val="24"/>
         </w:rPr>
         <w:t>结果：入库单保存至单据列表，商品库存数量增加，可在库存报表查看更新后的库存。</w:t>
@@ -2005,13 +1736,13 @@
     <w:p>
       <w:pPr>
         <w:rPr>
-          <w:rFonts w:ascii="宋体" w:eastAsia="宋体" w:hAnsi="宋体"/>
-          <w:sz w:val="24"/>
-        </w:rPr>
-      </w:pPr>
-      <w:r>
-        <w:rPr>
-          <w:rFonts w:ascii="宋体" w:eastAsia="宋体" w:hAnsi="宋体"/>
+          <w:rFonts w:ascii="SimSun" w:eastAsia="SimSun" w:hAnsi="SimSun"/>
+          <w:sz w:val="24"/>
+        </w:rPr>
+      </w:pPr>
+      <w:r>
+        <w:rPr>
+          <w:rFonts w:ascii="SimSun" w:eastAsia="SimSun" w:hAnsi="SimSun"/>
           <w:sz w:val="24"/>
         </w:rPr>
         <w:t>提示：若未填写供应商，系统会提示字段缺失，单据无法过账。</w:t>
@@ -2021,17 +1752,16 @@
       <w:pPr>
         <w:keepNext/>
         <w:ind w:left="3600" w:hangingChars="1500" w:hanging="3600"/>
-        <w:rPr>
-          <w:rFonts w:hint="eastAsia"/>
-        </w:rPr>
-      </w:pPr>
-      <w:r>
-        <w:rPr>
-          <w:rFonts w:ascii="宋体" w:eastAsia="宋体" w:hAnsi="宋体"/>
-          <w:sz w:val="24"/>
-        </w:rPr>
+      </w:pPr>
+      <w:r>
+        <w:rPr>
+          <w:rFonts w:ascii="SimSun" w:eastAsia="SimSun" w:hAnsi="SimSun"/>
+          <w:noProof/>
+          <w:sz w:val="24"/>
+        </w:rPr>
+        <w:lastRenderedPageBreak/>
         <w:drawing>
-          <wp:inline distT="0" distB="0" distL="0" distR="0" wp14:anchorId="5DFC90CC" wp14:editId="1C98C5BF">
+          <wp:inline distT="0" distB="0" distL="0" distR="0" wp14:anchorId="1FFD8377" wp14:editId="5BA932E3">
             <wp:extent cx="5760000" cy="1843200"/>
             <wp:effectExtent l="0" t="0" r="0" b="5080"/>
             <wp:docPr id="497513632" name="图片 1"/>
@@ -2068,12 +1798,9 @@
       </w:r>
       <w:r>
         <w:rPr>
-          <w:rFonts w:ascii="宋体" w:eastAsia="宋体" w:hAnsi="宋体" w:hint="eastAsia"/>
-          <w:sz w:val="24"/>
-        </w:rPr>
-        <w:t xml:space="preserve">  </w:t>
-      </w:r>
-      <w:r>
+          <w:rFonts w:ascii="SimSun" w:eastAsia="SimSun" w:hAnsi="SimSun" w:hint="eastAsia"/>
+          <w:sz w:val="24"/>
+        </w:rPr>
         <w:t>图 7 商品入库单</w:t>
       </w:r>
     </w:p>
@@ -2081,14 +1808,14 @@
       <w:pPr>
         <w:pStyle w:val="1"/>
         <w:rPr>
-          <w:rFonts w:ascii="宋体" w:eastAsia="宋体" w:hAnsi="宋体"/>
+          <w:rFonts w:ascii="SimSun" w:eastAsia="SimSun" w:hAnsi="SimSun"/>
           <w:sz w:val="32"/>
           <w:szCs w:val="32"/>
         </w:rPr>
       </w:pPr>
       <w:r>
         <w:rPr>
-          <w:rFonts w:ascii="宋体" w:eastAsia="宋体" w:hAnsi="宋体"/>
+          <w:rFonts w:ascii="SimSun" w:eastAsia="SimSun" w:hAnsi="SimSun"/>
           <w:sz w:val="32"/>
           <w:szCs w:val="32"/>
         </w:rPr>
@@ -2098,13 +1825,13 @@
     <w:p>
       <w:pPr>
         <w:rPr>
-          <w:rFonts w:ascii="宋体" w:eastAsia="宋体" w:hAnsi="宋体"/>
-          <w:sz w:val="24"/>
-        </w:rPr>
-      </w:pPr>
-      <w:r>
-        <w:rPr>
-          <w:rFonts w:ascii="宋体" w:eastAsia="宋体" w:hAnsi="宋体"/>
+          <w:rFonts w:ascii="SimSun" w:eastAsia="SimSun" w:hAnsi="SimSun"/>
+          <w:sz w:val="24"/>
+        </w:rPr>
+      </w:pPr>
+      <w:r>
+        <w:rPr>
+          <w:rFonts w:ascii="SimSun" w:eastAsia="SimSun" w:hAnsi="SimSun"/>
           <w:sz w:val="24"/>
         </w:rPr>
         <w:t>目的：录入销售单据，系统自动读取价目表价格并校验仓库库存。</w:t>
@@ -2113,13 +1840,13 @@
     <w:p>
       <w:pPr>
         <w:rPr>
-          <w:rFonts w:ascii="宋体" w:eastAsia="宋体" w:hAnsi="宋体"/>
-          <w:sz w:val="24"/>
-        </w:rPr>
-      </w:pPr>
-      <w:r>
-        <w:rPr>
-          <w:rFonts w:ascii="宋体" w:eastAsia="宋体" w:hAnsi="宋体"/>
+          <w:rFonts w:ascii="SimSun" w:eastAsia="SimSun" w:hAnsi="SimSun"/>
+          <w:sz w:val="24"/>
+        </w:rPr>
+      </w:pPr>
+      <w:r>
+        <w:rPr>
+          <w:rFonts w:ascii="SimSun" w:eastAsia="SimSun" w:hAnsi="SimSun"/>
           <w:sz w:val="24"/>
         </w:rPr>
         <w:t>操作步骤：</w:t>
@@ -2128,60 +1855,42 @@
     <w:p>
       <w:pPr>
         <w:rPr>
-          <w:rFonts w:ascii="宋体" w:eastAsia="宋体" w:hAnsi="宋体"/>
-          <w:sz w:val="24"/>
-        </w:rPr>
-      </w:pPr>
-      <w:r>
-        <w:rPr>
-          <w:rFonts w:ascii="宋体" w:eastAsia="宋体" w:hAnsi="宋体"/>
+          <w:rFonts w:ascii="SimSun" w:eastAsia="SimSun" w:hAnsi="SimSun"/>
+          <w:sz w:val="24"/>
+        </w:rPr>
+      </w:pPr>
+      <w:r>
+        <w:rPr>
+          <w:rFonts w:ascii="SimSun" w:eastAsia="SimSun" w:hAnsi="SimSun"/>
           <w:sz w:val="24"/>
         </w:rPr>
         <w:t>在栏目面板选择【销售】→【商品销售单】，点击«</w:t>
       </w:r>
-      <w:proofErr w:type="spellStart"/>
-      <w:r>
-        <w:rPr>
-          <w:rFonts w:ascii="Times New Roman" w:eastAsia="宋体" w:hAnsi="Times New Roman" w:cs="Times New Roman"/>
+      <w:r>
+        <w:rPr>
+          <w:rFonts w:ascii="Times New Roman" w:eastAsia="SimSun" w:hAnsi="Times New Roman" w:cs="Times New Roman"/>
           <w:sz w:val="24"/>
         </w:rPr>
         <w:t>Создать</w:t>
       </w:r>
-      <w:proofErr w:type="spellEnd"/>
-      <w:r>
-        <w:rPr>
-          <w:rFonts w:ascii="宋体" w:eastAsia="宋体" w:hAnsi="宋体"/>
-          <w:sz w:val="24"/>
-        </w:rPr>
-        <w:t>»</w:t>
-      </w:r>
-      <w:proofErr w:type="gramStart"/>
-      <w:r>
-        <w:rPr>
-          <w:rFonts w:ascii="宋体" w:eastAsia="宋体" w:hAnsi="宋体"/>
-          <w:sz w:val="24"/>
-        </w:rPr>
-        <w:t>(新建)</w:t>
-      </w:r>
-      <w:proofErr w:type="gramEnd"/>
-      <w:r>
-        <w:rPr>
-          <w:rFonts w:ascii="宋体" w:eastAsia="宋体" w:hAnsi="宋体"/>
-          <w:sz w:val="24"/>
-        </w:rPr>
-        <w:t>。</w:t>
-      </w:r>
-    </w:p>
-    <w:p>
-      <w:pPr>
-        <w:rPr>
-          <w:rFonts w:ascii="宋体" w:eastAsia="宋体" w:hAnsi="宋体"/>
-          <w:sz w:val="24"/>
-        </w:rPr>
-      </w:pPr>
-      <w:r>
-        <w:rPr>
-          <w:rFonts w:ascii="宋体" w:eastAsia="宋体" w:hAnsi="宋体"/>
+      <w:r>
+        <w:rPr>
+          <w:rFonts w:ascii="SimSun" w:eastAsia="SimSun" w:hAnsi="SimSun"/>
+          <w:sz w:val="24"/>
+        </w:rPr>
+        <w:t>»(新建)。</w:t>
+      </w:r>
+    </w:p>
+    <w:p>
+      <w:pPr>
+        <w:rPr>
+          <w:rFonts w:ascii="SimSun" w:eastAsia="SimSun" w:hAnsi="SimSun"/>
+          <w:sz w:val="24"/>
+        </w:rPr>
+      </w:pPr>
+      <w:r>
+        <w:rPr>
+          <w:rFonts w:ascii="SimSun" w:eastAsia="SimSun" w:hAnsi="SimSun"/>
           <w:sz w:val="24"/>
         </w:rPr>
         <w:t>选择客户信息。</w:t>
@@ -2190,123 +1899,57 @@
     <w:p>
       <w:pPr>
         <w:rPr>
-          <w:rFonts w:ascii="宋体" w:eastAsia="宋体" w:hAnsi="宋体"/>
-          <w:sz w:val="24"/>
-        </w:rPr>
-      </w:pPr>
-      <w:r>
-        <w:rPr>
-          <w:rFonts w:ascii="宋体" w:eastAsia="宋体" w:hAnsi="宋体"/>
+          <w:rFonts w:ascii="SimSun" w:eastAsia="SimSun" w:hAnsi="SimSun"/>
+          <w:sz w:val="24"/>
+        </w:rPr>
+      </w:pPr>
+      <w:r>
+        <w:rPr>
+          <w:rFonts w:ascii="SimSun" w:eastAsia="SimSun" w:hAnsi="SimSun"/>
+          <w:sz w:val="24"/>
+        </w:rPr>
+        <w:t>点击【选择商品】或输入货号添加商品（见第 9 章）；系统自动带出价目表内的销售价格，右侧商品卡片显示库存、已预订和可售数量。只能销售可售库存，已被其他客户预订的商品不能出售。</w:t>
+      </w:r>
+    </w:p>
+    <w:p>
+      <w:pPr>
+        <w:rPr>
+          <w:rFonts w:ascii="SimSun" w:eastAsia="SimSun" w:hAnsi="SimSun"/>
+          <w:sz w:val="24"/>
+        </w:rPr>
+      </w:pPr>
+      <w:r>
+        <w:rPr>
+          <w:rFonts w:ascii="SimSun" w:eastAsia="SimSun" w:hAnsi="SimSun"/>
           <w:sz w:val="24"/>
         </w:rPr>
         <w:t>点击«</w:t>
       </w:r>
-      <w:proofErr w:type="spellStart"/>
-      <w:r>
-        <w:rPr>
-          <w:rFonts w:ascii="Times New Roman" w:eastAsia="宋体" w:hAnsi="Times New Roman" w:cs="Times New Roman"/>
-          <w:sz w:val="24"/>
-        </w:rPr>
-        <w:t>Добавить</w:t>
-      </w:r>
-      <w:proofErr w:type="spellEnd"/>
-      <w:r>
-        <w:rPr>
-          <w:rFonts w:ascii="宋体" w:eastAsia="宋体" w:hAnsi="宋体"/>
-          <w:sz w:val="24"/>
-        </w:rPr>
-        <w:t>»</w:t>
-      </w:r>
-      <w:proofErr w:type="gramStart"/>
-      <w:r>
-        <w:rPr>
-          <w:rFonts w:ascii="宋体" w:eastAsia="宋体" w:hAnsi="宋体"/>
-          <w:sz w:val="24"/>
-        </w:rPr>
-        <w:t>(添加)</w:t>
-      </w:r>
-      <w:proofErr w:type="gramEnd"/>
-      <w:r>
-        <w:rPr>
-          <w:rFonts w:ascii="宋体" w:eastAsia="宋体" w:hAnsi="宋体"/>
-          <w:sz w:val="24"/>
-        </w:rPr>
-        <w:t>，选择销售商品；系统自动带出价目表内的销售价格，填写销售数量，页面下方显示当前库存。</w:t>
-      </w:r>
-    </w:p>
-    <w:p>
-      <w:pPr>
-        <w:rPr>
-          <w:rFonts w:ascii="宋体" w:eastAsia="宋体" w:hAnsi="宋体" w:hint="eastAsia"/>
-          <w:sz w:val="24"/>
-        </w:rPr>
-      </w:pPr>
-      <w:r>
-        <w:rPr>
-          <w:rFonts w:ascii="宋体" w:eastAsia="宋体" w:hAnsi="宋体"/>
-          <w:sz w:val="24"/>
-        </w:rPr>
-        <w:t>点击«</w:t>
-      </w:r>
-      <w:proofErr w:type="spellStart"/>
-      <w:r>
-        <w:rPr>
-          <w:rFonts w:ascii="Times New Roman" w:eastAsia="宋体" w:hAnsi="Times New Roman" w:cs="Times New Roman"/>
-          <w:sz w:val="24"/>
-        </w:rPr>
-        <w:t>Провести</w:t>
-      </w:r>
-      <w:proofErr w:type="spellEnd"/>
-      <w:r>
-        <w:rPr>
-          <w:rFonts w:ascii="Times New Roman" w:eastAsia="宋体" w:hAnsi="Times New Roman" w:cs="Times New Roman"/>
-          <w:sz w:val="24"/>
-        </w:rPr>
-        <w:t xml:space="preserve"> и </w:t>
-      </w:r>
-      <w:proofErr w:type="spellStart"/>
-      <w:r>
-        <w:rPr>
-          <w:rFonts w:ascii="Times New Roman" w:eastAsia="宋体" w:hAnsi="Times New Roman" w:cs="Times New Roman"/>
-          <w:sz w:val="24"/>
-        </w:rPr>
-        <w:t>закрыть</w:t>
-      </w:r>
-      <w:proofErr w:type="spellEnd"/>
-      <w:r>
-        <w:rPr>
-          <w:rFonts w:ascii="宋体" w:eastAsia="宋体" w:hAnsi="宋体"/>
-          <w:sz w:val="24"/>
-        </w:rPr>
-        <w:t>»</w:t>
-      </w:r>
-      <w:proofErr w:type="gramStart"/>
-      <w:r>
-        <w:rPr>
-          <w:rFonts w:ascii="宋体" w:eastAsia="宋体" w:hAnsi="宋体"/>
-          <w:sz w:val="24"/>
-        </w:rPr>
-        <w:t>(过账并关闭)</w:t>
-      </w:r>
-      <w:proofErr w:type="gramEnd"/>
-      <w:r>
-        <w:rPr>
-          <w:rFonts w:ascii="宋体" w:eastAsia="宋体" w:hAnsi="宋体"/>
-          <w:sz w:val="24"/>
-        </w:rPr>
-        <w:t>完成单据。</w:t>
-      </w:r>
-    </w:p>
-    <w:p>
-      <w:pPr>
-        <w:rPr>
-          <w:rFonts w:ascii="宋体" w:eastAsia="宋体" w:hAnsi="宋体"/>
-          <w:sz w:val="24"/>
-        </w:rPr>
-      </w:pPr>
-      <w:r>
-        <w:rPr>
-          <w:rFonts w:ascii="宋体" w:eastAsia="宋体" w:hAnsi="宋体"/>
+      <w:r>
+        <w:rPr>
+          <w:rFonts w:ascii="Times New Roman" w:eastAsia="SimSun" w:hAnsi="Times New Roman" w:cs="Times New Roman"/>
+          <w:sz w:val="24"/>
+        </w:rPr>
+        <w:t>Провести и закрыть</w:t>
+      </w:r>
+      <w:r>
+        <w:rPr>
+          <w:rFonts w:ascii="SimSun" w:eastAsia="SimSun" w:hAnsi="SimSun"/>
+          <w:sz w:val="24"/>
+        </w:rPr>
+        <w:t>»(过账并关闭)完成单据。</w:t>
+      </w:r>
+    </w:p>
+    <w:p>
+      <w:pPr>
+        <w:rPr>
+          <w:rFonts w:ascii="SimSun" w:eastAsia="SimSun" w:hAnsi="SimSun"/>
+          <w:sz w:val="24"/>
+        </w:rPr>
+      </w:pPr>
+      <w:r>
+        <w:rPr>
+          <w:rFonts w:ascii="SimSun" w:eastAsia="SimSun" w:hAnsi="SimSun"/>
           <w:sz w:val="24"/>
         </w:rPr>
         <w:t>测试库存不足提示：输入远大于现有库存的销售数量，执行过账，截取系统弹出的库存不足提示。</w:t>
@@ -2315,13 +1958,13 @@
     <w:p>
       <w:pPr>
         <w:rPr>
-          <w:rFonts w:ascii="宋体" w:eastAsia="宋体" w:hAnsi="宋体"/>
-          <w:sz w:val="24"/>
-        </w:rPr>
-      </w:pPr>
-      <w:r>
-        <w:rPr>
-          <w:rFonts w:ascii="宋体" w:eastAsia="宋体" w:hAnsi="宋体"/>
+          <w:rFonts w:ascii="SimSun" w:eastAsia="SimSun" w:hAnsi="SimSun"/>
+          <w:sz w:val="24"/>
+        </w:rPr>
+      </w:pPr>
+      <w:r>
+        <w:rPr>
+          <w:rFonts w:ascii="SimSun" w:eastAsia="SimSun" w:hAnsi="SimSun"/>
           <w:sz w:val="24"/>
         </w:rPr>
         <w:t>结果：单据列表中灰色单据代表未过账，不会对库存产生影响；单据过账成功后，对应商品库存扣减。</w:t>
@@ -2330,17 +1973,16 @@
     <w:p>
       <w:pPr>
         <w:keepNext/>
-        <w:rPr>
-          <w:rFonts w:hint="eastAsia"/>
-        </w:rPr>
-      </w:pPr>
-      <w:r>
-        <w:rPr>
-          <w:rFonts w:ascii="宋体" w:eastAsia="宋体" w:hAnsi="宋体"/>
-          <w:sz w:val="24"/>
-        </w:rPr>
+      </w:pPr>
+      <w:r>
+        <w:rPr>
+          <w:rFonts w:ascii="SimSun" w:eastAsia="SimSun" w:hAnsi="SimSun"/>
+          <w:noProof/>
+          <w:sz w:val="24"/>
+        </w:rPr>
+        <w:lastRenderedPageBreak/>
         <w:drawing>
-          <wp:inline distT="0" distB="0" distL="0" distR="0" wp14:anchorId="3250308C" wp14:editId="44CD7708">
+          <wp:inline distT="0" distB="0" distL="0" distR="0" wp14:anchorId="05121352" wp14:editId="217BF700">
             <wp:extent cx="5760000" cy="3600000"/>
             <wp:effectExtent l="0" t="0" r="0" b="635"/>
             <wp:docPr id="1978565551" name="图片 1"/>
@@ -2378,12 +2020,9 @@
     </w:p>
     <w:p>
       <w:pPr>
-        <w:pStyle w:val="af0"/>
+        <w:pStyle w:val="af"/>
         <w:keepNext/>
         <w:ind w:firstLineChars="1700" w:firstLine="3400"/>
-        <w:rPr>
-          <w:rFonts w:hint="eastAsia"/>
-        </w:rPr>
       </w:pPr>
       <w:r>
         <w:t>图</w:t>
@@ -2395,8 +2034,11 @@
         <w:t>商品销售单</w:t>
       </w:r>
       <w:r>
+        <w:rPr>
+          <w:noProof/>
+        </w:rPr>
         <w:drawing>
-          <wp:inline distT="0" distB="0" distL="0" distR="0" wp14:anchorId="4880F1AD" wp14:editId="6C182998">
+          <wp:inline distT="0" distB="0" distL="0" distR="0" wp14:anchorId="2BBF760C" wp14:editId="6B2062EE">
             <wp:extent cx="5760000" cy="3600000"/>
             <wp:effectExtent l="0" t="0" r="0" b="635"/>
             <wp:docPr id="1397515522" name="图片 1"/>
@@ -2434,11 +2076,8 @@
     </w:p>
     <w:p>
       <w:pPr>
-        <w:pStyle w:val="af0"/>
+        <w:pStyle w:val="af"/>
         <w:ind w:firstLineChars="1600" w:firstLine="3200"/>
-        <w:rPr>
-          <w:rFonts w:hint="eastAsia"/>
-        </w:rPr>
       </w:pPr>
       <w:r>
         <w:t>图</w:t>
@@ -2454,30 +2093,606 @@
       <w:pPr>
         <w:pStyle w:val="1"/>
         <w:rPr>
-          <w:rFonts w:ascii="宋体" w:eastAsia="宋体" w:hAnsi="宋体"/>
+          <w:rFonts w:ascii="SimSun" w:eastAsia="SimSun" w:hAnsi="SimSun"/>
           <w:sz w:val="32"/>
           <w:szCs w:val="32"/>
         </w:rPr>
       </w:pPr>
       <w:r>
         <w:rPr>
-          <w:rFonts w:ascii="宋体" w:eastAsia="宋体" w:hAnsi="宋体"/>
+          <w:rFonts w:ascii="SimSun" w:eastAsia="SimSun" w:hAnsi="SimSun"/>
           <w:sz w:val="32"/>
           <w:szCs w:val="32"/>
         </w:rPr>
-        <w:t>8 报表</w:t>
-      </w:r>
-    </w:p>
-    <w:p>
-      <w:pPr>
-        <w:rPr>
-          <w:rFonts w:ascii="宋体" w:eastAsia="宋体" w:hAnsi="宋体"/>
-          <w:sz w:val="24"/>
-        </w:rPr>
-      </w:pPr>
-      <w:r>
-        <w:rPr>
-          <w:rFonts w:ascii="宋体" w:eastAsia="宋体" w:hAnsi="宋体"/>
+        <w:t>8 商品预订</w:t>
+      </w:r>
+    </w:p>
+    <w:p>
+      <w:pPr>
+        <w:rPr>
+          <w:rFonts w:ascii="SimSun" w:eastAsia="SimSun" w:hAnsi="SimSun"/>
+          <w:sz w:val="24"/>
+        </w:rPr>
+      </w:pPr>
+      <w:r>
+        <w:rPr>
+          <w:rFonts w:ascii="SimSun" w:eastAsia="SimSun" w:hAnsi="SimSun"/>
+          <w:sz w:val="24"/>
+        </w:rPr>
+        <w:t>目的：为客户预留商品。已预订的商品从可售库存中扣除，不能卖给其他客户；客户购</w:t>
+      </w:r>
+      <w:r>
+        <w:rPr>
+          <w:rFonts w:ascii="SimSun" w:eastAsia="SimSun" w:hAnsi="SimSun"/>
+          <w:sz w:val="24"/>
+        </w:rPr>
+        <w:lastRenderedPageBreak/>
+        <w:t>买后按预订办理销售，客户放弃后取消预订，商品回到可售库存。</w:t>
+      </w:r>
+    </w:p>
+    <w:p>
+      <w:pPr>
+        <w:rPr>
+          <w:rFonts w:ascii="SimSun" w:eastAsia="SimSun" w:hAnsi="SimSun"/>
+          <w:sz w:val="24"/>
+        </w:rPr>
+      </w:pPr>
+      <w:r>
+        <w:rPr>
+          <w:rFonts w:ascii="SimSun" w:eastAsia="SimSun" w:hAnsi="SimSun"/>
+          <w:sz w:val="24"/>
+        </w:rPr>
+        <w:t>操作步骤：</w:t>
+      </w:r>
+    </w:p>
+    <w:p>
+      <w:pPr>
+        <w:rPr>
+          <w:rFonts w:ascii="SimSun" w:eastAsia="SimSun" w:hAnsi="SimSun"/>
+          <w:sz w:val="24"/>
+        </w:rPr>
+      </w:pPr>
+      <w:r>
+        <w:rPr>
+          <w:rFonts w:ascii="SimSun" w:eastAsia="SimSun" w:hAnsi="SimSun"/>
+          <w:sz w:val="24"/>
+        </w:rPr>
+        <w:t>1. 在栏目面板选择【预订】→【商品预订】，点击«Создать»(新建)，或在工作台点击【预订】按钮。</w:t>
+      </w:r>
+    </w:p>
+    <w:p>
+      <w:pPr>
+        <w:rPr>
+          <w:rFonts w:ascii="SimSun" w:eastAsia="SimSun" w:hAnsi="SimSun"/>
+          <w:sz w:val="24"/>
+        </w:rPr>
+      </w:pPr>
+      <w:r>
+        <w:rPr>
+          <w:rFonts w:ascii="SimSun" w:eastAsia="SimSun" w:hAnsi="SimSun"/>
+          <w:sz w:val="24"/>
+        </w:rPr>
+        <w:t>2. 选择客户，在【预订有效期至】字段填写期限（默认 3 天）。</w:t>
+      </w:r>
+    </w:p>
+    <w:p>
+      <w:pPr>
+        <w:rPr>
+          <w:rFonts w:ascii="SimSun" w:eastAsia="SimSun" w:hAnsi="SimSun"/>
+          <w:sz w:val="24"/>
+        </w:rPr>
+      </w:pPr>
+      <w:r>
+        <w:rPr>
+          <w:rFonts w:ascii="SimSun" w:eastAsia="SimSun" w:hAnsi="SimSun"/>
+          <w:sz w:val="24"/>
+        </w:rPr>
+        <w:t>3. 通过【选择商品】按钮或输入货号添加商品，右侧商品卡片显示库存、已预订和可售数量。</w:t>
+      </w:r>
+    </w:p>
+    <w:p>
+      <w:pPr>
+        <w:rPr>
+          <w:rFonts w:ascii="SimSun" w:eastAsia="SimSun" w:hAnsi="SimSun"/>
+          <w:sz w:val="24"/>
+        </w:rPr>
+      </w:pPr>
+      <w:r>
+        <w:rPr>
+          <w:rFonts w:ascii="SimSun" w:eastAsia="SimSun" w:hAnsi="SimSun"/>
+          <w:sz w:val="24"/>
+        </w:rPr>
+        <w:t>4. 点击«Провести и закрыть»(过账并关闭)。如可售库存不足，系统提示“无法预订……可售 N 件”，单据不能过账。</w:t>
+      </w:r>
+    </w:p>
+    <w:p>
+      <w:pPr>
+        <w:rPr>
+          <w:rFonts w:ascii="SimSun" w:eastAsia="SimSun" w:hAnsi="SimSun"/>
+          <w:sz w:val="24"/>
+        </w:rPr>
+      </w:pPr>
+      <w:r>
+        <w:rPr>
+          <w:rFonts w:ascii="SimSun" w:eastAsia="SimSun" w:hAnsi="SimSun"/>
+          <w:sz w:val="24"/>
+        </w:rPr>
+        <w:t>5. 客户来购买时，在预订单中点击【按预订办理销售】，系统自动填写客户、商品和预订价格；过账后商品从库存扣减并解除预订。客户只买一部分时，可删除多余行，剩余商品继续保留。</w:t>
+      </w:r>
+    </w:p>
+    <w:p>
+      <w:pPr>
+        <w:rPr>
+          <w:rFonts w:ascii="SimSun" w:eastAsia="SimSun" w:hAnsi="SimSun"/>
+          <w:sz w:val="24"/>
+        </w:rPr>
+      </w:pPr>
+      <w:r>
+        <w:rPr>
+          <w:rFonts w:ascii="SimSun" w:eastAsia="SimSun" w:hAnsi="SimSun"/>
+          <w:sz w:val="24"/>
+        </w:rPr>
+        <w:t>6. 客户放弃时，点击【取消预订】，填写取消原因并过账，商品回到可售库存。</w:t>
+      </w:r>
+    </w:p>
+    <w:p>
+      <w:pPr>
+        <w:rPr>
+          <w:rFonts w:ascii="SimSun" w:eastAsia="SimSun" w:hAnsi="SimSun"/>
+          <w:sz w:val="24"/>
+        </w:rPr>
+      </w:pPr>
+      <w:r>
+        <w:rPr>
+          <w:rFonts w:ascii="SimSun" w:eastAsia="SimSun" w:hAnsi="SimSun"/>
+          <w:sz w:val="24"/>
+        </w:rPr>
+        <w:t>7. 在预订列表中查看每个预订的状态：有效、已过期（红色）、部分已购买、已购买、已取消。</w:t>
+      </w:r>
+    </w:p>
+    <w:p>
+      <w:pPr>
+        <w:rPr>
+          <w:rFonts w:ascii="SimSun" w:eastAsia="SimSun" w:hAnsi="SimSun"/>
+          <w:sz w:val="24"/>
+        </w:rPr>
+      </w:pPr>
+      <w:r>
+        <w:rPr>
+          <w:rFonts w:ascii="SimSun" w:eastAsia="SimSun" w:hAnsi="SimSun"/>
+          <w:sz w:val="24"/>
+        </w:rPr>
+        <w:t>结果：商品被预留给客户，可售库存 = 仓库库存 − 预留商品；按预订销售或取消预订后，预留数量自动更新。</w:t>
+      </w:r>
+    </w:p>
+    <w:p>
+      <w:pPr>
+        <w:keepNext/>
+      </w:pPr>
+      <w:r>
+        <w:rPr>
+          <w:noProof/>
+        </w:rPr>
+        <w:lastRenderedPageBreak/>
+        <w:drawing>
+          <wp:inline distT="0" distB="0" distL="0" distR="0" wp14:anchorId="5480239E" wp14:editId="52E3589D">
+            <wp:extent cx="5580000" cy="3413647"/>
+            <wp:effectExtent l="0" t="0" r="0" b="0"/>
+            <wp:docPr id="2044978433" name="Picture 2044978433"/>
+            <wp:cNvGraphicFramePr>
+              <a:graphicFrameLocks xmlns:a="http://schemas.openxmlformats.org/drawingml/2006/main" noChangeAspect="1"/>
+            </wp:cNvGraphicFramePr>
+            <a:graphic xmlns:a="http://schemas.openxmlformats.org/drawingml/2006/main">
+              <a:graphicData uri="http://schemas.openxmlformats.org/drawingml/2006/picture">
+                <pic:pic xmlns:pic="http://schemas.openxmlformats.org/drawingml/2006/picture">
+                  <pic:nvPicPr>
+                    <pic:cNvPr id="0" name="zh_book.png"/>
+                    <pic:cNvPicPr/>
+                  </pic:nvPicPr>
+                  <pic:blipFill>
+                    <a:blip r:embed="rId15"/>
+                    <a:stretch>
+                      <a:fillRect/>
+                    </a:stretch>
+                  </pic:blipFill>
+                  <pic:spPr>
+                    <a:xfrm>
+                      <a:off x="0" y="0"/>
+                      <a:ext cx="5580000" cy="3413647"/>
+                    </a:xfrm>
+                    <a:prstGeom prst="rect">
+                      <a:avLst/>
+                    </a:prstGeom>
+                  </pic:spPr>
+                </pic:pic>
+              </a:graphicData>
+            </a:graphic>
+          </wp:inline>
+        </w:drawing>
+      </w:r>
+    </w:p>
+    <w:p>
+      <w:pPr>
+        <w:pStyle w:val="af"/>
+        <w:keepNext/>
+        <w:ind w:firstLineChars="1700" w:firstLine="3400"/>
+      </w:pPr>
+      <w:r>
+        <w:t>图</w:t>
+      </w:r>
+      <w:r>
+        <w:t xml:space="preserve"> 10 </w:t>
+      </w:r>
+      <w:r>
+        <w:t>商品预订单（部分已购买）</w:t>
+      </w:r>
+    </w:p>
+    <w:p>
+      <w:pPr>
+        <w:keepNext/>
+      </w:pPr>
+      <w:r>
+        <w:rPr>
+          <w:noProof/>
+        </w:rPr>
+        <w:drawing>
+          <wp:inline distT="0" distB="0" distL="0" distR="0" wp14:anchorId="76CB4E4E" wp14:editId="70880D47">
+            <wp:extent cx="5580000" cy="3413647"/>
+            <wp:effectExtent l="0" t="0" r="0" b="0"/>
+            <wp:docPr id="2044978434" name="Picture 2044978434"/>
+            <wp:cNvGraphicFramePr>
+              <a:graphicFrameLocks xmlns:a="http://schemas.openxmlformats.org/drawingml/2006/main" noChangeAspect="1"/>
+            </wp:cNvGraphicFramePr>
+            <a:graphic xmlns:a="http://schemas.openxmlformats.org/drawingml/2006/main">
+              <a:graphicData uri="http://schemas.openxmlformats.org/drawingml/2006/picture">
+                <pic:pic xmlns:pic="http://schemas.openxmlformats.org/drawingml/2006/picture">
+                  <pic:nvPicPr>
+                    <pic:cNvPr id="0" name="zh_book_list.png"/>
+                    <pic:cNvPicPr/>
+                  </pic:nvPicPr>
+                  <pic:blipFill>
+                    <a:blip r:embed="rId16"/>
+                    <a:stretch>
+                      <a:fillRect/>
+                    </a:stretch>
+                  </pic:blipFill>
+                  <pic:spPr>
+                    <a:xfrm>
+                      <a:off x="0" y="0"/>
+                      <a:ext cx="5580000" cy="3413647"/>
+                    </a:xfrm>
+                    <a:prstGeom prst="rect">
+                      <a:avLst/>
+                    </a:prstGeom>
+                  </pic:spPr>
+                </pic:pic>
+              </a:graphicData>
+            </a:graphic>
+          </wp:inline>
+        </w:drawing>
+      </w:r>
+    </w:p>
+    <w:p>
+      <w:pPr>
+        <w:pStyle w:val="af"/>
+        <w:keepNext/>
+        <w:ind w:firstLineChars="1700" w:firstLine="3400"/>
+      </w:pPr>
+      <w:r>
+        <w:t>图</w:t>
+      </w:r>
+      <w:r>
+        <w:t xml:space="preserve"> 11 </w:t>
+      </w:r>
+      <w:r>
+        <w:t>预订列表及状态</w:t>
+      </w:r>
+    </w:p>
+    <w:p>
+      <w:pPr>
+        <w:pStyle w:val="1"/>
+        <w:rPr>
+          <w:rFonts w:ascii="SimSun" w:eastAsia="SimSun" w:hAnsi="SimSun"/>
+          <w:sz w:val="32"/>
+          <w:szCs w:val="32"/>
+        </w:rPr>
+      </w:pPr>
+      <w:r>
+        <w:rPr>
+          <w:rFonts w:ascii="SimSun" w:eastAsia="SimSun" w:hAnsi="SimSun"/>
+          <w:sz w:val="32"/>
+          <w:szCs w:val="32"/>
+        </w:rPr>
+        <w:t>9 快速添加商品</w:t>
+      </w:r>
+    </w:p>
+    <w:p>
+      <w:pPr>
+        <w:rPr>
+          <w:rFonts w:ascii="SimSun" w:eastAsia="SimSun" w:hAnsi="SimSun"/>
+          <w:sz w:val="24"/>
+        </w:rPr>
+      </w:pPr>
+      <w:r>
+        <w:rPr>
+          <w:rFonts w:ascii="SimSun" w:eastAsia="SimSun" w:hAnsi="SimSun"/>
+          <w:sz w:val="24"/>
+        </w:rPr>
+        <w:t>目的：在入库单、销售单和预订单中快速添加商品。</w:t>
+      </w:r>
+    </w:p>
+    <w:p>
+      <w:pPr>
+        <w:rPr>
+          <w:rFonts w:ascii="SimSun" w:eastAsia="SimSun" w:hAnsi="SimSun"/>
+          <w:sz w:val="24"/>
+        </w:rPr>
+      </w:pPr>
+      <w:r>
+        <w:rPr>
+          <w:rFonts w:ascii="SimSun" w:eastAsia="SimSun" w:hAnsi="SimSun"/>
+          <w:sz w:val="24"/>
+        </w:rPr>
+        <w:t>操作步骤：</w:t>
+      </w:r>
+    </w:p>
+    <w:p>
+      <w:pPr>
+        <w:rPr>
+          <w:rFonts w:ascii="SimSun" w:eastAsia="SimSun" w:hAnsi="SimSun"/>
+          <w:sz w:val="24"/>
+        </w:rPr>
+      </w:pPr>
+      <w:r>
+        <w:rPr>
+          <w:rFonts w:ascii="SimSun" w:eastAsia="SimSun" w:hAnsi="SimSun"/>
+          <w:sz w:val="24"/>
+        </w:rPr>
+        <w:lastRenderedPageBreak/>
+        <w:t>1. 点击【选择商品】，在列表中查看价格、库存、已预订和可售数量；在【添加】列输入数量，或双击商品（每次 +1 件）。</w:t>
+      </w:r>
+    </w:p>
+    <w:p>
+      <w:pPr>
+        <w:rPr>
+          <w:rFonts w:ascii="SimSun" w:eastAsia="SimSun" w:hAnsi="SimSun"/>
+          <w:sz w:val="24"/>
+        </w:rPr>
+      </w:pPr>
+      <w:r>
+        <w:rPr>
+          <w:rFonts w:ascii="SimSun" w:eastAsia="SimSun" w:hAnsi="SimSun"/>
+          <w:sz w:val="24"/>
+        </w:rPr>
+        <w:t>2. 可在【搜索】框输入名称或货号筛选商品；勾选【仅显示可售】隐藏无可售库存的商品。</w:t>
+      </w:r>
+    </w:p>
+    <w:p>
+      <w:pPr>
+        <w:rPr>
+          <w:rFonts w:ascii="SimSun" w:eastAsia="SimSun" w:hAnsi="SimSun"/>
+          <w:sz w:val="24"/>
+        </w:rPr>
+      </w:pPr>
+      <w:r>
+        <w:rPr>
+          <w:rFonts w:ascii="SimSun" w:eastAsia="SimSun" w:hAnsi="SimSun"/>
+          <w:sz w:val="24"/>
+        </w:rPr>
+        <w:t>3. 点击【转入单据】，所选商品添加到单据中。</w:t>
+      </w:r>
+    </w:p>
+    <w:p>
+      <w:pPr>
+        <w:rPr>
+          <w:rFonts w:ascii="SimSun" w:eastAsia="SimSun" w:hAnsi="SimSun"/>
+          <w:sz w:val="24"/>
+        </w:rPr>
+      </w:pPr>
+      <w:r>
+        <w:rPr>
+          <w:rFonts w:ascii="SimSun" w:eastAsia="SimSun" w:hAnsi="SimSun"/>
+          <w:sz w:val="24"/>
+        </w:rPr>
+        <w:t>4. 也可以在【货号或名称】字段输入货号（例如 VM-SP-003）后按 Enter，商品直接加入单据，重复输入数量加 1。</w:t>
+      </w:r>
+    </w:p>
+    <w:p>
+      <w:pPr>
+        <w:rPr>
+          <w:rFonts w:ascii="SimSun" w:eastAsia="SimSun" w:hAnsi="SimSun"/>
+          <w:sz w:val="24"/>
+        </w:rPr>
+      </w:pPr>
+      <w:r>
+        <w:rPr>
+          <w:rFonts w:ascii="SimSun" w:eastAsia="SimSun" w:hAnsi="SimSun"/>
+          <w:sz w:val="24"/>
+        </w:rPr>
+        <w:t>5. 在销售单中选择客户后，如该客户有有效预订，表格上方显示链接，点击即可按预订填写销售单。</w:t>
+      </w:r>
+    </w:p>
+    <w:p>
+      <w:pPr>
+        <w:rPr>
+          <w:rFonts w:ascii="SimSun" w:eastAsia="SimSun" w:hAnsi="SimSun"/>
+          <w:sz w:val="24"/>
+        </w:rPr>
+      </w:pPr>
+      <w:r>
+        <w:rPr>
+          <w:rFonts w:ascii="SimSun" w:eastAsia="SimSun" w:hAnsi="SimSun"/>
+          <w:sz w:val="24"/>
+        </w:rPr>
+        <w:t>6. 采购员可点击工作台的【向供应商订货】或入库单的【补订即将售罄的商品】，自动加入可售少于 3 件的商品。</w:t>
+      </w:r>
+    </w:p>
+    <w:p>
+      <w:pPr>
+        <w:rPr>
+          <w:rFonts w:ascii="SimSun" w:eastAsia="SimSun" w:hAnsi="SimSun"/>
+          <w:sz w:val="24"/>
+        </w:rPr>
+      </w:pPr>
+      <w:r>
+        <w:rPr>
+          <w:rFonts w:ascii="SimSun" w:eastAsia="SimSun" w:hAnsi="SimSun"/>
+          <w:sz w:val="24"/>
+        </w:rPr>
+        <w:t>结果：无需逐行选择商品，录入单据更快、更不容易出错。</w:t>
+      </w:r>
+    </w:p>
+    <w:p>
+      <w:pPr>
+        <w:keepNext/>
+      </w:pPr>
+      <w:r>
+        <w:rPr>
+          <w:noProof/>
+        </w:rPr>
+        <w:lastRenderedPageBreak/>
+        <w:drawing>
+          <wp:inline distT="0" distB="0" distL="0" distR="0" wp14:anchorId="2E72623E" wp14:editId="752FAB54">
+            <wp:extent cx="5580000" cy="3413647"/>
+            <wp:effectExtent l="0" t="0" r="0" b="0"/>
+            <wp:docPr id="2044978435" name="Picture 2044978435"/>
+            <wp:cNvGraphicFramePr>
+              <a:graphicFrameLocks xmlns:a="http://schemas.openxmlformats.org/drawingml/2006/main" noChangeAspect="1"/>
+            </wp:cNvGraphicFramePr>
+            <a:graphic xmlns:a="http://schemas.openxmlformats.org/drawingml/2006/main">
+              <a:graphicData uri="http://schemas.openxmlformats.org/drawingml/2006/picture">
+                <pic:pic xmlns:pic="http://schemas.openxmlformats.org/drawingml/2006/picture">
+                  <pic:nvPicPr>
+                    <pic:cNvPr id="0" name="zh_pick.png"/>
+                    <pic:cNvPicPr/>
+                  </pic:nvPicPr>
+                  <pic:blipFill>
+                    <a:blip r:embed="rId17"/>
+                    <a:stretch>
+                      <a:fillRect/>
+                    </a:stretch>
+                  </pic:blipFill>
+                  <pic:spPr>
+                    <a:xfrm>
+                      <a:off x="0" y="0"/>
+                      <a:ext cx="5580000" cy="3413647"/>
+                    </a:xfrm>
+                    <a:prstGeom prst="rect">
+                      <a:avLst/>
+                    </a:prstGeom>
+                  </pic:spPr>
+                </pic:pic>
+              </a:graphicData>
+            </a:graphic>
+          </wp:inline>
+        </w:drawing>
+      </w:r>
+    </w:p>
+    <w:p>
+      <w:pPr>
+        <w:pStyle w:val="af"/>
+        <w:keepNext/>
+        <w:ind w:firstLineChars="1700" w:firstLine="3400"/>
+      </w:pPr>
+      <w:r>
+        <w:t>图</w:t>
+      </w:r>
+      <w:r>
+        <w:t xml:space="preserve"> 12 </w:t>
+      </w:r>
+      <w:r>
+        <w:t>选择商品窗口</w:t>
+      </w:r>
+    </w:p>
+    <w:p>
+      <w:pPr>
+        <w:keepNext/>
+      </w:pPr>
+      <w:r>
+        <w:rPr>
+          <w:noProof/>
+        </w:rPr>
+        <w:drawing>
+          <wp:inline distT="0" distB="0" distL="0" distR="0" wp14:anchorId="40CCA84E" wp14:editId="06619CAB">
+            <wp:extent cx="5580000" cy="3413647"/>
+            <wp:effectExtent l="0" t="0" r="0" b="0"/>
+            <wp:docPr id="2044978436" name="Picture 2044978436"/>
+            <wp:cNvGraphicFramePr>
+              <a:graphicFrameLocks xmlns:a="http://schemas.openxmlformats.org/drawingml/2006/main" noChangeAspect="1"/>
+            </wp:cNvGraphicFramePr>
+            <a:graphic xmlns:a="http://schemas.openxmlformats.org/drawingml/2006/main">
+              <a:graphicData uri="http://schemas.openxmlformats.org/drawingml/2006/picture">
+                <pic:pic xmlns:pic="http://schemas.openxmlformats.org/drawingml/2006/picture">
+                  <pic:nvPicPr>
+                    <pic:cNvPr id="0" name="zh_sale.png"/>
+                    <pic:cNvPicPr/>
+                  </pic:nvPicPr>
+                  <pic:blipFill>
+                    <a:blip r:embed="rId18"/>
+                    <a:stretch>
+                      <a:fillRect/>
+                    </a:stretch>
+                  </pic:blipFill>
+                  <pic:spPr>
+                    <a:xfrm>
+                      <a:off x="0" y="0"/>
+                      <a:ext cx="5580000" cy="3413647"/>
+                    </a:xfrm>
+                    <a:prstGeom prst="rect">
+                      <a:avLst/>
+                    </a:prstGeom>
+                  </pic:spPr>
+                </pic:pic>
+              </a:graphicData>
+            </a:graphic>
+          </wp:inline>
+        </w:drawing>
+      </w:r>
+    </w:p>
+    <w:p>
+      <w:pPr>
+        <w:pStyle w:val="af"/>
+        <w:keepNext/>
+        <w:ind w:firstLineChars="1700" w:firstLine="3400"/>
+      </w:pPr>
+      <w:r>
+        <w:t>图</w:t>
+      </w:r>
+      <w:r>
+        <w:t xml:space="preserve"> 13 </w:t>
+      </w:r>
+      <w:r>
+        <w:t>按预订填写的销售单</w:t>
+      </w:r>
+    </w:p>
+    <w:p>
+      <w:pPr>
+        <w:pStyle w:val="1"/>
+        <w:rPr>
+          <w:rFonts w:ascii="SimSun" w:eastAsia="SimSun" w:hAnsi="SimSun"/>
+          <w:sz w:val="32"/>
+          <w:szCs w:val="32"/>
+        </w:rPr>
+      </w:pPr>
+      <w:r>
+        <w:rPr>
+          <w:rFonts w:ascii="SimSun" w:eastAsia="SimSun" w:hAnsi="SimSun"/>
+          <w:sz w:val="32"/>
+          <w:szCs w:val="32"/>
+        </w:rPr>
+        <w:t>10 报表</w:t>
+      </w:r>
+    </w:p>
+    <w:p>
+      <w:pPr>
+        <w:rPr>
+          <w:rFonts w:ascii="SimSun" w:eastAsia="SimSun" w:hAnsi="SimSun"/>
+          <w:sz w:val="24"/>
+        </w:rPr>
+      </w:pPr>
+      <w:r>
+        <w:rPr>
+          <w:rFonts w:ascii="SimSun" w:eastAsia="SimSun" w:hAnsi="SimSun"/>
           <w:sz w:val="24"/>
         </w:rPr>
         <w:t>目的：生成商品库存报表与销售分析报表，获取业务统计数据。</w:t>
@@ -2486,13 +2701,13 @@
     <w:p>
       <w:pPr>
         <w:rPr>
-          <w:rFonts w:ascii="宋体" w:eastAsia="宋体" w:hAnsi="宋体"/>
-          <w:sz w:val="24"/>
-        </w:rPr>
-      </w:pPr>
-      <w:r>
-        <w:rPr>
-          <w:rFonts w:ascii="宋体" w:eastAsia="宋体" w:hAnsi="宋体"/>
+          <w:rFonts w:ascii="SimSun" w:eastAsia="SimSun" w:hAnsi="SimSun"/>
+          <w:sz w:val="24"/>
+        </w:rPr>
+      </w:pPr>
+      <w:r>
+        <w:rPr>
+          <w:rFonts w:ascii="SimSun" w:eastAsia="SimSun" w:hAnsi="SimSun"/>
           <w:sz w:val="24"/>
         </w:rPr>
         <w:t>操作步骤：</w:t>
@@ -2505,48 +2720,17 @@
           <w:numId w:val="5"/>
         </w:numPr>
         <w:rPr>
-          <w:rFonts w:ascii="宋体" w:eastAsia="宋体" w:hAnsi="宋体"/>
-          <w:sz w:val="24"/>
-        </w:rPr>
-      </w:pPr>
-      <w:r>
-        <w:rPr>
-          <w:rFonts w:ascii="宋体" w:eastAsia="宋体" w:hAnsi="宋体"/>
-          <w:sz w:val="24"/>
-        </w:rPr>
-        <w:t>栏目面板点击【分析】→【商品库存】，点击«</w:t>
-      </w:r>
-      <w:proofErr w:type="spellStart"/>
-      <w:r>
-        <w:rPr>
-          <w:rFonts w:ascii="Times New Roman" w:eastAsia="宋体" w:hAnsi="Times New Roman" w:cs="Times New Roman"/>
-          <w:sz w:val="24"/>
-        </w:rPr>
-        <w:t>Сформировать</w:t>
-      </w:r>
-      <w:proofErr w:type="spellEnd"/>
-      <w:r>
-        <w:rPr>
-          <w:rFonts w:ascii="宋体" w:eastAsia="宋体" w:hAnsi="宋体"/>
-          <w:sz w:val="24"/>
-        </w:rPr>
-        <w:t>»</w:t>
-      </w:r>
-      <w:proofErr w:type="gramStart"/>
-      <w:r>
-        <w:rPr>
-          <w:rFonts w:ascii="宋体" w:eastAsia="宋体" w:hAnsi="宋体"/>
-          <w:sz w:val="24"/>
-        </w:rPr>
-        <w:t>(生成)</w:t>
-      </w:r>
-      <w:proofErr w:type="gramEnd"/>
-      <w:r>
-        <w:rPr>
-          <w:rFonts w:ascii="宋体" w:eastAsia="宋体" w:hAnsi="宋体"/>
-          <w:sz w:val="24"/>
-        </w:rPr>
-        <w:t>。库存少于 3 件的商品以黄色高亮标记。</w:t>
+          <w:rFonts w:ascii="SimSun" w:eastAsia="SimSun" w:hAnsi="SimSun"/>
+          <w:sz w:val="24"/>
+        </w:rPr>
+      </w:pPr>
+      <w:r>
+        <w:rPr>
+          <w:rFonts w:ascii="SimSun" w:eastAsia="SimSun" w:hAnsi="SimSun"/>
+          <w:sz w:val="24"/>
+        </w:rPr>
+        <w:lastRenderedPageBreak/>
+        <w:t>栏目面板点击【分析】→【商品库存】，点击«Сформировать»(生成)。报表显示库存、已预订和可售数量，可售少于 3 件的商品以黄色高亮标记。</w:t>
       </w:r>
     </w:p>
     <w:p>
@@ -2556,48 +2740,30 @@
           <w:numId w:val="5"/>
         </w:numPr>
         <w:rPr>
-          <w:rFonts w:ascii="宋体" w:eastAsia="宋体" w:hAnsi="宋体"/>
-          <w:sz w:val="24"/>
-        </w:rPr>
-      </w:pPr>
-      <w:r>
-        <w:rPr>
-          <w:rFonts w:ascii="宋体" w:eastAsia="宋体" w:hAnsi="宋体"/>
+          <w:rFonts w:ascii="SimSun" w:eastAsia="SimSun" w:hAnsi="SimSun"/>
+          <w:sz w:val="24"/>
+        </w:rPr>
+      </w:pPr>
+      <w:r>
+        <w:rPr>
+          <w:rFonts w:ascii="SimSun" w:eastAsia="SimSun" w:hAnsi="SimSun"/>
           <w:sz w:val="24"/>
         </w:rPr>
         <w:t>栏目面板点击【分析】→【销售分析】，选定统计时间区间，点击«</w:t>
       </w:r>
-      <w:proofErr w:type="spellStart"/>
-      <w:r>
-        <w:rPr>
-          <w:rFonts w:ascii="Times New Roman" w:eastAsia="宋体" w:hAnsi="Times New Roman" w:cs="Times New Roman"/>
+      <w:r>
+        <w:rPr>
+          <w:rFonts w:ascii="Times New Roman" w:eastAsia="SimSun" w:hAnsi="Times New Roman" w:cs="Times New Roman"/>
           <w:sz w:val="24"/>
         </w:rPr>
         <w:t>Сформировать</w:t>
       </w:r>
-      <w:proofErr w:type="spellEnd"/>
-      <w:r>
-        <w:rPr>
-          <w:rFonts w:ascii="宋体" w:eastAsia="宋体" w:hAnsi="宋体"/>
-          <w:sz w:val="24"/>
-        </w:rPr>
-        <w:t>»</w:t>
-      </w:r>
-      <w:proofErr w:type="gramStart"/>
-      <w:r>
-        <w:rPr>
-          <w:rFonts w:ascii="宋体" w:eastAsia="宋体" w:hAnsi="宋体"/>
-          <w:sz w:val="24"/>
-        </w:rPr>
-        <w:t>(生成)</w:t>
-      </w:r>
-      <w:proofErr w:type="gramEnd"/>
-      <w:r>
-        <w:rPr>
-          <w:rFonts w:ascii="宋体" w:eastAsia="宋体" w:hAnsi="宋体"/>
-          <w:sz w:val="24"/>
-        </w:rPr>
-        <w:t>。</w:t>
+      <w:r>
+        <w:rPr>
+          <w:rFonts w:ascii="SimSun" w:eastAsia="SimSun" w:hAnsi="SimSun"/>
+          <w:sz w:val="24"/>
+        </w:rPr>
+        <w:t>»(生成)。</w:t>
       </w:r>
     </w:p>
     <w:p>
@@ -2607,83 +2773,42 @@
           <w:numId w:val="5"/>
         </w:numPr>
         <w:rPr>
-          <w:rFonts w:ascii="宋体" w:eastAsia="宋体" w:hAnsi="宋体"/>
-          <w:sz w:val="24"/>
-        </w:rPr>
-      </w:pPr>
-      <w:r>
-        <w:rPr>
-          <w:rFonts w:ascii="宋体" w:eastAsia="宋体" w:hAnsi="宋体"/>
+          <w:rFonts w:ascii="SimSun" w:eastAsia="SimSun" w:hAnsi="SimSun"/>
+          <w:sz w:val="24"/>
+        </w:rPr>
+      </w:pPr>
+      <w:r>
+        <w:rPr>
+          <w:rFonts w:ascii="SimSun" w:eastAsia="SimSun" w:hAnsi="SimSun"/>
           <w:sz w:val="24"/>
         </w:rPr>
         <w:t>点击«</w:t>
       </w:r>
-      <w:proofErr w:type="spellStart"/>
-      <w:r>
-        <w:rPr>
-          <w:rFonts w:ascii="Times New Roman" w:eastAsia="宋体" w:hAnsi="Times New Roman" w:cs="Times New Roman"/>
-          <w:sz w:val="24"/>
-        </w:rPr>
-        <w:t>Выбрать</w:t>
-      </w:r>
-      <w:proofErr w:type="spellEnd"/>
-      <w:r>
-        <w:rPr>
-          <w:rFonts w:ascii="Times New Roman" w:eastAsia="宋体" w:hAnsi="Times New Roman" w:cs="Times New Roman"/>
-          <w:sz w:val="24"/>
-        </w:rPr>
-        <w:t xml:space="preserve"> </w:t>
-      </w:r>
-      <w:proofErr w:type="spellStart"/>
-      <w:r>
-        <w:rPr>
-          <w:rFonts w:ascii="Times New Roman" w:eastAsia="宋体" w:hAnsi="Times New Roman" w:cs="Times New Roman"/>
-          <w:sz w:val="24"/>
-        </w:rPr>
-        <w:t>вариант</w:t>
-      </w:r>
-      <w:proofErr w:type="spellEnd"/>
-      <w:r>
-        <w:rPr>
-          <w:rFonts w:ascii="Times New Roman" w:eastAsia="宋体" w:hAnsi="Times New Roman" w:cs="Times New Roman"/>
-          <w:sz w:val="24"/>
-        </w:rPr>
-        <w:t>…</w:t>
-      </w:r>
-      <w:r>
-        <w:rPr>
-          <w:rFonts w:ascii="宋体" w:eastAsia="宋体" w:hAnsi="宋体"/>
-          <w:sz w:val="24"/>
-        </w:rPr>
-        <w:t>»</w:t>
-      </w:r>
-      <w:proofErr w:type="gramStart"/>
-      <w:r>
-        <w:rPr>
-          <w:rFonts w:ascii="宋体" w:eastAsia="宋体" w:hAnsi="宋体"/>
-          <w:sz w:val="24"/>
-        </w:rPr>
-        <w:t>(选择方案)</w:t>
-      </w:r>
-      <w:proofErr w:type="gramEnd"/>
-      <w:r>
-        <w:rPr>
-          <w:rFonts w:ascii="宋体" w:eastAsia="宋体" w:hAnsi="宋体"/>
-          <w:sz w:val="24"/>
-        </w:rPr>
-        <w:t>，可切换按商品、按客户两种统计视图。</w:t>
-      </w:r>
-    </w:p>
-    <w:p>
-      <w:pPr>
-        <w:rPr>
-          <w:rFonts w:ascii="宋体" w:eastAsia="宋体" w:hAnsi="宋体"/>
-          <w:sz w:val="24"/>
-        </w:rPr>
-      </w:pPr>
-      <w:r>
-        <w:rPr>
-          <w:rFonts w:ascii="宋体" w:eastAsia="宋体" w:hAnsi="宋体"/>
+      <w:r>
+        <w:rPr>
+          <w:rFonts w:ascii="Times New Roman" w:eastAsia="SimSun" w:hAnsi="Times New Roman" w:cs="Times New Roman"/>
+          <w:sz w:val="24"/>
+        </w:rPr>
+        <w:t>Выбрать вариант…</w:t>
+      </w:r>
+      <w:r>
+        <w:rPr>
+          <w:rFonts w:ascii="SimSun" w:eastAsia="SimSun" w:hAnsi="SimSun"/>
+          <w:sz w:val="24"/>
+        </w:rPr>
+        <w:t>»(选择方案)，可切换按商品、按客户两种统计视图。</w:t>
+      </w:r>
+    </w:p>
+    <w:p>
+      <w:pPr>
+        <w:rPr>
+          <w:rFonts w:ascii="SimSun" w:eastAsia="SimSun" w:hAnsi="SimSun"/>
+          <w:sz w:val="24"/>
+        </w:rPr>
+      </w:pPr>
+      <w:r>
+        <w:rPr>
+          <w:rFonts w:ascii="SimSun" w:eastAsia="SimSun" w:hAnsi="SimSun"/>
           <w:sz w:val="24"/>
         </w:rPr>
         <w:t>结果：生成统计报表，可查看库存余量、收入、成本、毛利等业务数据。</w:t>
@@ -2692,17 +2817,15 @@
     <w:p>
       <w:pPr>
         <w:keepNext/>
-        <w:rPr>
-          <w:rFonts w:hint="eastAsia"/>
-        </w:rPr>
-      </w:pPr>
-      <w:r>
-        <w:rPr>
-          <w:rFonts w:ascii="宋体" w:eastAsia="宋体" w:hAnsi="宋体"/>
+      </w:pPr>
+      <w:r>
+        <w:rPr>
+          <w:rFonts w:ascii="SimSun" w:eastAsia="SimSun" w:hAnsi="SimSun"/>
+          <w:noProof/>
           <w:sz w:val="24"/>
         </w:rPr>
         <w:drawing>
-          <wp:inline distT="0" distB="0" distL="0" distR="0" wp14:anchorId="3885C968" wp14:editId="1539C36F">
+          <wp:inline distT="0" distB="0" distL="0" distR="0" wp14:anchorId="69C407E9" wp14:editId="207073E7">
             <wp:extent cx="5760000" cy="3409200"/>
             <wp:effectExtent l="0" t="0" r="0" b="1270"/>
             <wp:docPr id="105335572" name="图片 1"/>
@@ -2717,7 +2840,7 @@
                     <pic:cNvPicPr/>
                   </pic:nvPicPr>
                   <pic:blipFill>
-                    <a:blip r:embed="rId15"/>
+                    <a:blip r:embed="rId19"/>
                     <a:stretch>
                       <a:fillRect/>
                     </a:stretch>
@@ -2746,25 +2869,26 @@
     </w:p>
     <w:p>
       <w:pPr>
-        <w:pStyle w:val="af0"/>
+        <w:pStyle w:val="af"/>
         <w:keepNext/>
         <w:ind w:firstLineChars="1600" w:firstLine="3200"/>
-        <w:rPr>
-          <w:rFonts w:hint="eastAsia"/>
-        </w:rPr>
       </w:pPr>
       <w:r>
         <w:t>图</w:t>
       </w:r>
       <w:r>
-        <w:t xml:space="preserve"> 10 </w:t>
+        <w:t xml:space="preserve"> 14 </w:t>
       </w:r>
       <w:r>
         <w:t>商品库存报表</w:t>
       </w:r>
       <w:r>
+        <w:rPr>
+          <w:noProof/>
+        </w:rPr>
+        <w:lastRenderedPageBreak/>
         <w:drawing>
-          <wp:inline distT="0" distB="0" distL="0" distR="0" wp14:anchorId="246FFD26" wp14:editId="5E6269AD">
+          <wp:inline distT="0" distB="0" distL="0" distR="0" wp14:anchorId="151B1ADF" wp14:editId="4BE28818">
             <wp:extent cx="5760000" cy="3412800"/>
             <wp:effectExtent l="0" t="0" r="0" b="0"/>
             <wp:docPr id="159934241" name="图片 1"/>
@@ -2779,7 +2903,7 @@
                     <pic:cNvPicPr/>
                   </pic:nvPicPr>
                   <pic:blipFill>
-                    <a:blip r:embed="rId16"/>
+                    <a:blip r:embed="rId20"/>
                     <a:stretch>
                       <a:fillRect/>
                     </a:stretch>
@@ -2802,10 +2926,10 @@
     </w:p>
     <w:p>
       <w:pPr>
-        <w:pStyle w:val="af0"/>
+        <w:pStyle w:val="af"/>
         <w:ind w:firstLineChars="1700" w:firstLine="3400"/>
         <w:rPr>
-          <w:rFonts w:ascii="宋体" w:eastAsia="宋体" w:hAnsi="宋体" w:hint="eastAsia"/>
+          <w:rFonts w:ascii="SimSun" w:eastAsia="SimSun" w:hAnsi="SimSun"/>
           <w:sz w:val="24"/>
           <w:szCs w:val="24"/>
         </w:rPr>
@@ -2814,7 +2938,7 @@
         <w:t>图</w:t>
       </w:r>
       <w:r>
-        <w:t xml:space="preserve"> 11 </w:t>
+        <w:t xml:space="preserve"> 15 </w:t>
       </w:r>
       <w:r>
         <w:t>销售分析报表</w:t>
@@ -2824,37 +2948,37 @@
       <w:pPr>
         <w:pStyle w:val="1"/>
         <w:rPr>
-          <w:rFonts w:ascii="宋体" w:eastAsia="宋体" w:hAnsi="宋体"/>
+          <w:rFonts w:ascii="SimSun" w:eastAsia="SimSun" w:hAnsi="SimSun"/>
           <w:sz w:val="32"/>
           <w:szCs w:val="32"/>
         </w:rPr>
       </w:pPr>
       <w:r>
         <w:rPr>
-          <w:rFonts w:ascii="宋体" w:eastAsia="宋体" w:hAnsi="宋体"/>
+          <w:rFonts w:ascii="SimSun" w:eastAsia="SimSun" w:hAnsi="SimSun"/>
           <w:sz w:val="32"/>
           <w:szCs w:val="32"/>
         </w:rPr>
-        <w:t>9 常见问题</w:t>
-      </w:r>
-    </w:p>
-    <w:p>
-      <w:pPr>
-        <w:rPr>
-          <w:rFonts w:ascii="宋体" w:eastAsia="宋体" w:hAnsi="宋体"/>
-          <w:sz w:val="24"/>
-        </w:rPr>
-      </w:pPr>
-      <w:r>
-        <w:rPr>
-          <w:rFonts w:ascii="宋体" w:eastAsia="宋体" w:hAnsi="宋体" w:hint="eastAsia"/>
+        <w:t>11 常见问题</w:t>
+      </w:r>
+    </w:p>
+    <w:p>
+      <w:pPr>
+        <w:rPr>
+          <w:rFonts w:ascii="SimSun" w:eastAsia="SimSun" w:hAnsi="SimSun"/>
+          <w:sz w:val="24"/>
+        </w:rPr>
+      </w:pPr>
+      <w:r>
+        <w:rPr>
+          <w:rFonts w:ascii="SimSun" w:eastAsia="SimSun" w:hAnsi="SimSun" w:hint="eastAsia"/>
           <w:sz w:val="24"/>
         </w:rPr>
         <w:t>1.</w:t>
       </w:r>
       <w:r>
         <w:rPr>
-          <w:rFonts w:ascii="宋体" w:eastAsia="宋体" w:hAnsi="宋体"/>
+          <w:rFonts w:ascii="SimSun" w:eastAsia="SimSun" w:hAnsi="SimSun"/>
           <w:sz w:val="24"/>
         </w:rPr>
         <w:t>库存不足提示</w:t>
@@ -2863,13 +2987,13 @@
     <w:p>
       <w:pPr>
         <w:rPr>
-          <w:rFonts w:ascii="宋体" w:eastAsia="宋体" w:hAnsi="宋体"/>
-          <w:sz w:val="24"/>
-        </w:rPr>
-      </w:pPr>
-      <w:r>
-        <w:rPr>
-          <w:rFonts w:ascii="宋体" w:eastAsia="宋体" w:hAnsi="宋体"/>
+          <w:rFonts w:ascii="SimSun" w:eastAsia="SimSun" w:hAnsi="SimSun"/>
+          <w:sz w:val="24"/>
+        </w:rPr>
+      </w:pPr>
+      <w:r>
+        <w:rPr>
+          <w:rFonts w:ascii="SimSun" w:eastAsia="SimSun" w:hAnsi="SimSun"/>
           <w:sz w:val="24"/>
         </w:rPr>
         <w:t>现象：销售单过账时，系统提示商品库存不足。</w:t>
@@ -2878,13 +3002,13 @@
     <w:p>
       <w:pPr>
         <w:rPr>
-          <w:rFonts w:ascii="宋体" w:eastAsia="宋体" w:hAnsi="宋体"/>
-          <w:sz w:val="24"/>
-        </w:rPr>
-      </w:pPr>
-      <w:r>
-        <w:rPr>
-          <w:rFonts w:ascii="宋体" w:eastAsia="宋体" w:hAnsi="宋体"/>
+          <w:rFonts w:ascii="SimSun" w:eastAsia="SimSun" w:hAnsi="SimSun"/>
+          <w:sz w:val="24"/>
+        </w:rPr>
+      </w:pPr>
+      <w:r>
+        <w:rPr>
+          <w:rFonts w:ascii="SimSun" w:eastAsia="SimSun" w:hAnsi="SimSun"/>
           <w:sz w:val="24"/>
         </w:rPr>
         <w:t>解决方法：调减销售单据中的商品数量；或先完成该商品入库，增加库存后再执行过账。</w:t>
@@ -2893,20 +3017,20 @@
     <w:p>
       <w:pPr>
         <w:rPr>
-          <w:rFonts w:ascii="宋体" w:eastAsia="宋体" w:hAnsi="宋体"/>
-          <w:sz w:val="24"/>
-        </w:rPr>
-      </w:pPr>
-      <w:r>
-        <w:rPr>
-          <w:rFonts w:ascii="宋体" w:eastAsia="宋体" w:hAnsi="宋体" w:hint="eastAsia"/>
+          <w:rFonts w:ascii="SimSun" w:eastAsia="SimSun" w:hAnsi="SimSun"/>
+          <w:sz w:val="24"/>
+        </w:rPr>
+      </w:pPr>
+      <w:r>
+        <w:rPr>
+          <w:rFonts w:ascii="SimSun" w:eastAsia="SimSun" w:hAnsi="SimSun" w:hint="eastAsia"/>
           <w:sz w:val="24"/>
         </w:rPr>
         <w:t>2.</w:t>
       </w:r>
       <w:r>
         <w:rPr>
-          <w:rFonts w:ascii="宋体" w:eastAsia="宋体" w:hAnsi="宋体"/>
+          <w:rFonts w:ascii="SimSun" w:eastAsia="SimSun" w:hAnsi="SimSun"/>
           <w:sz w:val="24"/>
         </w:rPr>
         <w:t>必填字段未填写</w:t>
@@ -2915,13 +3039,13 @@
     <w:p>
       <w:pPr>
         <w:rPr>
-          <w:rFonts w:ascii="宋体" w:eastAsia="宋体" w:hAnsi="宋体"/>
-          <w:sz w:val="24"/>
-        </w:rPr>
-      </w:pPr>
-      <w:r>
-        <w:rPr>
-          <w:rFonts w:ascii="宋体" w:eastAsia="宋体" w:hAnsi="宋体"/>
+          <w:rFonts w:ascii="SimSun" w:eastAsia="SimSun" w:hAnsi="SimSun"/>
+          <w:sz w:val="24"/>
+        </w:rPr>
+      </w:pPr>
+      <w:r>
+        <w:rPr>
+          <w:rFonts w:ascii="SimSun" w:eastAsia="SimSun" w:hAnsi="SimSun"/>
           <w:sz w:val="24"/>
         </w:rPr>
         <w:t>现象：单据无法过账，提示关键字段为空。</w:t>
@@ -2930,13 +3054,13 @@
     <w:p>
       <w:pPr>
         <w:rPr>
-          <w:rFonts w:ascii="宋体" w:eastAsia="宋体" w:hAnsi="宋体"/>
-          <w:sz w:val="24"/>
-        </w:rPr>
-      </w:pPr>
-      <w:r>
-        <w:rPr>
-          <w:rFonts w:ascii="宋体" w:eastAsia="宋体" w:hAnsi="宋体"/>
+          <w:rFonts w:ascii="SimSun" w:eastAsia="SimSun" w:hAnsi="SimSun"/>
+          <w:sz w:val="24"/>
+        </w:rPr>
+      </w:pPr>
+      <w:r>
+        <w:rPr>
+          <w:rFonts w:ascii="SimSun" w:eastAsia="SimSun" w:hAnsi="SimSun"/>
           <w:sz w:val="24"/>
         </w:rPr>
         <w:t>解决方法：检查单据，补全供应商、客户等必填字段，再次执行过账。</w:t>
@@ -2944,14 +3068,60 @@
     </w:p>
     <w:p>
       <w:pPr>
+        <w:rPr>
+          <w:rFonts w:ascii="SimSun" w:eastAsia="SimSun" w:hAnsi="SimSun"/>
+          <w:sz w:val="24"/>
+        </w:rPr>
+      </w:pPr>
+      <w:r>
+        <w:rPr>
+          <w:rFonts w:ascii="SimSun" w:eastAsia="SimSun" w:hAnsi="SimSun" w:hint="eastAsia"/>
+          <w:sz w:val="24"/>
+        </w:rPr>
+        <w:t>3.可售库存不足（商品已被预订）</w:t>
+      </w:r>
+    </w:p>
+    <w:p>
+      <w:pPr>
+        <w:rPr>
+          <w:rFonts w:ascii="SimSun" w:eastAsia="SimSun" w:hAnsi="SimSun"/>
+          <w:sz w:val="24"/>
+        </w:rPr>
+      </w:pPr>
+      <w:r>
+        <w:rPr>
+          <w:rFonts w:ascii="SimSun" w:eastAsia="SimSun" w:hAnsi="SimSun"/>
+          <w:sz w:val="24"/>
+        </w:rPr>
+        <w:t>现象：销售或预订时系统提示“可售商品不足……其中 N 件已被其他客户预订”。</w:t>
+      </w:r>
+    </w:p>
+    <w:p>
+      <w:pPr>
+        <w:rPr>
+          <w:rFonts w:ascii="SimSun" w:eastAsia="SimSun" w:hAnsi="SimSun"/>
+          <w:sz w:val="24"/>
+        </w:rPr>
+      </w:pPr>
+      <w:r>
+        <w:rPr>
+          <w:rFonts w:ascii="SimSun" w:eastAsia="SimSun" w:hAnsi="SimSun"/>
+          <w:sz w:val="24"/>
+        </w:rPr>
+        <w:t>解决方法：只销售可售数量，或等待其他客户的预订被购买或取消；也可以先办理入库。</w:t>
+      </w:r>
+    </w:p>
+    <w:p>
+      <w:pPr>
         <w:keepNext/>
-        <w:rPr>
-          <w:rFonts w:hint="eastAsia"/>
-        </w:rPr>
-      </w:pPr>
-      <w:r>
+      </w:pPr>
+      <w:r>
+        <w:rPr>
+          <w:noProof/>
+        </w:rPr>
+        <w:lastRenderedPageBreak/>
         <w:drawing>
-          <wp:inline distT="0" distB="0" distL="0" distR="0" wp14:anchorId="258E706B" wp14:editId="3653E420">
+          <wp:inline distT="0" distB="0" distL="0" distR="0" wp14:anchorId="4C8BEB91" wp14:editId="2ED8F444">
             <wp:extent cx="5760000" cy="3564000"/>
             <wp:effectExtent l="0" t="0" r="0" b="0"/>
             <wp:docPr id="1887154137" name="图片 1"/>
@@ -2966,7 +3136,7 @@
                     <pic:cNvPicPr/>
                   </pic:nvPicPr>
                   <pic:blipFill>
-                    <a:blip r:embed="rId17"/>
+                    <a:blip r:embed="rId21"/>
                     <a:stretch>
                       <a:fillRect/>
                     </a:stretch>
@@ -2989,17 +3159,14 @@
     </w:p>
     <w:p>
       <w:pPr>
-        <w:pStyle w:val="af0"/>
+        <w:pStyle w:val="af"/>
         <w:ind w:firstLineChars="2000" w:firstLine="4000"/>
-        <w:rPr>
-          <w:rFonts w:hint="eastAsia"/>
-        </w:rPr>
       </w:pPr>
       <w:r>
         <w:t>图</w:t>
       </w:r>
       <w:r>
-        <w:t xml:space="preserve"> 12 </w:t>
+        <w:t xml:space="preserve"> 16 </w:t>
       </w:r>
       <w:r>
         <w:t>系统错误提示</w:t>
@@ -3007,25 +3174,26 @@
     </w:p>
     <w:p>
       <w:pPr>
+        <w:pStyle w:val="1"/>
         <w:pageBreakBefore/>
-        <w:pStyle w:val="1"/>
-        <w:rPr>
-          <w:rFonts w:ascii="宋体" w:eastAsia="宋体" w:hAnsi="宋体" w:hint="eastAsia"/>
+        <w:rPr>
+          <w:rFonts w:ascii="SimSun" w:eastAsia="SimSun" w:hAnsi="SimSun"/>
           <w:sz w:val="32"/>
           <w:szCs w:val="32"/>
         </w:rPr>
       </w:pPr>
       <w:r>
         <w:rPr>
-          <w:rFonts w:ascii="宋体" w:eastAsia="宋体" w:hAnsi="宋体"/>
+          <w:rFonts w:ascii="SimSun" w:eastAsia="SimSun" w:hAnsi="SimSun"/>
           <w:sz w:val="32"/>
           <w:szCs w:val="32"/>
         </w:rPr>
+        <w:lastRenderedPageBreak/>
         <w:t>附录 俄汉术语表</w:t>
       </w:r>
       <w:r>
         <w:rPr>
-          <w:rFonts w:ascii="宋体" w:eastAsia="宋体" w:hAnsi="宋体" w:hint="eastAsia"/>
+          <w:rFonts w:ascii="SimSun" w:eastAsia="SimSun" w:hAnsi="SimSun" w:hint="eastAsia"/>
           <w:sz w:val="32"/>
           <w:szCs w:val="32"/>
         </w:rPr>
@@ -3036,7 +3204,7 @@
       <w:pPr>
         <w:pStyle w:val="1"/>
         <w:rPr>
-          <w:rFonts w:ascii="宋体" w:eastAsia="宋体" w:hAnsi="宋体" w:hint="eastAsia"/>
+          <w:rFonts w:ascii="SimSun" w:eastAsia="SimSun" w:hAnsi="SimSun"/>
           <w:sz w:val="32"/>
           <w:szCs w:val="32"/>
         </w:rPr>
@@ -3082,7 +3250,7 @@
           </w:tcPr>
           <w:p>
             <w:pPr>
-              <w:spacing w:before="0" w:after="0" w:line="240" w:lineRule="auto"/>
+              <w:spacing w:after="0" w:line="240" w:lineRule="auto"/>
               <w:rPr>
                 <w:b/>
                 <w:bCs/>
@@ -3117,7 +3285,7 @@
           </w:tcPr>
           <w:p>
             <w:pPr>
-              <w:spacing w:before="0" w:after="0" w:line="240" w:lineRule="auto"/>
+              <w:spacing w:after="0" w:line="240" w:lineRule="auto"/>
               <w:rPr>
                 <w:b/>
                 <w:bCs/>
@@ -3152,7 +3320,7 @@
           </w:tcPr>
           <w:p>
             <w:pPr>
-              <w:spacing w:before="0" w:after="0" w:line="240" w:lineRule="auto"/>
+              <w:spacing w:after="0" w:line="240" w:lineRule="auto"/>
               <w:rPr>
                 <w:b/>
                 <w:bCs/>
@@ -3189,13 +3357,12 @@
           </w:tcPr>
           <w:p>
             <w:pPr>
-              <w:spacing w:before="0" w:after="0" w:line="240" w:lineRule="auto"/>
-              <w:rPr>
-                <w:rFonts w:ascii="Times New Roman" w:hAnsi="Times New Roman" w:cs="Times New Roman"/>
-                <w:sz w:val="24"/>
-              </w:rPr>
-            </w:pPr>
-            <w:proofErr w:type="spellStart"/>
+              <w:spacing w:after="0" w:line="240" w:lineRule="auto"/>
+              <w:rPr>
+                <w:rFonts w:ascii="Times New Roman" w:hAnsi="Times New Roman" w:cs="Times New Roman"/>
+                <w:sz w:val="24"/>
+              </w:rPr>
+            </w:pPr>
             <w:r>
               <w:rPr>
                 <w:rFonts w:ascii="Times New Roman" w:hAnsi="Times New Roman" w:cs="Times New Roman"/>
@@ -3203,30 +3370,29 @@
               </w:rPr>
               <w:t>Номенклатура</w:t>
             </w:r>
-            <w:proofErr w:type="spellEnd"/>
-          </w:p>
-        </w:tc>
-        <w:tc>
-          <w:tcPr>
-            <w:tcW w:w="0" w:type="auto"/>
-            <w:tcBorders>
-              <w:top w:val="single" w:sz="6" w:space="0" w:color="CCCCCC"/>
-              <w:left w:val="single" w:sz="6" w:space="0" w:color="CCCCCC"/>
-              <w:bottom w:val="single" w:sz="6" w:space="0" w:color="CCCCCC"/>
-              <w:right w:val="single" w:sz="6" w:space="0" w:color="CCCCCC"/>
-            </w:tcBorders>
-            <w:tcMar>
-              <w:top w:w="120" w:type="dxa"/>
-              <w:left w:w="120" w:type="dxa"/>
-              <w:bottom w:w="120" w:type="dxa"/>
-              <w:right w:w="120" w:type="dxa"/>
-            </w:tcMar>
-            <w:vAlign w:val="center"/>
-            <w:hideMark/>
-          </w:tcPr>
-          <w:p>
-            <w:pPr>
-              <w:spacing w:before="0" w:after="0" w:line="240" w:lineRule="auto"/>
+          </w:p>
+        </w:tc>
+        <w:tc>
+          <w:tcPr>
+            <w:tcW w:w="0" w:type="auto"/>
+            <w:tcBorders>
+              <w:top w:val="single" w:sz="6" w:space="0" w:color="CCCCCC"/>
+              <w:left w:val="single" w:sz="6" w:space="0" w:color="CCCCCC"/>
+              <w:bottom w:val="single" w:sz="6" w:space="0" w:color="CCCCCC"/>
+              <w:right w:val="single" w:sz="6" w:space="0" w:color="CCCCCC"/>
+            </w:tcBorders>
+            <w:tcMar>
+              <w:top w:w="120" w:type="dxa"/>
+              <w:left w:w="120" w:type="dxa"/>
+              <w:bottom w:w="120" w:type="dxa"/>
+              <w:right w:w="120" w:type="dxa"/>
+            </w:tcMar>
+            <w:vAlign w:val="center"/>
+            <w:hideMark/>
+          </w:tcPr>
+          <w:p>
+            <w:pPr>
+              <w:spacing w:after="0" w:line="240" w:lineRule="auto"/>
               <w:rPr>
                 <w:rFonts w:ascii="Times New Roman" w:hAnsi="Times New Roman" w:cs="Times New Roman"/>
                 <w:sz w:val="24"/>
@@ -3261,7 +3427,7 @@
           </w:tcPr>
           <w:p>
             <w:pPr>
-              <w:spacing w:before="0" w:after="0" w:line="240" w:lineRule="auto"/>
+              <w:spacing w:after="0" w:line="240" w:lineRule="auto"/>
               <w:rPr>
                 <w:rFonts w:ascii="Times New Roman" w:hAnsi="Times New Roman" w:cs="Times New Roman"/>
                 <w:sz w:val="24"/>
@@ -3279,15 +3445,7 @@
                 <w:rFonts w:ascii="Times New Roman" w:hAnsi="Times New Roman" w:cs="Times New Roman"/>
                 <w:sz w:val="24"/>
               </w:rPr>
-              <w:t xml:space="preserve"> </w:t>
-            </w:r>
-            <w:proofErr w:type="gramStart"/>
-            <w:r>
-              <w:rPr>
-                <w:rFonts w:ascii="Times New Roman" w:hAnsi="Times New Roman" w:cs="Times New Roman"/>
-                <w:sz w:val="24"/>
-              </w:rPr>
-              <w:t>(</w:t>
+              <w:t xml:space="preserve"> (</w:t>
             </w:r>
             <w:r>
               <w:rPr>
@@ -3303,7 +3461,6 @@
               </w:rPr>
               <w:t>)</w:t>
             </w:r>
-            <w:proofErr w:type="gramEnd"/>
           </w:p>
         </w:tc>
       </w:tr>
@@ -3328,13 +3485,12 @@
           </w:tcPr>
           <w:p>
             <w:pPr>
-              <w:spacing w:before="0" w:after="0" w:line="240" w:lineRule="auto"/>
-              <w:rPr>
-                <w:rFonts w:ascii="Times New Roman" w:hAnsi="Times New Roman" w:cs="Times New Roman"/>
-                <w:sz w:val="24"/>
-              </w:rPr>
-            </w:pPr>
-            <w:proofErr w:type="spellStart"/>
+              <w:spacing w:after="0" w:line="240" w:lineRule="auto"/>
+              <w:rPr>
+                <w:rFonts w:ascii="Times New Roman" w:hAnsi="Times New Roman" w:cs="Times New Roman"/>
+                <w:sz w:val="24"/>
+              </w:rPr>
+            </w:pPr>
             <w:r>
               <w:rPr>
                 <w:rFonts w:ascii="Times New Roman" w:hAnsi="Times New Roman" w:cs="Times New Roman"/>
@@ -3342,30 +3498,29 @@
               </w:rPr>
               <w:t>Справочник</w:t>
             </w:r>
-            <w:proofErr w:type="spellEnd"/>
-          </w:p>
-        </w:tc>
-        <w:tc>
-          <w:tcPr>
-            <w:tcW w:w="0" w:type="auto"/>
-            <w:tcBorders>
-              <w:top w:val="single" w:sz="6" w:space="0" w:color="CCCCCC"/>
-              <w:left w:val="single" w:sz="6" w:space="0" w:color="CCCCCC"/>
-              <w:bottom w:val="single" w:sz="6" w:space="0" w:color="CCCCCC"/>
-              <w:right w:val="single" w:sz="6" w:space="0" w:color="CCCCCC"/>
-            </w:tcBorders>
-            <w:tcMar>
-              <w:top w:w="120" w:type="dxa"/>
-              <w:left w:w="120" w:type="dxa"/>
-              <w:bottom w:w="120" w:type="dxa"/>
-              <w:right w:w="120" w:type="dxa"/>
-            </w:tcMar>
-            <w:vAlign w:val="center"/>
-            <w:hideMark/>
-          </w:tcPr>
-          <w:p>
-            <w:pPr>
-              <w:spacing w:before="0" w:after="0" w:line="240" w:lineRule="auto"/>
+          </w:p>
+        </w:tc>
+        <w:tc>
+          <w:tcPr>
+            <w:tcW w:w="0" w:type="auto"/>
+            <w:tcBorders>
+              <w:top w:val="single" w:sz="6" w:space="0" w:color="CCCCCC"/>
+              <w:left w:val="single" w:sz="6" w:space="0" w:color="CCCCCC"/>
+              <w:bottom w:val="single" w:sz="6" w:space="0" w:color="CCCCCC"/>
+              <w:right w:val="single" w:sz="6" w:space="0" w:color="CCCCCC"/>
+            </w:tcBorders>
+            <w:tcMar>
+              <w:top w:w="120" w:type="dxa"/>
+              <w:left w:w="120" w:type="dxa"/>
+              <w:bottom w:w="120" w:type="dxa"/>
+              <w:right w:w="120" w:type="dxa"/>
+            </w:tcMar>
+            <w:vAlign w:val="center"/>
+            <w:hideMark/>
+          </w:tcPr>
+          <w:p>
+            <w:pPr>
+              <w:spacing w:after="0" w:line="240" w:lineRule="auto"/>
               <w:rPr>
                 <w:rFonts w:ascii="Times New Roman" w:hAnsi="Times New Roman" w:cs="Times New Roman"/>
                 <w:sz w:val="24"/>
@@ -3383,15 +3538,7 @@
                 <w:rFonts w:ascii="Times New Roman" w:hAnsi="Times New Roman" w:cs="Times New Roman"/>
                 <w:sz w:val="24"/>
               </w:rPr>
-              <w:t xml:space="preserve"> </w:t>
-            </w:r>
-            <w:proofErr w:type="gramStart"/>
-            <w:r>
-              <w:rPr>
-                <w:rFonts w:ascii="Times New Roman" w:hAnsi="Times New Roman" w:cs="Times New Roman"/>
-                <w:sz w:val="24"/>
-              </w:rPr>
-              <w:t>(</w:t>
+              <w:t xml:space="preserve"> (</w:t>
             </w:r>
             <w:r>
               <w:rPr>
@@ -3407,30 +3554,29 @@
               </w:rPr>
               <w:t>)</w:t>
             </w:r>
-            <w:proofErr w:type="gramEnd"/>
-          </w:p>
-        </w:tc>
-        <w:tc>
-          <w:tcPr>
-            <w:tcW w:w="0" w:type="auto"/>
-            <w:tcBorders>
-              <w:top w:val="single" w:sz="6" w:space="0" w:color="CCCCCC"/>
-              <w:left w:val="single" w:sz="6" w:space="0" w:color="CCCCCC"/>
-              <w:bottom w:val="single" w:sz="6" w:space="0" w:color="CCCCCC"/>
-              <w:right w:val="single" w:sz="6" w:space="0" w:color="CCCCCC"/>
-            </w:tcBorders>
-            <w:tcMar>
-              <w:top w:w="120" w:type="dxa"/>
-              <w:left w:w="120" w:type="dxa"/>
-              <w:bottom w:w="120" w:type="dxa"/>
-              <w:right w:w="120" w:type="dxa"/>
-            </w:tcMar>
-            <w:vAlign w:val="center"/>
-            <w:hideMark/>
-          </w:tcPr>
-          <w:p>
-            <w:pPr>
-              <w:spacing w:before="0" w:after="0" w:line="240" w:lineRule="auto"/>
+          </w:p>
+        </w:tc>
+        <w:tc>
+          <w:tcPr>
+            <w:tcW w:w="0" w:type="auto"/>
+            <w:tcBorders>
+              <w:top w:val="single" w:sz="6" w:space="0" w:color="CCCCCC"/>
+              <w:left w:val="single" w:sz="6" w:space="0" w:color="CCCCCC"/>
+              <w:bottom w:val="single" w:sz="6" w:space="0" w:color="CCCCCC"/>
+              <w:right w:val="single" w:sz="6" w:space="0" w:color="CCCCCC"/>
+            </w:tcBorders>
+            <w:tcMar>
+              <w:top w:w="120" w:type="dxa"/>
+              <w:left w:w="120" w:type="dxa"/>
+              <w:bottom w:w="120" w:type="dxa"/>
+              <w:right w:w="120" w:type="dxa"/>
+            </w:tcMar>
+            <w:vAlign w:val="center"/>
+            <w:hideMark/>
+          </w:tcPr>
+          <w:p>
+            <w:pPr>
+              <w:spacing w:after="0" w:line="240" w:lineRule="auto"/>
               <w:rPr>
                 <w:rFonts w:ascii="Times New Roman" w:hAnsi="Times New Roman" w:cs="Times New Roman"/>
                 <w:sz w:val="24"/>
@@ -3467,13 +3613,12 @@
           </w:tcPr>
           <w:p>
             <w:pPr>
-              <w:spacing w:before="0" w:after="0" w:line="240" w:lineRule="auto"/>
-              <w:rPr>
-                <w:rFonts w:ascii="Times New Roman" w:hAnsi="Times New Roman" w:cs="Times New Roman"/>
-                <w:sz w:val="24"/>
-              </w:rPr>
-            </w:pPr>
-            <w:proofErr w:type="spellStart"/>
+              <w:spacing w:after="0" w:line="240" w:lineRule="auto"/>
+              <w:rPr>
+                <w:rFonts w:ascii="Times New Roman" w:hAnsi="Times New Roman" w:cs="Times New Roman"/>
+                <w:sz w:val="24"/>
+              </w:rPr>
+            </w:pPr>
             <w:r>
               <w:rPr>
                 <w:rFonts w:ascii="Times New Roman" w:hAnsi="Times New Roman" w:cs="Times New Roman"/>
@@ -3481,30 +3626,29 @@
               </w:rPr>
               <w:t>Документ</w:t>
             </w:r>
-            <w:proofErr w:type="spellEnd"/>
-          </w:p>
-        </w:tc>
-        <w:tc>
-          <w:tcPr>
-            <w:tcW w:w="0" w:type="auto"/>
-            <w:tcBorders>
-              <w:top w:val="single" w:sz="6" w:space="0" w:color="CCCCCC"/>
-              <w:left w:val="single" w:sz="6" w:space="0" w:color="CCCCCC"/>
-              <w:bottom w:val="single" w:sz="6" w:space="0" w:color="CCCCCC"/>
-              <w:right w:val="single" w:sz="6" w:space="0" w:color="CCCCCC"/>
-            </w:tcBorders>
-            <w:tcMar>
-              <w:top w:w="120" w:type="dxa"/>
-              <w:left w:w="120" w:type="dxa"/>
-              <w:bottom w:w="120" w:type="dxa"/>
-              <w:right w:w="120" w:type="dxa"/>
-            </w:tcMar>
-            <w:vAlign w:val="center"/>
-            <w:hideMark/>
-          </w:tcPr>
-          <w:p>
-            <w:pPr>
-              <w:spacing w:before="0" w:after="0" w:line="240" w:lineRule="auto"/>
+          </w:p>
+        </w:tc>
+        <w:tc>
+          <w:tcPr>
+            <w:tcW w:w="0" w:type="auto"/>
+            <w:tcBorders>
+              <w:top w:val="single" w:sz="6" w:space="0" w:color="CCCCCC"/>
+              <w:left w:val="single" w:sz="6" w:space="0" w:color="CCCCCC"/>
+              <w:bottom w:val="single" w:sz="6" w:space="0" w:color="CCCCCC"/>
+              <w:right w:val="single" w:sz="6" w:space="0" w:color="CCCCCC"/>
+            </w:tcBorders>
+            <w:tcMar>
+              <w:top w:w="120" w:type="dxa"/>
+              <w:left w:w="120" w:type="dxa"/>
+              <w:bottom w:w="120" w:type="dxa"/>
+              <w:right w:w="120" w:type="dxa"/>
+            </w:tcMar>
+            <w:vAlign w:val="center"/>
+            <w:hideMark/>
+          </w:tcPr>
+          <w:p>
+            <w:pPr>
+              <w:spacing w:after="0" w:line="240" w:lineRule="auto"/>
               <w:rPr>
                 <w:rFonts w:ascii="Times New Roman" w:hAnsi="Times New Roman" w:cs="Times New Roman"/>
                 <w:sz w:val="24"/>
@@ -3539,7 +3683,7 @@
           </w:tcPr>
           <w:p>
             <w:pPr>
-              <w:spacing w:before="0" w:after="0" w:line="240" w:lineRule="auto"/>
+              <w:spacing w:after="0" w:line="240" w:lineRule="auto"/>
               <w:rPr>
                 <w:rFonts w:ascii="Times New Roman" w:hAnsi="Times New Roman" w:cs="Times New Roman"/>
                 <w:sz w:val="24"/>
@@ -3576,67 +3720,42 @@
           </w:tcPr>
           <w:p>
             <w:pPr>
-              <w:spacing w:before="0" w:after="0" w:line="240" w:lineRule="auto"/>
-              <w:rPr>
-                <w:rFonts w:ascii="Times New Roman" w:hAnsi="Times New Roman" w:cs="Times New Roman"/>
-                <w:sz w:val="24"/>
-              </w:rPr>
-            </w:pPr>
-            <w:proofErr w:type="spellStart"/>
-            <w:r>
-              <w:rPr>
-                <w:rFonts w:ascii="Times New Roman" w:hAnsi="Times New Roman" w:cs="Times New Roman"/>
-                <w:sz w:val="24"/>
-              </w:rPr>
-              <w:t>Приход</w:t>
-            </w:r>
-            <w:proofErr w:type="spellEnd"/>
-            <w:r>
-              <w:rPr>
-                <w:rFonts w:ascii="Times New Roman" w:hAnsi="Times New Roman" w:cs="Times New Roman"/>
-                <w:sz w:val="24"/>
-              </w:rPr>
-              <w:t xml:space="preserve"> (</w:t>
-            </w:r>
-            <w:proofErr w:type="spellStart"/>
-            <w:r>
-              <w:rPr>
-                <w:rFonts w:ascii="Times New Roman" w:hAnsi="Times New Roman" w:cs="Times New Roman"/>
-                <w:sz w:val="24"/>
-              </w:rPr>
-              <w:t>поступление</w:t>
-            </w:r>
-            <w:proofErr w:type="spellEnd"/>
-            <w:r>
-              <w:rPr>
-                <w:rFonts w:ascii="Times New Roman" w:hAnsi="Times New Roman" w:cs="Times New Roman"/>
-                <w:sz w:val="24"/>
-              </w:rPr>
-              <w:t>)</w:t>
-            </w:r>
-          </w:p>
-        </w:tc>
-        <w:tc>
-          <w:tcPr>
-            <w:tcW w:w="0" w:type="auto"/>
-            <w:tcBorders>
-              <w:top w:val="single" w:sz="6" w:space="0" w:color="CCCCCC"/>
-              <w:left w:val="single" w:sz="6" w:space="0" w:color="CCCCCC"/>
-              <w:bottom w:val="single" w:sz="6" w:space="0" w:color="CCCCCC"/>
-              <w:right w:val="single" w:sz="6" w:space="0" w:color="CCCCCC"/>
-            </w:tcBorders>
-            <w:tcMar>
-              <w:top w:w="120" w:type="dxa"/>
-              <w:left w:w="120" w:type="dxa"/>
-              <w:bottom w:w="120" w:type="dxa"/>
-              <w:right w:w="120" w:type="dxa"/>
-            </w:tcMar>
-            <w:vAlign w:val="center"/>
-            <w:hideMark/>
-          </w:tcPr>
-          <w:p>
-            <w:pPr>
-              <w:spacing w:before="0" w:after="0" w:line="240" w:lineRule="auto"/>
+              <w:spacing w:after="0" w:line="240" w:lineRule="auto"/>
+              <w:rPr>
+                <w:rFonts w:ascii="Times New Roman" w:hAnsi="Times New Roman" w:cs="Times New Roman"/>
+                <w:sz w:val="24"/>
+              </w:rPr>
+            </w:pPr>
+            <w:r>
+              <w:rPr>
+                <w:rFonts w:ascii="Times New Roman" w:hAnsi="Times New Roman" w:cs="Times New Roman"/>
+                <w:sz w:val="24"/>
+              </w:rPr>
+              <w:t>Приход (поступление)</w:t>
+            </w:r>
+          </w:p>
+        </w:tc>
+        <w:tc>
+          <w:tcPr>
+            <w:tcW w:w="0" w:type="auto"/>
+            <w:tcBorders>
+              <w:top w:val="single" w:sz="6" w:space="0" w:color="CCCCCC"/>
+              <w:left w:val="single" w:sz="6" w:space="0" w:color="CCCCCC"/>
+              <w:bottom w:val="single" w:sz="6" w:space="0" w:color="CCCCCC"/>
+              <w:right w:val="single" w:sz="6" w:space="0" w:color="CCCCCC"/>
+            </w:tcBorders>
+            <w:tcMar>
+              <w:top w:w="120" w:type="dxa"/>
+              <w:left w:w="120" w:type="dxa"/>
+              <w:bottom w:w="120" w:type="dxa"/>
+              <w:right w:w="120" w:type="dxa"/>
+            </w:tcMar>
+            <w:vAlign w:val="center"/>
+            <w:hideMark/>
+          </w:tcPr>
+          <w:p>
+            <w:pPr>
+              <w:spacing w:after="0" w:line="240" w:lineRule="auto"/>
               <w:rPr>
                 <w:rFonts w:ascii="Times New Roman" w:hAnsi="Times New Roman" w:cs="Times New Roman"/>
                 <w:sz w:val="24"/>
@@ -3671,7 +3790,7 @@
           </w:tcPr>
           <w:p>
             <w:pPr>
-              <w:spacing w:before="0" w:after="0" w:line="240" w:lineRule="auto"/>
+              <w:spacing w:after="0" w:line="240" w:lineRule="auto"/>
               <w:rPr>
                 <w:rFonts w:ascii="Times New Roman" w:hAnsi="Times New Roman" w:cs="Times New Roman"/>
                 <w:sz w:val="24"/>
@@ -3708,21 +3827,54 @@
           </w:tcPr>
           <w:p>
             <w:pPr>
-              <w:spacing w:before="0" w:after="0" w:line="240" w:lineRule="auto"/>
-              <w:rPr>
-                <w:rFonts w:ascii="Times New Roman" w:hAnsi="Times New Roman" w:cs="Times New Roman"/>
-                <w:sz w:val="24"/>
-              </w:rPr>
-            </w:pPr>
-            <w:proofErr w:type="spellStart"/>
-            <w:r>
-              <w:rPr>
-                <w:rFonts w:ascii="Times New Roman" w:hAnsi="Times New Roman" w:cs="Times New Roman"/>
-                <w:sz w:val="24"/>
-              </w:rPr>
-              <w:t>Расход</w:t>
-            </w:r>
-            <w:proofErr w:type="spellEnd"/>
+              <w:spacing w:after="0" w:line="240" w:lineRule="auto"/>
+              <w:rPr>
+                <w:rFonts w:ascii="Times New Roman" w:hAnsi="Times New Roman" w:cs="Times New Roman"/>
+                <w:sz w:val="24"/>
+              </w:rPr>
+            </w:pPr>
+            <w:r>
+              <w:rPr>
+                <w:rFonts w:ascii="Times New Roman" w:hAnsi="Times New Roman" w:cs="Times New Roman"/>
+                <w:sz w:val="24"/>
+              </w:rPr>
+              <w:t>Расход (продажа)</w:t>
+            </w:r>
+          </w:p>
+        </w:tc>
+        <w:tc>
+          <w:tcPr>
+            <w:tcW w:w="0" w:type="auto"/>
+            <w:tcBorders>
+              <w:top w:val="single" w:sz="6" w:space="0" w:color="CCCCCC"/>
+              <w:left w:val="single" w:sz="6" w:space="0" w:color="CCCCCC"/>
+              <w:bottom w:val="single" w:sz="6" w:space="0" w:color="CCCCCC"/>
+              <w:right w:val="single" w:sz="6" w:space="0" w:color="CCCCCC"/>
+            </w:tcBorders>
+            <w:tcMar>
+              <w:top w:w="120" w:type="dxa"/>
+              <w:left w:w="120" w:type="dxa"/>
+              <w:bottom w:w="120" w:type="dxa"/>
+              <w:right w:w="120" w:type="dxa"/>
+            </w:tcMar>
+            <w:vAlign w:val="center"/>
+            <w:hideMark/>
+          </w:tcPr>
+          <w:p>
+            <w:pPr>
+              <w:spacing w:after="0" w:line="240" w:lineRule="auto"/>
+              <w:rPr>
+                <w:rFonts w:ascii="Times New Roman" w:hAnsi="Times New Roman" w:cs="Times New Roman"/>
+                <w:sz w:val="24"/>
+              </w:rPr>
+            </w:pPr>
+            <w:r>
+              <w:rPr>
+                <w:rFonts w:ascii="Times New Roman" w:hAnsi="Times New Roman" w:cs="Times New Roman"/>
+                <w:sz w:val="24"/>
+              </w:rPr>
+              <w:t>出库</w:t>
+            </w:r>
             <w:r>
               <w:rPr>
                 <w:rFonts w:ascii="Times New Roman" w:hAnsi="Times New Roman" w:cs="Times New Roman"/>
@@ -3730,15 +3882,13 @@
               </w:rPr>
               <w:t xml:space="preserve"> (</w:t>
             </w:r>
-            <w:proofErr w:type="spellStart"/>
-            <w:r>
-              <w:rPr>
-                <w:rFonts w:ascii="Times New Roman" w:hAnsi="Times New Roman" w:cs="Times New Roman"/>
-                <w:sz w:val="24"/>
-              </w:rPr>
-              <w:t>продажа</w:t>
-            </w:r>
-            <w:proofErr w:type="spellEnd"/>
+            <w:r>
+              <w:rPr>
+                <w:rFonts w:ascii="Times New Roman" w:hAnsi="Times New Roman" w:cs="Times New Roman"/>
+                <w:sz w:val="24"/>
+              </w:rPr>
+              <w:t>销售</w:t>
+            </w:r>
             <w:r>
               <w:rPr>
                 <w:rFonts w:ascii="Times New Roman" w:hAnsi="Times New Roman" w:cs="Times New Roman"/>
@@ -3768,72 +3918,7 @@
           </w:tcPr>
           <w:p>
             <w:pPr>
-              <w:spacing w:before="0" w:after="0" w:line="240" w:lineRule="auto"/>
-              <w:rPr>
-                <w:rFonts w:ascii="Times New Roman" w:hAnsi="Times New Roman" w:cs="Times New Roman"/>
-                <w:sz w:val="24"/>
-              </w:rPr>
-            </w:pPr>
-            <w:r>
-              <w:rPr>
-                <w:rFonts w:ascii="Times New Roman" w:hAnsi="Times New Roman" w:cs="Times New Roman"/>
-                <w:sz w:val="24"/>
-              </w:rPr>
-              <w:t>出库</w:t>
-            </w:r>
-            <w:r>
-              <w:rPr>
-                <w:rFonts w:ascii="Times New Roman" w:hAnsi="Times New Roman" w:cs="Times New Roman"/>
-                <w:sz w:val="24"/>
-              </w:rPr>
-              <w:t xml:space="preserve"> </w:t>
-            </w:r>
-            <w:proofErr w:type="gramStart"/>
-            <w:r>
-              <w:rPr>
-                <w:rFonts w:ascii="Times New Roman" w:hAnsi="Times New Roman" w:cs="Times New Roman"/>
-                <w:sz w:val="24"/>
-              </w:rPr>
-              <w:t>(</w:t>
-            </w:r>
-            <w:r>
-              <w:rPr>
-                <w:rFonts w:ascii="Times New Roman" w:hAnsi="Times New Roman" w:cs="Times New Roman"/>
-                <w:sz w:val="24"/>
-              </w:rPr>
-              <w:t>销售</w:t>
-            </w:r>
-            <w:r>
-              <w:rPr>
-                <w:rFonts w:ascii="Times New Roman" w:hAnsi="Times New Roman" w:cs="Times New Roman"/>
-                <w:sz w:val="24"/>
-              </w:rPr>
-              <w:t>)</w:t>
-            </w:r>
-            <w:proofErr w:type="gramEnd"/>
-          </w:p>
-        </w:tc>
-        <w:tc>
-          <w:tcPr>
-            <w:tcW w:w="0" w:type="auto"/>
-            <w:tcBorders>
-              <w:top w:val="single" w:sz="6" w:space="0" w:color="CCCCCC"/>
-              <w:left w:val="single" w:sz="6" w:space="0" w:color="CCCCCC"/>
-              <w:bottom w:val="single" w:sz="6" w:space="0" w:color="CCCCCC"/>
-              <w:right w:val="single" w:sz="6" w:space="0" w:color="CCCCCC"/>
-            </w:tcBorders>
-            <w:tcMar>
-              <w:top w:w="120" w:type="dxa"/>
-              <w:left w:w="120" w:type="dxa"/>
-              <w:bottom w:w="120" w:type="dxa"/>
-              <w:right w:w="120" w:type="dxa"/>
-            </w:tcMar>
-            <w:vAlign w:val="center"/>
-            <w:hideMark/>
-          </w:tcPr>
-          <w:p>
-            <w:pPr>
-              <w:spacing w:before="0" w:after="0" w:line="240" w:lineRule="auto"/>
+              <w:spacing w:after="0" w:line="240" w:lineRule="auto"/>
               <w:rPr>
                 <w:rFonts w:ascii="Times New Roman" w:hAnsi="Times New Roman" w:cs="Times New Roman"/>
                 <w:sz w:val="24"/>
@@ -3870,60 +3955,42 @@
           </w:tcPr>
           <w:p>
             <w:pPr>
-              <w:spacing w:before="0" w:after="0" w:line="240" w:lineRule="auto"/>
-              <w:rPr>
-                <w:rFonts w:ascii="Times New Roman" w:hAnsi="Times New Roman" w:cs="Times New Roman"/>
-                <w:sz w:val="24"/>
-              </w:rPr>
-            </w:pPr>
-            <w:proofErr w:type="spellStart"/>
-            <w:r>
-              <w:rPr>
-                <w:rFonts w:ascii="Times New Roman" w:hAnsi="Times New Roman" w:cs="Times New Roman"/>
-                <w:sz w:val="24"/>
-              </w:rPr>
-              <w:t>Провести</w:t>
-            </w:r>
-            <w:proofErr w:type="spellEnd"/>
-            <w:r>
-              <w:rPr>
-                <w:rFonts w:ascii="Times New Roman" w:hAnsi="Times New Roman" w:cs="Times New Roman"/>
-                <w:sz w:val="24"/>
-              </w:rPr>
-              <w:t xml:space="preserve"> </w:t>
-            </w:r>
-            <w:proofErr w:type="spellStart"/>
-            <w:r>
-              <w:rPr>
-                <w:rFonts w:ascii="Times New Roman" w:hAnsi="Times New Roman" w:cs="Times New Roman"/>
-                <w:sz w:val="24"/>
-              </w:rPr>
-              <w:t>документ</w:t>
-            </w:r>
-            <w:proofErr w:type="spellEnd"/>
-          </w:p>
-        </w:tc>
-        <w:tc>
-          <w:tcPr>
-            <w:tcW w:w="0" w:type="auto"/>
-            <w:tcBorders>
-              <w:top w:val="single" w:sz="6" w:space="0" w:color="CCCCCC"/>
-              <w:left w:val="single" w:sz="6" w:space="0" w:color="CCCCCC"/>
-              <w:bottom w:val="single" w:sz="6" w:space="0" w:color="CCCCCC"/>
-              <w:right w:val="single" w:sz="6" w:space="0" w:color="CCCCCC"/>
-            </w:tcBorders>
-            <w:tcMar>
-              <w:top w:w="120" w:type="dxa"/>
-              <w:left w:w="120" w:type="dxa"/>
-              <w:bottom w:w="120" w:type="dxa"/>
-              <w:right w:w="120" w:type="dxa"/>
-            </w:tcMar>
-            <w:vAlign w:val="center"/>
-            <w:hideMark/>
-          </w:tcPr>
-          <w:p>
-            <w:pPr>
-              <w:spacing w:before="0" w:after="0" w:line="240" w:lineRule="auto"/>
+              <w:spacing w:after="0" w:line="240" w:lineRule="auto"/>
+              <w:rPr>
+                <w:rFonts w:ascii="Times New Roman" w:hAnsi="Times New Roman" w:cs="Times New Roman"/>
+                <w:sz w:val="24"/>
+              </w:rPr>
+            </w:pPr>
+            <w:r>
+              <w:rPr>
+                <w:rFonts w:ascii="Times New Roman" w:hAnsi="Times New Roman" w:cs="Times New Roman"/>
+                <w:sz w:val="24"/>
+              </w:rPr>
+              <w:t>Провести документ</w:t>
+            </w:r>
+          </w:p>
+        </w:tc>
+        <w:tc>
+          <w:tcPr>
+            <w:tcW w:w="0" w:type="auto"/>
+            <w:tcBorders>
+              <w:top w:val="single" w:sz="6" w:space="0" w:color="CCCCCC"/>
+              <w:left w:val="single" w:sz="6" w:space="0" w:color="CCCCCC"/>
+              <w:bottom w:val="single" w:sz="6" w:space="0" w:color="CCCCCC"/>
+              <w:right w:val="single" w:sz="6" w:space="0" w:color="CCCCCC"/>
+            </w:tcBorders>
+            <w:tcMar>
+              <w:top w:w="120" w:type="dxa"/>
+              <w:left w:w="120" w:type="dxa"/>
+              <w:bottom w:w="120" w:type="dxa"/>
+              <w:right w:w="120" w:type="dxa"/>
+            </w:tcMar>
+            <w:vAlign w:val="center"/>
+            <w:hideMark/>
+          </w:tcPr>
+          <w:p>
+            <w:pPr>
+              <w:spacing w:after="0" w:line="240" w:lineRule="auto"/>
               <w:rPr>
                 <w:rFonts w:ascii="Times New Roman" w:hAnsi="Times New Roman" w:cs="Times New Roman"/>
                 <w:sz w:val="24"/>
@@ -3958,7 +4025,7 @@
           </w:tcPr>
           <w:p>
             <w:pPr>
-              <w:spacing w:before="0" w:after="0" w:line="240" w:lineRule="auto"/>
+              <w:spacing w:after="0" w:line="240" w:lineRule="auto"/>
               <w:rPr>
                 <w:rFonts w:ascii="Times New Roman" w:hAnsi="Times New Roman" w:cs="Times New Roman"/>
                 <w:sz w:val="24"/>
@@ -3995,60 +4062,42 @@
           </w:tcPr>
           <w:p>
             <w:pPr>
-              <w:spacing w:before="0" w:after="0" w:line="240" w:lineRule="auto"/>
-              <w:rPr>
-                <w:rFonts w:ascii="Times New Roman" w:hAnsi="Times New Roman" w:cs="Times New Roman"/>
-                <w:sz w:val="24"/>
-              </w:rPr>
-            </w:pPr>
-            <w:proofErr w:type="spellStart"/>
-            <w:r>
-              <w:rPr>
-                <w:rFonts w:ascii="Times New Roman" w:hAnsi="Times New Roman" w:cs="Times New Roman"/>
-                <w:sz w:val="24"/>
-              </w:rPr>
-              <w:t>Отменить</w:t>
-            </w:r>
-            <w:proofErr w:type="spellEnd"/>
-            <w:r>
-              <w:rPr>
-                <w:rFonts w:ascii="Times New Roman" w:hAnsi="Times New Roman" w:cs="Times New Roman"/>
-                <w:sz w:val="24"/>
-              </w:rPr>
-              <w:t xml:space="preserve"> </w:t>
-            </w:r>
-            <w:proofErr w:type="spellStart"/>
-            <w:r>
-              <w:rPr>
-                <w:rFonts w:ascii="Times New Roman" w:hAnsi="Times New Roman" w:cs="Times New Roman"/>
-                <w:sz w:val="24"/>
-              </w:rPr>
-              <w:t>проведение</w:t>
-            </w:r>
-            <w:proofErr w:type="spellEnd"/>
-          </w:p>
-        </w:tc>
-        <w:tc>
-          <w:tcPr>
-            <w:tcW w:w="0" w:type="auto"/>
-            <w:tcBorders>
-              <w:top w:val="single" w:sz="6" w:space="0" w:color="CCCCCC"/>
-              <w:left w:val="single" w:sz="6" w:space="0" w:color="CCCCCC"/>
-              <w:bottom w:val="single" w:sz="6" w:space="0" w:color="CCCCCC"/>
-              <w:right w:val="single" w:sz="6" w:space="0" w:color="CCCCCC"/>
-            </w:tcBorders>
-            <w:tcMar>
-              <w:top w:w="120" w:type="dxa"/>
-              <w:left w:w="120" w:type="dxa"/>
-              <w:bottom w:w="120" w:type="dxa"/>
-              <w:right w:w="120" w:type="dxa"/>
-            </w:tcMar>
-            <w:vAlign w:val="center"/>
-            <w:hideMark/>
-          </w:tcPr>
-          <w:p>
-            <w:pPr>
-              <w:spacing w:before="0" w:after="0" w:line="240" w:lineRule="auto"/>
+              <w:spacing w:after="0" w:line="240" w:lineRule="auto"/>
+              <w:rPr>
+                <w:rFonts w:ascii="Times New Roman" w:hAnsi="Times New Roman" w:cs="Times New Roman"/>
+                <w:sz w:val="24"/>
+              </w:rPr>
+            </w:pPr>
+            <w:r>
+              <w:rPr>
+                <w:rFonts w:ascii="Times New Roman" w:hAnsi="Times New Roman" w:cs="Times New Roman"/>
+                <w:sz w:val="24"/>
+              </w:rPr>
+              <w:t>Отменить проведение</w:t>
+            </w:r>
+          </w:p>
+        </w:tc>
+        <w:tc>
+          <w:tcPr>
+            <w:tcW w:w="0" w:type="auto"/>
+            <w:tcBorders>
+              <w:top w:val="single" w:sz="6" w:space="0" w:color="CCCCCC"/>
+              <w:left w:val="single" w:sz="6" w:space="0" w:color="CCCCCC"/>
+              <w:bottom w:val="single" w:sz="6" w:space="0" w:color="CCCCCC"/>
+              <w:right w:val="single" w:sz="6" w:space="0" w:color="CCCCCC"/>
+            </w:tcBorders>
+            <w:tcMar>
+              <w:top w:w="120" w:type="dxa"/>
+              <w:left w:w="120" w:type="dxa"/>
+              <w:bottom w:w="120" w:type="dxa"/>
+              <w:right w:w="120" w:type="dxa"/>
+            </w:tcMar>
+            <w:vAlign w:val="center"/>
+            <w:hideMark/>
+          </w:tcPr>
+          <w:p>
+            <w:pPr>
+              <w:spacing w:after="0" w:line="240" w:lineRule="auto"/>
               <w:rPr>
                 <w:rFonts w:ascii="Times New Roman" w:hAnsi="Times New Roman" w:cs="Times New Roman"/>
                 <w:sz w:val="24"/>
@@ -4083,7 +4132,7 @@
           </w:tcPr>
           <w:p>
             <w:pPr>
-              <w:spacing w:before="0" w:after="0" w:line="240" w:lineRule="auto"/>
+              <w:spacing w:after="0" w:line="240" w:lineRule="auto"/>
               <w:rPr>
                 <w:rFonts w:ascii="Times New Roman" w:hAnsi="Times New Roman" w:cs="Times New Roman"/>
                 <w:sz w:val="24"/>
@@ -4120,13 +4169,12 @@
           </w:tcPr>
           <w:p>
             <w:pPr>
-              <w:spacing w:before="0" w:after="0" w:line="240" w:lineRule="auto"/>
-              <w:rPr>
-                <w:rFonts w:ascii="Times New Roman" w:hAnsi="Times New Roman" w:cs="Times New Roman"/>
-                <w:sz w:val="24"/>
-              </w:rPr>
-            </w:pPr>
-            <w:proofErr w:type="spellStart"/>
+              <w:spacing w:after="0" w:line="240" w:lineRule="auto"/>
+              <w:rPr>
+                <w:rFonts w:ascii="Times New Roman" w:hAnsi="Times New Roman" w:cs="Times New Roman"/>
+                <w:sz w:val="24"/>
+              </w:rPr>
+            </w:pPr>
             <w:r>
               <w:rPr>
                 <w:rFonts w:ascii="Times New Roman" w:hAnsi="Times New Roman" w:cs="Times New Roman"/>
@@ -4134,30 +4182,29 @@
               </w:rPr>
               <w:t>Остаток</w:t>
             </w:r>
-            <w:proofErr w:type="spellEnd"/>
-          </w:p>
-        </w:tc>
-        <w:tc>
-          <w:tcPr>
-            <w:tcW w:w="0" w:type="auto"/>
-            <w:tcBorders>
-              <w:top w:val="single" w:sz="6" w:space="0" w:color="CCCCCC"/>
-              <w:left w:val="single" w:sz="6" w:space="0" w:color="CCCCCC"/>
-              <w:bottom w:val="single" w:sz="6" w:space="0" w:color="CCCCCC"/>
-              <w:right w:val="single" w:sz="6" w:space="0" w:color="CCCCCC"/>
-            </w:tcBorders>
-            <w:tcMar>
-              <w:top w:w="120" w:type="dxa"/>
-              <w:left w:w="120" w:type="dxa"/>
-              <w:bottom w:w="120" w:type="dxa"/>
-              <w:right w:w="120" w:type="dxa"/>
-            </w:tcMar>
-            <w:vAlign w:val="center"/>
-            <w:hideMark/>
-          </w:tcPr>
-          <w:p>
-            <w:pPr>
-              <w:spacing w:before="0" w:after="0" w:line="240" w:lineRule="auto"/>
+          </w:p>
+        </w:tc>
+        <w:tc>
+          <w:tcPr>
+            <w:tcW w:w="0" w:type="auto"/>
+            <w:tcBorders>
+              <w:top w:val="single" w:sz="6" w:space="0" w:color="CCCCCC"/>
+              <w:left w:val="single" w:sz="6" w:space="0" w:color="CCCCCC"/>
+              <w:bottom w:val="single" w:sz="6" w:space="0" w:color="CCCCCC"/>
+              <w:right w:val="single" w:sz="6" w:space="0" w:color="CCCCCC"/>
+            </w:tcBorders>
+            <w:tcMar>
+              <w:top w:w="120" w:type="dxa"/>
+              <w:left w:w="120" w:type="dxa"/>
+              <w:bottom w:w="120" w:type="dxa"/>
+              <w:right w:w="120" w:type="dxa"/>
+            </w:tcMar>
+            <w:vAlign w:val="center"/>
+            <w:hideMark/>
+          </w:tcPr>
+          <w:p>
+            <w:pPr>
+              <w:spacing w:after="0" w:line="240" w:lineRule="auto"/>
               <w:rPr>
                 <w:rFonts w:ascii="Times New Roman" w:hAnsi="Times New Roman" w:cs="Times New Roman"/>
                 <w:sz w:val="24"/>
@@ -4192,7 +4239,7 @@
           </w:tcPr>
           <w:p>
             <w:pPr>
-              <w:spacing w:before="0" w:after="0" w:line="240" w:lineRule="auto"/>
+              <w:spacing w:after="0" w:line="240" w:lineRule="auto"/>
               <w:rPr>
                 <w:rFonts w:ascii="Times New Roman" w:hAnsi="Times New Roman" w:cs="Times New Roman"/>
                 <w:sz w:val="24"/>
@@ -4229,13 +4276,12 @@
           </w:tcPr>
           <w:p>
             <w:pPr>
-              <w:spacing w:before="0" w:after="0" w:line="240" w:lineRule="auto"/>
-              <w:rPr>
-                <w:rFonts w:ascii="Times New Roman" w:hAnsi="Times New Roman" w:cs="Times New Roman"/>
-                <w:sz w:val="24"/>
-              </w:rPr>
-            </w:pPr>
-            <w:proofErr w:type="spellStart"/>
+              <w:spacing w:after="0" w:line="240" w:lineRule="auto"/>
+              <w:rPr>
+                <w:rFonts w:ascii="Times New Roman" w:hAnsi="Times New Roman" w:cs="Times New Roman"/>
+                <w:sz w:val="24"/>
+              </w:rPr>
+            </w:pPr>
             <w:r>
               <w:rPr>
                 <w:rFonts w:ascii="Times New Roman" w:hAnsi="Times New Roman" w:cs="Times New Roman"/>
@@ -4243,30 +4289,29 @@
               </w:rPr>
               <w:t>Себестоимость</w:t>
             </w:r>
-            <w:proofErr w:type="spellEnd"/>
-          </w:p>
-        </w:tc>
-        <w:tc>
-          <w:tcPr>
-            <w:tcW w:w="0" w:type="auto"/>
-            <w:tcBorders>
-              <w:top w:val="single" w:sz="6" w:space="0" w:color="CCCCCC"/>
-              <w:left w:val="single" w:sz="6" w:space="0" w:color="CCCCCC"/>
-              <w:bottom w:val="single" w:sz="6" w:space="0" w:color="CCCCCC"/>
-              <w:right w:val="single" w:sz="6" w:space="0" w:color="CCCCCC"/>
-            </w:tcBorders>
-            <w:tcMar>
-              <w:top w:w="120" w:type="dxa"/>
-              <w:left w:w="120" w:type="dxa"/>
-              <w:bottom w:w="120" w:type="dxa"/>
-              <w:right w:w="120" w:type="dxa"/>
-            </w:tcMar>
-            <w:vAlign w:val="center"/>
-            <w:hideMark/>
-          </w:tcPr>
-          <w:p>
-            <w:pPr>
-              <w:spacing w:before="0" w:after="0" w:line="240" w:lineRule="auto"/>
+          </w:p>
+        </w:tc>
+        <w:tc>
+          <w:tcPr>
+            <w:tcW w:w="0" w:type="auto"/>
+            <w:tcBorders>
+              <w:top w:val="single" w:sz="6" w:space="0" w:color="CCCCCC"/>
+              <w:left w:val="single" w:sz="6" w:space="0" w:color="CCCCCC"/>
+              <w:bottom w:val="single" w:sz="6" w:space="0" w:color="CCCCCC"/>
+              <w:right w:val="single" w:sz="6" w:space="0" w:color="CCCCCC"/>
+            </w:tcBorders>
+            <w:tcMar>
+              <w:top w:w="120" w:type="dxa"/>
+              <w:left w:w="120" w:type="dxa"/>
+              <w:bottom w:w="120" w:type="dxa"/>
+              <w:right w:w="120" w:type="dxa"/>
+            </w:tcMar>
+            <w:vAlign w:val="center"/>
+            <w:hideMark/>
+          </w:tcPr>
+          <w:p>
+            <w:pPr>
+              <w:spacing w:after="0" w:line="240" w:lineRule="auto"/>
               <w:rPr>
                 <w:rFonts w:ascii="Times New Roman" w:hAnsi="Times New Roman" w:cs="Times New Roman"/>
                 <w:sz w:val="24"/>
@@ -4301,7 +4346,7 @@
           </w:tcPr>
           <w:p>
             <w:pPr>
-              <w:spacing w:before="0" w:after="0" w:line="240" w:lineRule="auto"/>
+              <w:spacing w:after="0" w:line="240" w:lineRule="auto"/>
               <w:rPr>
                 <w:rFonts w:ascii="Times New Roman" w:hAnsi="Times New Roman" w:cs="Times New Roman"/>
                 <w:sz w:val="24"/>
@@ -4319,15 +4364,7 @@
                 <w:rFonts w:ascii="Times New Roman" w:hAnsi="Times New Roman" w:cs="Times New Roman"/>
                 <w:sz w:val="24"/>
               </w:rPr>
-              <w:t xml:space="preserve"> </w:t>
-            </w:r>
-            <w:proofErr w:type="gramStart"/>
-            <w:r>
-              <w:rPr>
-                <w:rFonts w:ascii="Times New Roman" w:hAnsi="Times New Roman" w:cs="Times New Roman"/>
-                <w:sz w:val="24"/>
-              </w:rPr>
-              <w:t>(</w:t>
+              <w:t xml:space="preserve"> (</w:t>
             </w:r>
             <w:r>
               <w:rPr>
@@ -4343,7 +4380,6 @@
               </w:rPr>
               <w:t>)</w:t>
             </w:r>
-            <w:proofErr w:type="gramEnd"/>
           </w:p>
         </w:tc>
       </w:tr>
@@ -4368,13 +4404,12 @@
           </w:tcPr>
           <w:p>
             <w:pPr>
-              <w:spacing w:before="0" w:after="0" w:line="240" w:lineRule="auto"/>
-              <w:rPr>
-                <w:rFonts w:ascii="Times New Roman" w:hAnsi="Times New Roman" w:cs="Times New Roman"/>
-                <w:sz w:val="24"/>
-              </w:rPr>
-            </w:pPr>
-            <w:proofErr w:type="spellStart"/>
+              <w:spacing w:after="0" w:line="240" w:lineRule="auto"/>
+              <w:rPr>
+                <w:rFonts w:ascii="Times New Roman" w:hAnsi="Times New Roman" w:cs="Times New Roman"/>
+                <w:sz w:val="24"/>
+              </w:rPr>
+            </w:pPr>
             <w:r>
               <w:rPr>
                 <w:rFonts w:ascii="Times New Roman" w:hAnsi="Times New Roman" w:cs="Times New Roman"/>
@@ -4382,30 +4417,29 @@
               </w:rPr>
               <w:t>Выручка</w:t>
             </w:r>
-            <w:proofErr w:type="spellEnd"/>
-          </w:p>
-        </w:tc>
-        <w:tc>
-          <w:tcPr>
-            <w:tcW w:w="0" w:type="auto"/>
-            <w:tcBorders>
-              <w:top w:val="single" w:sz="6" w:space="0" w:color="CCCCCC"/>
-              <w:left w:val="single" w:sz="6" w:space="0" w:color="CCCCCC"/>
-              <w:bottom w:val="single" w:sz="6" w:space="0" w:color="CCCCCC"/>
-              <w:right w:val="single" w:sz="6" w:space="0" w:color="CCCCCC"/>
-            </w:tcBorders>
-            <w:tcMar>
-              <w:top w:w="120" w:type="dxa"/>
-              <w:left w:w="120" w:type="dxa"/>
-              <w:bottom w:w="120" w:type="dxa"/>
-              <w:right w:w="120" w:type="dxa"/>
-            </w:tcMar>
-            <w:vAlign w:val="center"/>
-            <w:hideMark/>
-          </w:tcPr>
-          <w:p>
-            <w:pPr>
-              <w:spacing w:before="0" w:after="0" w:line="240" w:lineRule="auto"/>
+          </w:p>
+        </w:tc>
+        <w:tc>
+          <w:tcPr>
+            <w:tcW w:w="0" w:type="auto"/>
+            <w:tcBorders>
+              <w:top w:val="single" w:sz="6" w:space="0" w:color="CCCCCC"/>
+              <w:left w:val="single" w:sz="6" w:space="0" w:color="CCCCCC"/>
+              <w:bottom w:val="single" w:sz="6" w:space="0" w:color="CCCCCC"/>
+              <w:right w:val="single" w:sz="6" w:space="0" w:color="CCCCCC"/>
+            </w:tcBorders>
+            <w:tcMar>
+              <w:top w:w="120" w:type="dxa"/>
+              <w:left w:w="120" w:type="dxa"/>
+              <w:bottom w:w="120" w:type="dxa"/>
+              <w:right w:w="120" w:type="dxa"/>
+            </w:tcMar>
+            <w:vAlign w:val="center"/>
+            <w:hideMark/>
+          </w:tcPr>
+          <w:p>
+            <w:pPr>
+              <w:spacing w:after="0" w:line="240" w:lineRule="auto"/>
               <w:rPr>
                 <w:rFonts w:ascii="Times New Roman" w:hAnsi="Times New Roman" w:cs="Times New Roman"/>
                 <w:sz w:val="24"/>
@@ -4440,7 +4474,7 @@
           </w:tcPr>
           <w:p>
             <w:pPr>
-              <w:spacing w:before="0" w:after="0" w:line="240" w:lineRule="auto"/>
+              <w:spacing w:after="0" w:line="240" w:lineRule="auto"/>
               <w:rPr>
                 <w:rFonts w:ascii="Times New Roman" w:hAnsi="Times New Roman" w:cs="Times New Roman"/>
                 <w:sz w:val="24"/>
@@ -4477,60 +4511,42 @@
           </w:tcPr>
           <w:p>
             <w:pPr>
-              <w:spacing w:before="0" w:after="0" w:line="240" w:lineRule="auto"/>
-              <w:rPr>
-                <w:rFonts w:ascii="Times New Roman" w:hAnsi="Times New Roman" w:cs="Times New Roman"/>
-                <w:sz w:val="24"/>
-              </w:rPr>
-            </w:pPr>
-            <w:proofErr w:type="spellStart"/>
-            <w:r>
-              <w:rPr>
-                <w:rFonts w:ascii="Times New Roman" w:hAnsi="Times New Roman" w:cs="Times New Roman"/>
-                <w:sz w:val="24"/>
-              </w:rPr>
-              <w:t>Валовая</w:t>
-            </w:r>
-            <w:proofErr w:type="spellEnd"/>
-            <w:r>
-              <w:rPr>
-                <w:rFonts w:ascii="Times New Roman" w:hAnsi="Times New Roman" w:cs="Times New Roman"/>
-                <w:sz w:val="24"/>
-              </w:rPr>
-              <w:t xml:space="preserve"> </w:t>
-            </w:r>
-            <w:proofErr w:type="spellStart"/>
-            <w:r>
-              <w:rPr>
-                <w:rFonts w:ascii="Times New Roman" w:hAnsi="Times New Roman" w:cs="Times New Roman"/>
-                <w:sz w:val="24"/>
-              </w:rPr>
-              <w:t>прибыль</w:t>
-            </w:r>
-            <w:proofErr w:type="spellEnd"/>
-          </w:p>
-        </w:tc>
-        <w:tc>
-          <w:tcPr>
-            <w:tcW w:w="0" w:type="auto"/>
-            <w:tcBorders>
-              <w:top w:val="single" w:sz="6" w:space="0" w:color="CCCCCC"/>
-              <w:left w:val="single" w:sz="6" w:space="0" w:color="CCCCCC"/>
-              <w:bottom w:val="single" w:sz="6" w:space="0" w:color="CCCCCC"/>
-              <w:right w:val="single" w:sz="6" w:space="0" w:color="CCCCCC"/>
-            </w:tcBorders>
-            <w:tcMar>
-              <w:top w:w="120" w:type="dxa"/>
-              <w:left w:w="120" w:type="dxa"/>
-              <w:bottom w:w="120" w:type="dxa"/>
-              <w:right w:w="120" w:type="dxa"/>
-            </w:tcMar>
-            <w:vAlign w:val="center"/>
-            <w:hideMark/>
-          </w:tcPr>
-          <w:p>
-            <w:pPr>
-              <w:spacing w:before="0" w:after="0" w:line="240" w:lineRule="auto"/>
+              <w:spacing w:after="0" w:line="240" w:lineRule="auto"/>
+              <w:rPr>
+                <w:rFonts w:ascii="Times New Roman" w:hAnsi="Times New Roman" w:cs="Times New Roman"/>
+                <w:sz w:val="24"/>
+              </w:rPr>
+            </w:pPr>
+            <w:r>
+              <w:rPr>
+                <w:rFonts w:ascii="Times New Roman" w:hAnsi="Times New Roman" w:cs="Times New Roman"/>
+                <w:sz w:val="24"/>
+              </w:rPr>
+              <w:t>Валовая прибыль</w:t>
+            </w:r>
+          </w:p>
+        </w:tc>
+        <w:tc>
+          <w:tcPr>
+            <w:tcW w:w="0" w:type="auto"/>
+            <w:tcBorders>
+              <w:top w:val="single" w:sz="6" w:space="0" w:color="CCCCCC"/>
+              <w:left w:val="single" w:sz="6" w:space="0" w:color="CCCCCC"/>
+              <w:bottom w:val="single" w:sz="6" w:space="0" w:color="CCCCCC"/>
+              <w:right w:val="single" w:sz="6" w:space="0" w:color="CCCCCC"/>
+            </w:tcBorders>
+            <w:tcMar>
+              <w:top w:w="120" w:type="dxa"/>
+              <w:left w:w="120" w:type="dxa"/>
+              <w:bottom w:w="120" w:type="dxa"/>
+              <w:right w:w="120" w:type="dxa"/>
+            </w:tcMar>
+            <w:vAlign w:val="center"/>
+            <w:hideMark/>
+          </w:tcPr>
+          <w:p>
+            <w:pPr>
+              <w:spacing w:after="0" w:line="240" w:lineRule="auto"/>
               <w:rPr>
                 <w:rFonts w:ascii="Times New Roman" w:hAnsi="Times New Roman" w:cs="Times New Roman"/>
                 <w:sz w:val="24"/>
@@ -4565,7 +4581,7 @@
           </w:tcPr>
           <w:p>
             <w:pPr>
-              <w:spacing w:before="0" w:after="0" w:line="240" w:lineRule="auto"/>
+              <w:spacing w:after="0" w:line="240" w:lineRule="auto"/>
               <w:rPr>
                 <w:rFonts w:ascii="Times New Roman" w:hAnsi="Times New Roman" w:cs="Times New Roman"/>
                 <w:sz w:val="24"/>
@@ -4602,45 +4618,42 @@
           </w:tcPr>
           <w:p>
             <w:pPr>
-              <w:spacing w:before="0" w:after="0" w:line="240" w:lineRule="auto"/>
-              <w:rPr>
-                <w:rFonts w:ascii="Times New Roman" w:hAnsi="Times New Roman" w:cs="Times New Roman"/>
-                <w:sz w:val="24"/>
-              </w:rPr>
-            </w:pPr>
-            <w:proofErr w:type="spellStart"/>
-            <w:r>
-              <w:rPr>
-                <w:rFonts w:ascii="Times New Roman" w:hAnsi="Times New Roman" w:cs="Times New Roman"/>
-                <w:sz w:val="24"/>
-              </w:rPr>
-              <w:lastRenderedPageBreak/>
+              <w:spacing w:after="0" w:line="240" w:lineRule="auto"/>
+              <w:rPr>
+                <w:rFonts w:ascii="Times New Roman" w:hAnsi="Times New Roman" w:cs="Times New Roman"/>
+                <w:sz w:val="24"/>
+              </w:rPr>
+            </w:pPr>
+            <w:r>
+              <w:rPr>
+                <w:rFonts w:ascii="Times New Roman" w:hAnsi="Times New Roman" w:cs="Times New Roman"/>
+                <w:sz w:val="24"/>
+              </w:rPr>
               <w:t>Поставщик</w:t>
             </w:r>
-            <w:proofErr w:type="spellEnd"/>
-          </w:p>
-        </w:tc>
-        <w:tc>
-          <w:tcPr>
-            <w:tcW w:w="0" w:type="auto"/>
-            <w:tcBorders>
-              <w:top w:val="single" w:sz="6" w:space="0" w:color="CCCCCC"/>
-              <w:left w:val="single" w:sz="6" w:space="0" w:color="CCCCCC"/>
-              <w:bottom w:val="single" w:sz="6" w:space="0" w:color="CCCCCC"/>
-              <w:right w:val="single" w:sz="6" w:space="0" w:color="CCCCCC"/>
-            </w:tcBorders>
-            <w:tcMar>
-              <w:top w:w="120" w:type="dxa"/>
-              <w:left w:w="120" w:type="dxa"/>
-              <w:bottom w:w="120" w:type="dxa"/>
-              <w:right w:w="120" w:type="dxa"/>
-            </w:tcMar>
-            <w:vAlign w:val="center"/>
-            <w:hideMark/>
-          </w:tcPr>
-          <w:p>
-            <w:pPr>
-              <w:spacing w:before="0" w:after="0" w:line="240" w:lineRule="auto"/>
+          </w:p>
+        </w:tc>
+        <w:tc>
+          <w:tcPr>
+            <w:tcW w:w="0" w:type="auto"/>
+            <w:tcBorders>
+              <w:top w:val="single" w:sz="6" w:space="0" w:color="CCCCCC"/>
+              <w:left w:val="single" w:sz="6" w:space="0" w:color="CCCCCC"/>
+              <w:bottom w:val="single" w:sz="6" w:space="0" w:color="CCCCCC"/>
+              <w:right w:val="single" w:sz="6" w:space="0" w:color="CCCCCC"/>
+            </w:tcBorders>
+            <w:tcMar>
+              <w:top w:w="120" w:type="dxa"/>
+              <w:left w:w="120" w:type="dxa"/>
+              <w:bottom w:w="120" w:type="dxa"/>
+              <w:right w:w="120" w:type="dxa"/>
+            </w:tcMar>
+            <w:vAlign w:val="center"/>
+            <w:hideMark/>
+          </w:tcPr>
+          <w:p>
+            <w:pPr>
+              <w:spacing w:after="0" w:line="240" w:lineRule="auto"/>
               <w:rPr>
                 <w:rFonts w:ascii="Times New Roman" w:hAnsi="Times New Roman" w:cs="Times New Roman"/>
                 <w:sz w:val="24"/>
@@ -4675,7 +4688,7 @@
           </w:tcPr>
           <w:p>
             <w:pPr>
-              <w:spacing w:before="0" w:after="0" w:line="240" w:lineRule="auto"/>
+              <w:spacing w:after="0" w:line="240" w:lineRule="auto"/>
               <w:rPr>
                 <w:rFonts w:ascii="Times New Roman" w:hAnsi="Times New Roman" w:cs="Times New Roman"/>
                 <w:sz w:val="24"/>
@@ -4705,13 +4718,12 @@
           </w:tcPr>
           <w:p>
             <w:pPr>
-              <w:spacing w:before="0" w:after="0" w:line="240" w:lineRule="auto"/>
-              <w:rPr>
-                <w:rFonts w:ascii="Times New Roman" w:hAnsi="Times New Roman" w:cs="Times New Roman"/>
-                <w:sz w:val="24"/>
-              </w:rPr>
-            </w:pPr>
-            <w:proofErr w:type="spellStart"/>
+              <w:spacing w:after="0" w:line="240" w:lineRule="auto"/>
+              <w:rPr>
+                <w:rFonts w:ascii="Times New Roman" w:hAnsi="Times New Roman" w:cs="Times New Roman"/>
+                <w:sz w:val="24"/>
+              </w:rPr>
+            </w:pPr>
             <w:r>
               <w:rPr>
                 <w:rFonts w:ascii="Times New Roman" w:hAnsi="Times New Roman" w:cs="Times New Roman"/>
@@ -4719,30 +4731,29 @@
               </w:rPr>
               <w:t>Покупатель</w:t>
             </w:r>
-            <w:proofErr w:type="spellEnd"/>
-          </w:p>
-        </w:tc>
-        <w:tc>
-          <w:tcPr>
-            <w:tcW w:w="0" w:type="auto"/>
-            <w:tcBorders>
-              <w:top w:val="single" w:sz="6" w:space="0" w:color="CCCCCC"/>
-              <w:left w:val="single" w:sz="6" w:space="0" w:color="CCCCCC"/>
-              <w:bottom w:val="single" w:sz="6" w:space="0" w:color="CCCCCC"/>
-              <w:right w:val="single" w:sz="6" w:space="0" w:color="CCCCCC"/>
-            </w:tcBorders>
-            <w:tcMar>
-              <w:top w:w="120" w:type="dxa"/>
-              <w:left w:w="120" w:type="dxa"/>
-              <w:bottom w:w="120" w:type="dxa"/>
-              <w:right w:w="120" w:type="dxa"/>
-            </w:tcMar>
-            <w:vAlign w:val="center"/>
-            <w:hideMark/>
-          </w:tcPr>
-          <w:p>
-            <w:pPr>
-              <w:spacing w:before="0" w:after="0" w:line="240" w:lineRule="auto"/>
+          </w:p>
+        </w:tc>
+        <w:tc>
+          <w:tcPr>
+            <w:tcW w:w="0" w:type="auto"/>
+            <w:tcBorders>
+              <w:top w:val="single" w:sz="6" w:space="0" w:color="CCCCCC"/>
+              <w:left w:val="single" w:sz="6" w:space="0" w:color="CCCCCC"/>
+              <w:bottom w:val="single" w:sz="6" w:space="0" w:color="CCCCCC"/>
+              <w:right w:val="single" w:sz="6" w:space="0" w:color="CCCCCC"/>
+            </w:tcBorders>
+            <w:tcMar>
+              <w:top w:w="120" w:type="dxa"/>
+              <w:left w:w="120" w:type="dxa"/>
+              <w:bottom w:w="120" w:type="dxa"/>
+              <w:right w:w="120" w:type="dxa"/>
+            </w:tcMar>
+            <w:vAlign w:val="center"/>
+            <w:hideMark/>
+          </w:tcPr>
+          <w:p>
+            <w:pPr>
+              <w:spacing w:after="0" w:line="240" w:lineRule="auto"/>
               <w:rPr>
                 <w:rFonts w:ascii="Times New Roman" w:hAnsi="Times New Roman" w:cs="Times New Roman"/>
                 <w:sz w:val="24"/>
@@ -4777,7 +4788,7 @@
           </w:tcPr>
           <w:p>
             <w:pPr>
-              <w:spacing w:before="0" w:after="0" w:line="240" w:lineRule="auto"/>
+              <w:spacing w:after="0" w:line="240" w:lineRule="auto"/>
               <w:rPr>
                 <w:rFonts w:ascii="Times New Roman" w:hAnsi="Times New Roman" w:cs="Times New Roman"/>
                 <w:sz w:val="24"/>
@@ -4807,44 +4818,43 @@
           </w:tcPr>
           <w:p>
             <w:pPr>
-              <w:spacing w:before="0" w:after="0" w:line="240" w:lineRule="auto"/>
-              <w:rPr>
-                <w:rFonts w:ascii="Times New Roman" w:hAnsi="Times New Roman" w:cs="Times New Roman"/>
-                <w:sz w:val="24"/>
-              </w:rPr>
-            </w:pPr>
-            <w:proofErr w:type="spellStart"/>
-            <w:r>
-              <w:rPr>
-                <w:rFonts w:ascii="Times New Roman" w:hAnsi="Times New Roman" w:cs="Times New Roman"/>
-                <w:sz w:val="24"/>
-              </w:rPr>
+              <w:spacing w:after="0" w:line="240" w:lineRule="auto"/>
+              <w:rPr>
+                <w:rFonts w:ascii="Times New Roman" w:hAnsi="Times New Roman" w:cs="Times New Roman"/>
+                <w:sz w:val="24"/>
+              </w:rPr>
+            </w:pPr>
+            <w:r>
+              <w:rPr>
+                <w:rFonts w:ascii="Times New Roman" w:hAnsi="Times New Roman" w:cs="Times New Roman"/>
+                <w:sz w:val="24"/>
+              </w:rPr>
+              <w:lastRenderedPageBreak/>
               <w:t>Организация</w:t>
             </w:r>
-            <w:proofErr w:type="spellEnd"/>
-          </w:p>
-        </w:tc>
-        <w:tc>
-          <w:tcPr>
-            <w:tcW w:w="0" w:type="auto"/>
-            <w:tcBorders>
-              <w:top w:val="single" w:sz="6" w:space="0" w:color="CCCCCC"/>
-              <w:left w:val="single" w:sz="6" w:space="0" w:color="CCCCCC"/>
-              <w:bottom w:val="single" w:sz="6" w:space="0" w:color="CCCCCC"/>
-              <w:right w:val="single" w:sz="6" w:space="0" w:color="CCCCCC"/>
-            </w:tcBorders>
-            <w:tcMar>
-              <w:top w:w="120" w:type="dxa"/>
-              <w:left w:w="120" w:type="dxa"/>
-              <w:bottom w:w="120" w:type="dxa"/>
-              <w:right w:w="120" w:type="dxa"/>
-            </w:tcMar>
-            <w:vAlign w:val="center"/>
-            <w:hideMark/>
-          </w:tcPr>
-          <w:p>
-            <w:pPr>
-              <w:spacing w:before="0" w:after="0" w:line="240" w:lineRule="auto"/>
+          </w:p>
+        </w:tc>
+        <w:tc>
+          <w:tcPr>
+            <w:tcW w:w="0" w:type="auto"/>
+            <w:tcBorders>
+              <w:top w:val="single" w:sz="6" w:space="0" w:color="CCCCCC"/>
+              <w:left w:val="single" w:sz="6" w:space="0" w:color="CCCCCC"/>
+              <w:bottom w:val="single" w:sz="6" w:space="0" w:color="CCCCCC"/>
+              <w:right w:val="single" w:sz="6" w:space="0" w:color="CCCCCC"/>
+            </w:tcBorders>
+            <w:tcMar>
+              <w:top w:w="120" w:type="dxa"/>
+              <w:left w:w="120" w:type="dxa"/>
+              <w:bottom w:w="120" w:type="dxa"/>
+              <w:right w:w="120" w:type="dxa"/>
+            </w:tcMar>
+            <w:vAlign w:val="center"/>
+            <w:hideMark/>
+          </w:tcPr>
+          <w:p>
+            <w:pPr>
+              <w:spacing w:after="0" w:line="240" w:lineRule="auto"/>
               <w:rPr>
                 <w:rFonts w:ascii="Times New Roman" w:hAnsi="Times New Roman" w:cs="Times New Roman"/>
                 <w:sz w:val="24"/>
@@ -4879,7 +4889,7 @@
           </w:tcPr>
           <w:p>
             <w:pPr>
-              <w:spacing w:before="0" w:after="0" w:line="240" w:lineRule="auto"/>
+              <w:spacing w:after="0" w:line="240" w:lineRule="auto"/>
               <w:rPr>
                 <w:rFonts w:ascii="Times New Roman" w:hAnsi="Times New Roman" w:cs="Times New Roman"/>
                 <w:sz w:val="24"/>
@@ -4897,39 +4907,7 @@
                 <w:rFonts w:ascii="Times New Roman" w:hAnsi="Times New Roman" w:cs="Times New Roman"/>
                 <w:sz w:val="24"/>
               </w:rPr>
-              <w:t xml:space="preserve"> </w:t>
-            </w:r>
-            <w:proofErr w:type="gramStart"/>
-            <w:r>
-              <w:rPr>
-                <w:rFonts w:ascii="Times New Roman" w:hAnsi="Times New Roman" w:cs="Times New Roman"/>
-                <w:sz w:val="24"/>
-              </w:rPr>
-              <w:t>(ООО</w:t>
-            </w:r>
-            <w:proofErr w:type="gramEnd"/>
-            <w:r>
-              <w:rPr>
-                <w:rFonts w:ascii="Times New Roman" w:hAnsi="Times New Roman" w:cs="Times New Roman"/>
-                <w:sz w:val="24"/>
-              </w:rPr>
-              <w:t xml:space="preserve"> «</w:t>
-            </w:r>
-            <w:proofErr w:type="spellStart"/>
-            <w:r>
-              <w:rPr>
-                <w:rFonts w:ascii="Times New Roman" w:hAnsi="Times New Roman" w:cs="Times New Roman"/>
-                <w:sz w:val="24"/>
-              </w:rPr>
-              <w:t>ВольтМаркет</w:t>
-            </w:r>
-            <w:proofErr w:type="spellEnd"/>
-            <w:r>
-              <w:rPr>
-                <w:rFonts w:ascii="Times New Roman" w:hAnsi="Times New Roman" w:cs="Times New Roman"/>
-                <w:sz w:val="24"/>
-              </w:rPr>
-              <w:t>»)</w:t>
+              <w:t xml:space="preserve"> (ООО «ВольтМаркет»)</w:t>
             </w:r>
           </w:p>
         </w:tc>
@@ -4955,21 +4933,54 @@
           </w:tcPr>
           <w:p>
             <w:pPr>
-              <w:spacing w:before="0" w:after="0" w:line="240" w:lineRule="auto"/>
-              <w:rPr>
-                <w:rFonts w:ascii="Times New Roman" w:hAnsi="Times New Roman" w:cs="Times New Roman"/>
-                <w:sz w:val="24"/>
-              </w:rPr>
-            </w:pPr>
-            <w:proofErr w:type="spellStart"/>
-            <w:r>
-              <w:rPr>
-                <w:rFonts w:ascii="Times New Roman" w:hAnsi="Times New Roman" w:cs="Times New Roman"/>
-                <w:sz w:val="24"/>
-              </w:rPr>
-              <w:t>Цена</w:t>
-            </w:r>
-            <w:proofErr w:type="spellEnd"/>
+              <w:spacing w:after="0" w:line="240" w:lineRule="auto"/>
+              <w:rPr>
+                <w:rFonts w:ascii="Times New Roman" w:hAnsi="Times New Roman" w:cs="Times New Roman"/>
+                <w:sz w:val="24"/>
+              </w:rPr>
+            </w:pPr>
+            <w:r>
+              <w:rPr>
+                <w:rFonts w:ascii="Times New Roman" w:hAnsi="Times New Roman" w:cs="Times New Roman"/>
+                <w:sz w:val="24"/>
+              </w:rPr>
+              <w:t>Цена / Прайс</w:t>
+            </w:r>
+          </w:p>
+        </w:tc>
+        <w:tc>
+          <w:tcPr>
+            <w:tcW w:w="0" w:type="auto"/>
+            <w:tcBorders>
+              <w:top w:val="single" w:sz="6" w:space="0" w:color="CCCCCC"/>
+              <w:left w:val="single" w:sz="6" w:space="0" w:color="CCCCCC"/>
+              <w:bottom w:val="single" w:sz="6" w:space="0" w:color="CCCCCC"/>
+              <w:right w:val="single" w:sz="6" w:space="0" w:color="CCCCCC"/>
+            </w:tcBorders>
+            <w:tcMar>
+              <w:top w:w="120" w:type="dxa"/>
+              <w:left w:w="120" w:type="dxa"/>
+              <w:bottom w:w="120" w:type="dxa"/>
+              <w:right w:w="120" w:type="dxa"/>
+            </w:tcMar>
+            <w:vAlign w:val="center"/>
+            <w:hideMark/>
+          </w:tcPr>
+          <w:p>
+            <w:pPr>
+              <w:spacing w:after="0" w:line="240" w:lineRule="auto"/>
+              <w:rPr>
+                <w:rFonts w:ascii="Times New Roman" w:hAnsi="Times New Roman" w:cs="Times New Roman"/>
+                <w:sz w:val="24"/>
+              </w:rPr>
+            </w:pPr>
+            <w:r>
+              <w:rPr>
+                <w:rFonts w:ascii="Times New Roman" w:hAnsi="Times New Roman" w:cs="Times New Roman"/>
+                <w:sz w:val="24"/>
+              </w:rPr>
+              <w:t>价格</w:t>
+            </w:r>
             <w:r>
               <w:rPr>
                 <w:rFonts w:ascii="Times New Roman" w:hAnsi="Times New Roman" w:cs="Times New Roman"/>
@@ -4977,57 +4988,6 @@
               </w:rPr>
               <w:t xml:space="preserve"> / </w:t>
             </w:r>
-            <w:proofErr w:type="spellStart"/>
-            <w:r>
-              <w:rPr>
-                <w:rFonts w:ascii="Times New Roman" w:hAnsi="Times New Roman" w:cs="Times New Roman"/>
-                <w:sz w:val="24"/>
-              </w:rPr>
-              <w:t>Прайс</w:t>
-            </w:r>
-            <w:proofErr w:type="spellEnd"/>
-          </w:p>
-        </w:tc>
-        <w:tc>
-          <w:tcPr>
-            <w:tcW w:w="0" w:type="auto"/>
-            <w:tcBorders>
-              <w:top w:val="single" w:sz="6" w:space="0" w:color="CCCCCC"/>
-              <w:left w:val="single" w:sz="6" w:space="0" w:color="CCCCCC"/>
-              <w:bottom w:val="single" w:sz="6" w:space="0" w:color="CCCCCC"/>
-              <w:right w:val="single" w:sz="6" w:space="0" w:color="CCCCCC"/>
-            </w:tcBorders>
-            <w:tcMar>
-              <w:top w:w="120" w:type="dxa"/>
-              <w:left w:w="120" w:type="dxa"/>
-              <w:bottom w:w="120" w:type="dxa"/>
-              <w:right w:w="120" w:type="dxa"/>
-            </w:tcMar>
-            <w:vAlign w:val="center"/>
-            <w:hideMark/>
-          </w:tcPr>
-          <w:p>
-            <w:pPr>
-              <w:spacing w:before="0" w:after="0" w:line="240" w:lineRule="auto"/>
-              <w:rPr>
-                <w:rFonts w:ascii="Times New Roman" w:hAnsi="Times New Roman" w:cs="Times New Roman"/>
-                <w:sz w:val="24"/>
-              </w:rPr>
-            </w:pPr>
-            <w:r>
-              <w:rPr>
-                <w:rFonts w:ascii="Times New Roman" w:hAnsi="Times New Roman" w:cs="Times New Roman"/>
-                <w:sz w:val="24"/>
-              </w:rPr>
-              <w:t>价格</w:t>
-            </w:r>
-            <w:r>
-              <w:rPr>
-                <w:rFonts w:ascii="Times New Roman" w:hAnsi="Times New Roman" w:cs="Times New Roman"/>
-                <w:sz w:val="24"/>
-              </w:rPr>
-              <w:t xml:space="preserve"> / </w:t>
-            </w:r>
             <w:r>
               <w:rPr>
                 <w:rFonts w:ascii="Times New Roman" w:hAnsi="Times New Roman" w:cs="Times New Roman"/>
@@ -5057,7 +5017,7 @@
           </w:tcPr>
           <w:p>
             <w:pPr>
-              <w:spacing w:before="0" w:after="0" w:line="240" w:lineRule="auto"/>
+              <w:spacing w:after="0" w:line="240" w:lineRule="auto"/>
               <w:rPr>
                 <w:rFonts w:ascii="Times New Roman" w:hAnsi="Times New Roman" w:cs="Times New Roman"/>
                 <w:sz w:val="24"/>
@@ -5094,13 +5054,12 @@
           </w:tcPr>
           <w:p>
             <w:pPr>
-              <w:spacing w:before="0" w:after="0" w:line="240" w:lineRule="auto"/>
-              <w:rPr>
-                <w:rFonts w:ascii="Times New Roman" w:hAnsi="Times New Roman" w:cs="Times New Roman"/>
-                <w:sz w:val="24"/>
-              </w:rPr>
-            </w:pPr>
-            <w:proofErr w:type="spellStart"/>
+              <w:spacing w:after="0" w:line="240" w:lineRule="auto"/>
+              <w:rPr>
+                <w:rFonts w:ascii="Times New Roman" w:hAnsi="Times New Roman" w:cs="Times New Roman"/>
+                <w:sz w:val="24"/>
+              </w:rPr>
+            </w:pPr>
             <w:r>
               <w:rPr>
                 <w:rFonts w:ascii="Times New Roman" w:hAnsi="Times New Roman" w:cs="Times New Roman"/>
@@ -5108,30 +5067,29 @@
               </w:rPr>
               <w:t>Артикул</w:t>
             </w:r>
-            <w:proofErr w:type="spellEnd"/>
-          </w:p>
-        </w:tc>
-        <w:tc>
-          <w:tcPr>
-            <w:tcW w:w="0" w:type="auto"/>
-            <w:tcBorders>
-              <w:top w:val="single" w:sz="6" w:space="0" w:color="CCCCCC"/>
-              <w:left w:val="single" w:sz="6" w:space="0" w:color="CCCCCC"/>
-              <w:bottom w:val="single" w:sz="6" w:space="0" w:color="CCCCCC"/>
-              <w:right w:val="single" w:sz="6" w:space="0" w:color="CCCCCC"/>
-            </w:tcBorders>
-            <w:tcMar>
-              <w:top w:w="120" w:type="dxa"/>
-              <w:left w:w="120" w:type="dxa"/>
-              <w:bottom w:w="120" w:type="dxa"/>
-              <w:right w:w="120" w:type="dxa"/>
-            </w:tcMar>
-            <w:vAlign w:val="center"/>
-            <w:hideMark/>
-          </w:tcPr>
-          <w:p>
-            <w:pPr>
-              <w:spacing w:before="0" w:after="0" w:line="240" w:lineRule="auto"/>
+          </w:p>
+        </w:tc>
+        <w:tc>
+          <w:tcPr>
+            <w:tcW w:w="0" w:type="auto"/>
+            <w:tcBorders>
+              <w:top w:val="single" w:sz="6" w:space="0" w:color="CCCCCC"/>
+              <w:left w:val="single" w:sz="6" w:space="0" w:color="CCCCCC"/>
+              <w:bottom w:val="single" w:sz="6" w:space="0" w:color="CCCCCC"/>
+              <w:right w:val="single" w:sz="6" w:space="0" w:color="CCCCCC"/>
+            </w:tcBorders>
+            <w:tcMar>
+              <w:top w:w="120" w:type="dxa"/>
+              <w:left w:w="120" w:type="dxa"/>
+              <w:bottom w:w="120" w:type="dxa"/>
+              <w:right w:w="120" w:type="dxa"/>
+            </w:tcMar>
+            <w:vAlign w:val="center"/>
+            <w:hideMark/>
+          </w:tcPr>
+          <w:p>
+            <w:pPr>
+              <w:spacing w:after="0" w:line="240" w:lineRule="auto"/>
               <w:rPr>
                 <w:rFonts w:ascii="Times New Roman" w:hAnsi="Times New Roman" w:cs="Times New Roman"/>
                 <w:sz w:val="24"/>
@@ -5166,7 +5124,7 @@
           </w:tcPr>
           <w:p>
             <w:pPr>
-              <w:spacing w:before="0" w:after="0" w:line="240" w:lineRule="auto"/>
+              <w:spacing w:after="0" w:line="240" w:lineRule="auto"/>
               <w:rPr>
                 <w:rFonts w:ascii="Times New Roman" w:hAnsi="Times New Roman" w:cs="Times New Roman"/>
                 <w:sz w:val="24"/>
@@ -5196,13 +5154,12 @@
           </w:tcPr>
           <w:p>
             <w:pPr>
-              <w:spacing w:before="0" w:after="0" w:line="240" w:lineRule="auto"/>
-              <w:rPr>
-                <w:rFonts w:ascii="Times New Roman" w:hAnsi="Times New Roman" w:cs="Times New Roman"/>
-                <w:sz w:val="24"/>
-              </w:rPr>
-            </w:pPr>
-            <w:proofErr w:type="spellStart"/>
+              <w:spacing w:after="0" w:line="240" w:lineRule="auto"/>
+              <w:rPr>
+                <w:rFonts w:ascii="Times New Roman" w:hAnsi="Times New Roman" w:cs="Times New Roman"/>
+                <w:sz w:val="24"/>
+              </w:rPr>
+            </w:pPr>
             <w:r>
               <w:rPr>
                 <w:rFonts w:ascii="Times New Roman" w:hAnsi="Times New Roman" w:cs="Times New Roman"/>
@@ -5210,30 +5167,29 @@
               </w:rPr>
               <w:t>Накладная</w:t>
             </w:r>
-            <w:proofErr w:type="spellEnd"/>
-          </w:p>
-        </w:tc>
-        <w:tc>
-          <w:tcPr>
-            <w:tcW w:w="0" w:type="auto"/>
-            <w:tcBorders>
-              <w:top w:val="single" w:sz="6" w:space="0" w:color="CCCCCC"/>
-              <w:left w:val="single" w:sz="6" w:space="0" w:color="CCCCCC"/>
-              <w:bottom w:val="single" w:sz="6" w:space="0" w:color="CCCCCC"/>
-              <w:right w:val="single" w:sz="6" w:space="0" w:color="CCCCCC"/>
-            </w:tcBorders>
-            <w:tcMar>
-              <w:top w:w="120" w:type="dxa"/>
-              <w:left w:w="120" w:type="dxa"/>
-              <w:bottom w:w="120" w:type="dxa"/>
-              <w:right w:w="120" w:type="dxa"/>
-            </w:tcMar>
-            <w:vAlign w:val="center"/>
-            <w:hideMark/>
-          </w:tcPr>
-          <w:p>
-            <w:pPr>
-              <w:spacing w:before="0" w:after="0" w:line="240" w:lineRule="auto"/>
+          </w:p>
+        </w:tc>
+        <w:tc>
+          <w:tcPr>
+            <w:tcW w:w="0" w:type="auto"/>
+            <w:tcBorders>
+              <w:top w:val="single" w:sz="6" w:space="0" w:color="CCCCCC"/>
+              <w:left w:val="single" w:sz="6" w:space="0" w:color="CCCCCC"/>
+              <w:bottom w:val="single" w:sz="6" w:space="0" w:color="CCCCCC"/>
+              <w:right w:val="single" w:sz="6" w:space="0" w:color="CCCCCC"/>
+            </w:tcBorders>
+            <w:tcMar>
+              <w:top w:w="120" w:type="dxa"/>
+              <w:left w:w="120" w:type="dxa"/>
+              <w:bottom w:w="120" w:type="dxa"/>
+              <w:right w:w="120" w:type="dxa"/>
+            </w:tcMar>
+            <w:vAlign w:val="center"/>
+            <w:hideMark/>
+          </w:tcPr>
+          <w:p>
+            <w:pPr>
+              <w:spacing w:after="0" w:line="240" w:lineRule="auto"/>
               <w:rPr>
                 <w:rFonts w:ascii="Times New Roman" w:hAnsi="Times New Roman" w:cs="Times New Roman"/>
                 <w:sz w:val="24"/>
@@ -5282,7 +5238,7 @@
           </w:tcPr>
           <w:p>
             <w:pPr>
-              <w:spacing w:before="0" w:after="0" w:line="240" w:lineRule="auto"/>
+              <w:spacing w:after="0" w:line="240" w:lineRule="auto"/>
               <w:rPr>
                 <w:rFonts w:ascii="Times New Roman" w:hAnsi="Times New Roman" w:cs="Times New Roman"/>
                 <w:sz w:val="24"/>
@@ -5319,13 +5275,12 @@
           </w:tcPr>
           <w:p>
             <w:pPr>
-              <w:spacing w:before="0" w:after="0" w:line="240" w:lineRule="auto"/>
-              <w:rPr>
-                <w:rFonts w:ascii="Times New Roman" w:hAnsi="Times New Roman" w:cs="Times New Roman"/>
-                <w:sz w:val="24"/>
-              </w:rPr>
-            </w:pPr>
-            <w:proofErr w:type="spellStart"/>
+              <w:spacing w:after="0" w:line="240" w:lineRule="auto"/>
+              <w:rPr>
+                <w:rFonts w:ascii="Times New Roman" w:hAnsi="Times New Roman" w:cs="Times New Roman"/>
+                <w:sz w:val="24"/>
+              </w:rPr>
+            </w:pPr>
             <w:r>
               <w:rPr>
                 <w:rFonts w:ascii="Times New Roman" w:hAnsi="Times New Roman" w:cs="Times New Roman"/>
@@ -5333,30 +5288,29 @@
               </w:rPr>
               <w:t>Отчёт</w:t>
             </w:r>
-            <w:proofErr w:type="spellEnd"/>
-          </w:p>
-        </w:tc>
-        <w:tc>
-          <w:tcPr>
-            <w:tcW w:w="0" w:type="auto"/>
-            <w:tcBorders>
-              <w:top w:val="single" w:sz="6" w:space="0" w:color="CCCCCC"/>
-              <w:left w:val="single" w:sz="6" w:space="0" w:color="CCCCCC"/>
-              <w:bottom w:val="single" w:sz="6" w:space="0" w:color="CCCCCC"/>
-              <w:right w:val="single" w:sz="6" w:space="0" w:color="CCCCCC"/>
-            </w:tcBorders>
-            <w:tcMar>
-              <w:top w:w="120" w:type="dxa"/>
-              <w:left w:w="120" w:type="dxa"/>
-              <w:bottom w:w="120" w:type="dxa"/>
-              <w:right w:w="120" w:type="dxa"/>
-            </w:tcMar>
-            <w:vAlign w:val="center"/>
-            <w:hideMark/>
-          </w:tcPr>
-          <w:p>
-            <w:pPr>
-              <w:spacing w:before="0" w:after="0" w:line="240" w:lineRule="auto"/>
+          </w:p>
+        </w:tc>
+        <w:tc>
+          <w:tcPr>
+            <w:tcW w:w="0" w:type="auto"/>
+            <w:tcBorders>
+              <w:top w:val="single" w:sz="6" w:space="0" w:color="CCCCCC"/>
+              <w:left w:val="single" w:sz="6" w:space="0" w:color="CCCCCC"/>
+              <w:bottom w:val="single" w:sz="6" w:space="0" w:color="CCCCCC"/>
+              <w:right w:val="single" w:sz="6" w:space="0" w:color="CCCCCC"/>
+            </w:tcBorders>
+            <w:tcMar>
+              <w:top w:w="120" w:type="dxa"/>
+              <w:left w:w="120" w:type="dxa"/>
+              <w:bottom w:w="120" w:type="dxa"/>
+              <w:right w:w="120" w:type="dxa"/>
+            </w:tcMar>
+            <w:vAlign w:val="center"/>
+            <w:hideMark/>
+          </w:tcPr>
+          <w:p>
+            <w:pPr>
+              <w:spacing w:after="0" w:line="240" w:lineRule="auto"/>
               <w:rPr>
                 <w:rFonts w:ascii="Times New Roman" w:hAnsi="Times New Roman" w:cs="Times New Roman"/>
                 <w:sz w:val="24"/>
@@ -5391,7 +5345,7 @@
           </w:tcPr>
           <w:p>
             <w:pPr>
-              <w:spacing w:before="0" w:after="0" w:line="240" w:lineRule="auto"/>
+              <w:spacing w:after="0" w:line="240" w:lineRule="auto"/>
               <w:rPr>
                 <w:rFonts w:ascii="Times New Roman" w:hAnsi="Times New Roman" w:cs="Times New Roman"/>
                 <w:sz w:val="24"/>
@@ -5421,60 +5375,42 @@
           </w:tcPr>
           <w:p>
             <w:pPr>
-              <w:spacing w:before="0" w:after="0" w:line="240" w:lineRule="auto"/>
-              <w:rPr>
-                <w:rFonts w:ascii="Times New Roman" w:hAnsi="Times New Roman" w:cs="Times New Roman"/>
-                <w:sz w:val="24"/>
-              </w:rPr>
-            </w:pPr>
-            <w:proofErr w:type="spellStart"/>
-            <w:r>
-              <w:rPr>
-                <w:rFonts w:ascii="Times New Roman" w:hAnsi="Times New Roman" w:cs="Times New Roman"/>
-                <w:sz w:val="24"/>
-              </w:rPr>
-              <w:t>Регистр</w:t>
-            </w:r>
-            <w:proofErr w:type="spellEnd"/>
-            <w:r>
-              <w:rPr>
-                <w:rFonts w:ascii="Times New Roman" w:hAnsi="Times New Roman" w:cs="Times New Roman"/>
-                <w:sz w:val="24"/>
-              </w:rPr>
-              <w:t xml:space="preserve"> </w:t>
-            </w:r>
-            <w:proofErr w:type="spellStart"/>
-            <w:r>
-              <w:rPr>
-                <w:rFonts w:ascii="Times New Roman" w:hAnsi="Times New Roman" w:cs="Times New Roman"/>
-                <w:sz w:val="24"/>
-              </w:rPr>
-              <w:t>накопления</w:t>
-            </w:r>
-            <w:proofErr w:type="spellEnd"/>
-          </w:p>
-        </w:tc>
-        <w:tc>
-          <w:tcPr>
-            <w:tcW w:w="0" w:type="auto"/>
-            <w:tcBorders>
-              <w:top w:val="single" w:sz="6" w:space="0" w:color="CCCCCC"/>
-              <w:left w:val="single" w:sz="6" w:space="0" w:color="CCCCCC"/>
-              <w:bottom w:val="single" w:sz="6" w:space="0" w:color="CCCCCC"/>
-              <w:right w:val="single" w:sz="6" w:space="0" w:color="CCCCCC"/>
-            </w:tcBorders>
-            <w:tcMar>
-              <w:top w:w="120" w:type="dxa"/>
-              <w:left w:w="120" w:type="dxa"/>
-              <w:bottom w:w="120" w:type="dxa"/>
-              <w:right w:w="120" w:type="dxa"/>
-            </w:tcMar>
-            <w:vAlign w:val="center"/>
-            <w:hideMark/>
-          </w:tcPr>
-          <w:p>
-            <w:pPr>
-              <w:spacing w:before="0" w:after="0" w:line="240" w:lineRule="auto"/>
+              <w:spacing w:after="0" w:line="240" w:lineRule="auto"/>
+              <w:rPr>
+                <w:rFonts w:ascii="Times New Roman" w:hAnsi="Times New Roman" w:cs="Times New Roman"/>
+                <w:sz w:val="24"/>
+              </w:rPr>
+            </w:pPr>
+            <w:r>
+              <w:rPr>
+                <w:rFonts w:ascii="Times New Roman" w:hAnsi="Times New Roman" w:cs="Times New Roman"/>
+                <w:sz w:val="24"/>
+              </w:rPr>
+              <w:t>Регистр накопления</w:t>
+            </w:r>
+          </w:p>
+        </w:tc>
+        <w:tc>
+          <w:tcPr>
+            <w:tcW w:w="0" w:type="auto"/>
+            <w:tcBorders>
+              <w:top w:val="single" w:sz="6" w:space="0" w:color="CCCCCC"/>
+              <w:left w:val="single" w:sz="6" w:space="0" w:color="CCCCCC"/>
+              <w:bottom w:val="single" w:sz="6" w:space="0" w:color="CCCCCC"/>
+              <w:right w:val="single" w:sz="6" w:space="0" w:color="CCCCCC"/>
+            </w:tcBorders>
+            <w:tcMar>
+              <w:top w:w="120" w:type="dxa"/>
+              <w:left w:w="120" w:type="dxa"/>
+              <w:bottom w:w="120" w:type="dxa"/>
+              <w:right w:w="120" w:type="dxa"/>
+            </w:tcMar>
+            <w:vAlign w:val="center"/>
+            <w:hideMark/>
+          </w:tcPr>
+          <w:p>
+            <w:pPr>
+              <w:spacing w:after="0" w:line="240" w:lineRule="auto"/>
               <w:rPr>
                 <w:rFonts w:ascii="Times New Roman" w:hAnsi="Times New Roman" w:cs="Times New Roman"/>
                 <w:sz w:val="24"/>
@@ -5509,7 +5445,7 @@
           </w:tcPr>
           <w:p>
             <w:pPr>
-              <w:spacing w:before="0" w:after="0" w:line="240" w:lineRule="auto"/>
+              <w:spacing w:after="0" w:line="240" w:lineRule="auto"/>
               <w:rPr>
                 <w:rFonts w:ascii="Times New Roman" w:hAnsi="Times New Roman" w:cs="Times New Roman"/>
                 <w:sz w:val="24"/>
@@ -5553,60 +5489,42 @@
           </w:tcPr>
           <w:p>
             <w:pPr>
-              <w:spacing w:before="0" w:after="0" w:line="240" w:lineRule="auto"/>
-              <w:rPr>
-                <w:rFonts w:ascii="Times New Roman" w:hAnsi="Times New Roman" w:cs="Times New Roman"/>
-                <w:sz w:val="24"/>
-              </w:rPr>
-            </w:pPr>
-            <w:proofErr w:type="spellStart"/>
-            <w:r>
-              <w:rPr>
-                <w:rFonts w:ascii="Times New Roman" w:hAnsi="Times New Roman" w:cs="Times New Roman"/>
-                <w:sz w:val="24"/>
-              </w:rPr>
-              <w:t>Регистр</w:t>
-            </w:r>
-            <w:proofErr w:type="spellEnd"/>
-            <w:r>
-              <w:rPr>
-                <w:rFonts w:ascii="Times New Roman" w:hAnsi="Times New Roman" w:cs="Times New Roman"/>
-                <w:sz w:val="24"/>
-              </w:rPr>
-              <w:t xml:space="preserve"> </w:t>
-            </w:r>
-            <w:proofErr w:type="spellStart"/>
-            <w:r>
-              <w:rPr>
-                <w:rFonts w:ascii="Times New Roman" w:hAnsi="Times New Roman" w:cs="Times New Roman"/>
-                <w:sz w:val="24"/>
-              </w:rPr>
-              <w:t>сведений</w:t>
-            </w:r>
-            <w:proofErr w:type="spellEnd"/>
-          </w:p>
-        </w:tc>
-        <w:tc>
-          <w:tcPr>
-            <w:tcW w:w="0" w:type="auto"/>
-            <w:tcBorders>
-              <w:top w:val="single" w:sz="6" w:space="0" w:color="CCCCCC"/>
-              <w:left w:val="single" w:sz="6" w:space="0" w:color="CCCCCC"/>
-              <w:bottom w:val="single" w:sz="6" w:space="0" w:color="CCCCCC"/>
-              <w:right w:val="single" w:sz="6" w:space="0" w:color="CCCCCC"/>
-            </w:tcBorders>
-            <w:tcMar>
-              <w:top w:w="120" w:type="dxa"/>
-              <w:left w:w="120" w:type="dxa"/>
-              <w:bottom w:w="120" w:type="dxa"/>
-              <w:right w:w="120" w:type="dxa"/>
-            </w:tcMar>
-            <w:vAlign w:val="center"/>
-            <w:hideMark/>
-          </w:tcPr>
-          <w:p>
-            <w:pPr>
-              <w:spacing w:before="0" w:after="0" w:line="240" w:lineRule="auto"/>
+              <w:spacing w:after="0" w:line="240" w:lineRule="auto"/>
+              <w:rPr>
+                <w:rFonts w:ascii="Times New Roman" w:hAnsi="Times New Roman" w:cs="Times New Roman"/>
+                <w:sz w:val="24"/>
+              </w:rPr>
+            </w:pPr>
+            <w:r>
+              <w:rPr>
+                <w:rFonts w:ascii="Times New Roman" w:hAnsi="Times New Roman" w:cs="Times New Roman"/>
+                <w:sz w:val="24"/>
+              </w:rPr>
+              <w:t>Регистр сведений</w:t>
+            </w:r>
+          </w:p>
+        </w:tc>
+        <w:tc>
+          <w:tcPr>
+            <w:tcW w:w="0" w:type="auto"/>
+            <w:tcBorders>
+              <w:top w:val="single" w:sz="6" w:space="0" w:color="CCCCCC"/>
+              <w:left w:val="single" w:sz="6" w:space="0" w:color="CCCCCC"/>
+              <w:bottom w:val="single" w:sz="6" w:space="0" w:color="CCCCCC"/>
+              <w:right w:val="single" w:sz="6" w:space="0" w:color="CCCCCC"/>
+            </w:tcBorders>
+            <w:tcMar>
+              <w:top w:w="120" w:type="dxa"/>
+              <w:left w:w="120" w:type="dxa"/>
+              <w:bottom w:w="120" w:type="dxa"/>
+              <w:right w:w="120" w:type="dxa"/>
+            </w:tcMar>
+            <w:vAlign w:val="center"/>
+            <w:hideMark/>
+          </w:tcPr>
+          <w:p>
+            <w:pPr>
+              <w:spacing w:after="0" w:line="240" w:lineRule="auto"/>
               <w:rPr>
                 <w:rFonts w:ascii="Times New Roman" w:hAnsi="Times New Roman" w:cs="Times New Roman"/>
                 <w:sz w:val="24"/>
@@ -5641,7 +5559,7 @@
           </w:tcPr>
           <w:p>
             <w:pPr>
-              <w:spacing w:before="0" w:after="0" w:line="240" w:lineRule="auto"/>
+              <w:spacing w:after="0" w:line="240" w:lineRule="auto"/>
               <w:rPr>
                 <w:rFonts w:ascii="Times New Roman" w:hAnsi="Times New Roman" w:cs="Times New Roman"/>
                 <w:sz w:val="24"/>
@@ -5685,21 +5603,54 @@
           </w:tcPr>
           <w:p>
             <w:pPr>
-              <w:spacing w:before="0" w:after="0" w:line="240" w:lineRule="auto"/>
-              <w:rPr>
-                <w:rFonts w:ascii="Times New Roman" w:hAnsi="Times New Roman" w:cs="Times New Roman"/>
-                <w:sz w:val="24"/>
-              </w:rPr>
-            </w:pPr>
-            <w:proofErr w:type="spellStart"/>
-            <w:r>
-              <w:rPr>
-                <w:rFonts w:ascii="Times New Roman" w:hAnsi="Times New Roman" w:cs="Times New Roman"/>
-                <w:sz w:val="24"/>
-              </w:rPr>
-              <w:t>Роль</w:t>
-            </w:r>
-            <w:proofErr w:type="spellEnd"/>
+              <w:spacing w:after="0" w:line="240" w:lineRule="auto"/>
+              <w:rPr>
+                <w:rFonts w:ascii="Times New Roman" w:hAnsi="Times New Roman" w:cs="Times New Roman"/>
+                <w:sz w:val="24"/>
+              </w:rPr>
+            </w:pPr>
+            <w:r>
+              <w:rPr>
+                <w:rFonts w:ascii="Times New Roman" w:hAnsi="Times New Roman" w:cs="Times New Roman"/>
+                <w:sz w:val="24"/>
+              </w:rPr>
+              <w:t>Роль / права</w:t>
+            </w:r>
+          </w:p>
+        </w:tc>
+        <w:tc>
+          <w:tcPr>
+            <w:tcW w:w="0" w:type="auto"/>
+            <w:tcBorders>
+              <w:top w:val="single" w:sz="6" w:space="0" w:color="CCCCCC"/>
+              <w:left w:val="single" w:sz="6" w:space="0" w:color="CCCCCC"/>
+              <w:bottom w:val="single" w:sz="6" w:space="0" w:color="CCCCCC"/>
+              <w:right w:val="single" w:sz="6" w:space="0" w:color="CCCCCC"/>
+            </w:tcBorders>
+            <w:tcMar>
+              <w:top w:w="120" w:type="dxa"/>
+              <w:left w:w="120" w:type="dxa"/>
+              <w:bottom w:w="120" w:type="dxa"/>
+              <w:right w:w="120" w:type="dxa"/>
+            </w:tcMar>
+            <w:vAlign w:val="center"/>
+            <w:hideMark/>
+          </w:tcPr>
+          <w:p>
+            <w:pPr>
+              <w:spacing w:after="0" w:line="240" w:lineRule="auto"/>
+              <w:rPr>
+                <w:rFonts w:ascii="Times New Roman" w:hAnsi="Times New Roman" w:cs="Times New Roman"/>
+                <w:sz w:val="24"/>
+              </w:rPr>
+            </w:pPr>
+            <w:r>
+              <w:rPr>
+                <w:rFonts w:ascii="Times New Roman" w:hAnsi="Times New Roman" w:cs="Times New Roman"/>
+                <w:sz w:val="24"/>
+              </w:rPr>
+              <w:t>角色</w:t>
+            </w:r>
             <w:r>
               <w:rPr>
                 <w:rFonts w:ascii="Times New Roman" w:hAnsi="Times New Roman" w:cs="Times New Roman"/>
@@ -5707,57 +5658,6 @@
               </w:rPr>
               <w:t xml:space="preserve"> / </w:t>
             </w:r>
-            <w:proofErr w:type="spellStart"/>
-            <w:r>
-              <w:rPr>
-                <w:rFonts w:ascii="Times New Roman" w:hAnsi="Times New Roman" w:cs="Times New Roman"/>
-                <w:sz w:val="24"/>
-              </w:rPr>
-              <w:t>права</w:t>
-            </w:r>
-            <w:proofErr w:type="spellEnd"/>
-          </w:p>
-        </w:tc>
-        <w:tc>
-          <w:tcPr>
-            <w:tcW w:w="0" w:type="auto"/>
-            <w:tcBorders>
-              <w:top w:val="single" w:sz="6" w:space="0" w:color="CCCCCC"/>
-              <w:left w:val="single" w:sz="6" w:space="0" w:color="CCCCCC"/>
-              <w:bottom w:val="single" w:sz="6" w:space="0" w:color="CCCCCC"/>
-              <w:right w:val="single" w:sz="6" w:space="0" w:color="CCCCCC"/>
-            </w:tcBorders>
-            <w:tcMar>
-              <w:top w:w="120" w:type="dxa"/>
-              <w:left w:w="120" w:type="dxa"/>
-              <w:bottom w:w="120" w:type="dxa"/>
-              <w:right w:w="120" w:type="dxa"/>
-            </w:tcMar>
-            <w:vAlign w:val="center"/>
-            <w:hideMark/>
-          </w:tcPr>
-          <w:p>
-            <w:pPr>
-              <w:spacing w:before="0" w:after="0" w:line="240" w:lineRule="auto"/>
-              <w:rPr>
-                <w:rFonts w:ascii="Times New Roman" w:hAnsi="Times New Roman" w:cs="Times New Roman"/>
-                <w:sz w:val="24"/>
-              </w:rPr>
-            </w:pPr>
-            <w:r>
-              <w:rPr>
-                <w:rFonts w:ascii="Times New Roman" w:hAnsi="Times New Roman" w:cs="Times New Roman"/>
-                <w:sz w:val="24"/>
-              </w:rPr>
-              <w:t>角色</w:t>
-            </w:r>
-            <w:r>
-              <w:rPr>
-                <w:rFonts w:ascii="Times New Roman" w:hAnsi="Times New Roman" w:cs="Times New Roman"/>
-                <w:sz w:val="24"/>
-              </w:rPr>
-              <w:t xml:space="preserve"> / </w:t>
-            </w:r>
             <w:r>
               <w:rPr>
                 <w:rFonts w:ascii="Times New Roman" w:hAnsi="Times New Roman" w:cs="Times New Roman"/>
@@ -5787,7 +5687,7 @@
           </w:tcPr>
           <w:p>
             <w:pPr>
-              <w:spacing w:before="0" w:after="0" w:line="240" w:lineRule="auto"/>
+              <w:spacing w:after="0" w:line="240" w:lineRule="auto"/>
               <w:rPr>
                 <w:rFonts w:ascii="Times New Roman" w:hAnsi="Times New Roman" w:cs="Times New Roman"/>
                 <w:sz w:val="24"/>
@@ -5824,21 +5724,54 @@
           </w:tcPr>
           <w:p>
             <w:pPr>
-              <w:spacing w:before="0" w:after="0" w:line="240" w:lineRule="auto"/>
-              <w:rPr>
-                <w:rFonts w:ascii="Times New Roman" w:hAnsi="Times New Roman" w:cs="Times New Roman"/>
-                <w:sz w:val="24"/>
-              </w:rPr>
-            </w:pPr>
-            <w:proofErr w:type="spellStart"/>
-            <w:r>
-              <w:rPr>
-                <w:rFonts w:ascii="Times New Roman" w:hAnsi="Times New Roman" w:cs="Times New Roman"/>
-                <w:sz w:val="24"/>
-              </w:rPr>
-              <w:t>Записать</w:t>
-            </w:r>
-            <w:proofErr w:type="spellEnd"/>
+              <w:spacing w:after="0" w:line="240" w:lineRule="auto"/>
+              <w:rPr>
+                <w:rFonts w:ascii="Times New Roman" w:hAnsi="Times New Roman" w:cs="Times New Roman"/>
+                <w:sz w:val="24"/>
+              </w:rPr>
+            </w:pPr>
+            <w:r>
+              <w:rPr>
+                <w:rFonts w:ascii="Times New Roman" w:hAnsi="Times New Roman" w:cs="Times New Roman"/>
+                <w:sz w:val="24"/>
+              </w:rPr>
+              <w:t>Записать / Провести и закрыть</w:t>
+            </w:r>
+          </w:p>
+        </w:tc>
+        <w:tc>
+          <w:tcPr>
+            <w:tcW w:w="0" w:type="auto"/>
+            <w:tcBorders>
+              <w:top w:val="single" w:sz="6" w:space="0" w:color="CCCCCC"/>
+              <w:left w:val="single" w:sz="6" w:space="0" w:color="CCCCCC"/>
+              <w:bottom w:val="single" w:sz="6" w:space="0" w:color="CCCCCC"/>
+              <w:right w:val="single" w:sz="6" w:space="0" w:color="CCCCCC"/>
+            </w:tcBorders>
+            <w:tcMar>
+              <w:top w:w="120" w:type="dxa"/>
+              <w:left w:w="120" w:type="dxa"/>
+              <w:bottom w:w="120" w:type="dxa"/>
+              <w:right w:w="120" w:type="dxa"/>
+            </w:tcMar>
+            <w:vAlign w:val="center"/>
+            <w:hideMark/>
+          </w:tcPr>
+          <w:p>
+            <w:pPr>
+              <w:spacing w:after="0" w:line="240" w:lineRule="auto"/>
+              <w:rPr>
+                <w:rFonts w:ascii="Times New Roman" w:hAnsi="Times New Roman" w:cs="Times New Roman"/>
+                <w:sz w:val="24"/>
+              </w:rPr>
+            </w:pPr>
+            <w:r>
+              <w:rPr>
+                <w:rFonts w:ascii="Times New Roman" w:hAnsi="Times New Roman" w:cs="Times New Roman"/>
+                <w:sz w:val="24"/>
+              </w:rPr>
+              <w:t>保存</w:t>
+            </w:r>
             <w:r>
               <w:rPr>
                 <w:rFonts w:ascii="Times New Roman" w:hAnsi="Times New Roman" w:cs="Times New Roman"/>
@@ -5846,65 +5779,140 @@
               </w:rPr>
               <w:t xml:space="preserve"> / </w:t>
             </w:r>
-            <w:proofErr w:type="spellStart"/>
-            <w:r>
-              <w:rPr>
-                <w:rFonts w:ascii="Times New Roman" w:hAnsi="Times New Roman" w:cs="Times New Roman"/>
-                <w:sz w:val="24"/>
-              </w:rPr>
-              <w:t>Провести</w:t>
-            </w:r>
-            <w:proofErr w:type="spellEnd"/>
-            <w:r>
-              <w:rPr>
-                <w:rFonts w:ascii="Times New Roman" w:hAnsi="Times New Roman" w:cs="Times New Roman"/>
-                <w:sz w:val="24"/>
-              </w:rPr>
-              <w:t xml:space="preserve"> и </w:t>
-            </w:r>
-            <w:proofErr w:type="spellStart"/>
-            <w:r>
-              <w:rPr>
-                <w:rFonts w:ascii="Times New Roman" w:hAnsi="Times New Roman" w:cs="Times New Roman"/>
-                <w:sz w:val="24"/>
-              </w:rPr>
-              <w:t>закрыть</w:t>
-            </w:r>
-            <w:proofErr w:type="spellEnd"/>
-          </w:p>
-        </w:tc>
-        <w:tc>
-          <w:tcPr>
-            <w:tcW w:w="0" w:type="auto"/>
-            <w:tcBorders>
-              <w:top w:val="single" w:sz="6" w:space="0" w:color="CCCCCC"/>
-              <w:left w:val="single" w:sz="6" w:space="0" w:color="CCCCCC"/>
-              <w:bottom w:val="single" w:sz="6" w:space="0" w:color="CCCCCC"/>
-              <w:right w:val="single" w:sz="6" w:space="0" w:color="CCCCCC"/>
-            </w:tcBorders>
-            <w:tcMar>
-              <w:top w:w="120" w:type="dxa"/>
-              <w:left w:w="120" w:type="dxa"/>
-              <w:bottom w:w="120" w:type="dxa"/>
-              <w:right w:w="120" w:type="dxa"/>
-            </w:tcMar>
-            <w:vAlign w:val="center"/>
-            <w:hideMark/>
-          </w:tcPr>
-          <w:p>
-            <w:pPr>
-              <w:spacing w:before="0" w:after="0" w:line="240" w:lineRule="auto"/>
-              <w:rPr>
-                <w:rFonts w:ascii="Times New Roman" w:hAnsi="Times New Roman" w:cs="Times New Roman"/>
-                <w:sz w:val="24"/>
-              </w:rPr>
-            </w:pPr>
-            <w:r>
-              <w:rPr>
-                <w:rFonts w:ascii="Times New Roman" w:hAnsi="Times New Roman" w:cs="Times New Roman"/>
-                <w:sz w:val="24"/>
-              </w:rPr>
-              <w:t>保存</w:t>
+            <w:r>
+              <w:rPr>
+                <w:rFonts w:ascii="Times New Roman" w:hAnsi="Times New Roman" w:cs="Times New Roman"/>
+                <w:sz w:val="24"/>
+              </w:rPr>
+              <w:t>过账并关闭</w:t>
+            </w:r>
+          </w:p>
+        </w:tc>
+        <w:tc>
+          <w:tcPr>
+            <w:tcW w:w="0" w:type="auto"/>
+            <w:tcBorders>
+              <w:top w:val="single" w:sz="6" w:space="0" w:color="CCCCCC"/>
+              <w:left w:val="single" w:sz="6" w:space="0" w:color="CCCCCC"/>
+              <w:bottom w:val="single" w:sz="6" w:space="0" w:color="CCCCCC"/>
+              <w:right w:val="single" w:sz="6" w:space="0" w:color="CCCCCC"/>
+            </w:tcBorders>
+            <w:tcMar>
+              <w:top w:w="120" w:type="dxa"/>
+              <w:left w:w="120" w:type="dxa"/>
+              <w:bottom w:w="120" w:type="dxa"/>
+              <w:right w:w="120" w:type="dxa"/>
+            </w:tcMar>
+            <w:vAlign w:val="center"/>
+            <w:hideMark/>
+          </w:tcPr>
+          <w:p>
+            <w:pPr>
+              <w:spacing w:after="0" w:line="240" w:lineRule="auto"/>
+              <w:rPr>
+                <w:rFonts w:ascii="Times New Roman" w:hAnsi="Times New Roman" w:cs="Times New Roman"/>
+                <w:sz w:val="24"/>
+              </w:rPr>
+            </w:pPr>
+            <w:r>
+              <w:rPr>
+                <w:rFonts w:ascii="Times New Roman" w:hAnsi="Times New Roman" w:cs="Times New Roman"/>
+                <w:sz w:val="24"/>
+              </w:rPr>
+              <w:t>平台按钮</w:t>
+            </w:r>
+            <w:r>
+              <w:rPr>
+                <w:rFonts w:ascii="Times New Roman" w:hAnsi="Times New Roman" w:cs="Times New Roman"/>
+                <w:sz w:val="24"/>
+              </w:rPr>
+              <w:t xml:space="preserve"> (</w:t>
+            </w:r>
+            <w:r>
+              <w:rPr>
+                <w:rFonts w:ascii="Times New Roman" w:hAnsi="Times New Roman" w:cs="Times New Roman"/>
+                <w:sz w:val="24"/>
+              </w:rPr>
+              <w:t>界面中为俄语</w:t>
+            </w:r>
+            <w:r>
+              <w:rPr>
+                <w:rFonts w:ascii="Times New Roman" w:hAnsi="Times New Roman" w:cs="Times New Roman"/>
+                <w:sz w:val="24"/>
+              </w:rPr>
+              <w:t>)</w:t>
+            </w:r>
+          </w:p>
+        </w:tc>
+      </w:tr>
+      <w:tr>
+        <w:tc>
+          <w:tcPr>
+            <w:tcW w:w="0" w:type="auto"/>
+            <w:tcBorders>
+              <w:top w:val="single" w:sz="6" w:space="0" w:color="CCCCCC"/>
+              <w:left w:val="single" w:sz="6" w:space="0" w:color="CCCCCC"/>
+              <w:bottom w:val="single" w:sz="6" w:space="0" w:color="CCCCCC"/>
+              <w:right w:val="single" w:sz="6" w:space="0" w:color="CCCCCC"/>
+            </w:tcBorders>
+            <w:tcMar>
+              <w:top w:w="120" w:type="dxa"/>
+              <w:left w:w="120" w:type="dxa"/>
+              <w:bottom w:w="120" w:type="dxa"/>
+              <w:right w:w="120" w:type="dxa"/>
+            </w:tcMar>
+            <w:vAlign w:val="center"/>
+            <w:hideMark/>
+          </w:tcPr>
+          <w:p>
+            <w:pPr>
+              <w:spacing w:after="0" w:line="240" w:lineRule="auto"/>
+              <w:rPr>
+                <w:rFonts w:ascii="Times New Roman" w:hAnsi="Times New Roman" w:cs="Times New Roman"/>
+                <w:sz w:val="24"/>
+              </w:rPr>
+            </w:pPr>
+            <w:r>
+              <w:rPr>
+                <w:rFonts w:ascii="Times New Roman" w:hAnsi="Times New Roman" w:cs="Times New Roman"/>
+                <w:sz w:val="24"/>
+              </w:rPr>
+              <w:t>Бронирование / Бронь товаров</w:t>
+            </w:r>
+          </w:p>
+        </w:tc>
+        <w:tc>
+          <w:tcPr>
+            <w:tcW w:w="0" w:type="auto"/>
+            <w:tcBorders>
+              <w:top w:val="single" w:sz="6" w:space="0" w:color="CCCCCC"/>
+              <w:left w:val="single" w:sz="6" w:space="0" w:color="CCCCCC"/>
+              <w:bottom w:val="single" w:sz="6" w:space="0" w:color="CCCCCC"/>
+              <w:right w:val="single" w:sz="6" w:space="0" w:color="CCCCCC"/>
+            </w:tcBorders>
+            <w:tcMar>
+              <w:top w:w="120" w:type="dxa"/>
+              <w:left w:w="120" w:type="dxa"/>
+              <w:bottom w:w="120" w:type="dxa"/>
+              <w:right w:w="120" w:type="dxa"/>
+            </w:tcMar>
+            <w:vAlign w:val="center"/>
+            <w:hideMark/>
+          </w:tcPr>
+          <w:p>
+            <w:pPr>
+              <w:spacing w:after="0" w:line="240" w:lineRule="auto"/>
+              <w:rPr>
+                <w:rFonts w:ascii="Times New Roman" w:hAnsi="Times New Roman" w:cs="Times New Roman"/>
+                <w:sz w:val="24"/>
+              </w:rPr>
+            </w:pPr>
+            <w:r>
+              <w:rPr>
+                <w:rFonts w:ascii="Times New Roman" w:hAnsi="Times New Roman" w:cs="Times New Roman"/>
+                <w:sz w:val="24"/>
+              </w:rPr>
+              <w:t>预订</w:t>
             </w:r>
             <w:r>
               <w:rPr>
@@ -5918,84 +5926,598 @@
                 <w:rFonts w:ascii="Times New Roman" w:hAnsi="Times New Roman" w:cs="Times New Roman"/>
                 <w:sz w:val="24"/>
               </w:rPr>
-              <w:t>过账并关闭</w:t>
-            </w:r>
-          </w:p>
-        </w:tc>
-        <w:tc>
-          <w:tcPr>
-            <w:tcW w:w="0" w:type="auto"/>
-            <w:tcBorders>
-              <w:top w:val="single" w:sz="6" w:space="0" w:color="CCCCCC"/>
-              <w:left w:val="single" w:sz="6" w:space="0" w:color="CCCCCC"/>
-              <w:bottom w:val="single" w:sz="6" w:space="0" w:color="CCCCCC"/>
-              <w:right w:val="single" w:sz="6" w:space="0" w:color="CCCCCC"/>
-            </w:tcBorders>
-            <w:tcMar>
-              <w:top w:w="120" w:type="dxa"/>
-              <w:left w:w="120" w:type="dxa"/>
-              <w:bottom w:w="120" w:type="dxa"/>
-              <w:right w:w="120" w:type="dxa"/>
-            </w:tcMar>
-            <w:vAlign w:val="center"/>
-            <w:hideMark/>
-          </w:tcPr>
-          <w:p>
-            <w:pPr>
-              <w:spacing w:before="0" w:after="0" w:line="240" w:lineRule="auto"/>
-              <w:rPr>
-                <w:rFonts w:ascii="Times New Roman" w:hAnsi="Times New Roman" w:cs="Times New Roman"/>
-                <w:sz w:val="24"/>
-              </w:rPr>
-            </w:pPr>
-            <w:r>
-              <w:rPr>
-                <w:rFonts w:ascii="Times New Roman" w:hAnsi="Times New Roman" w:cs="Times New Roman"/>
-                <w:sz w:val="24"/>
-              </w:rPr>
-              <w:t>平台按钮</w:t>
-            </w:r>
-            <w:r>
-              <w:rPr>
-                <w:rFonts w:ascii="Times New Roman" w:hAnsi="Times New Roman" w:cs="Times New Roman"/>
-                <w:sz w:val="24"/>
-              </w:rPr>
-              <w:t xml:space="preserve"> </w:t>
-            </w:r>
-            <w:proofErr w:type="gramStart"/>
-            <w:r>
-              <w:rPr>
-                <w:rFonts w:ascii="Times New Roman" w:hAnsi="Times New Roman" w:cs="Times New Roman"/>
-                <w:sz w:val="24"/>
-              </w:rPr>
-              <w:t>(</w:t>
-            </w:r>
-            <w:r>
-              <w:rPr>
-                <w:rFonts w:ascii="Times New Roman" w:hAnsi="Times New Roman" w:cs="Times New Roman"/>
-                <w:sz w:val="24"/>
-              </w:rPr>
-              <w:t>界面中为俄语</w:t>
-            </w:r>
-            <w:r>
-              <w:rPr>
-                <w:rFonts w:ascii="Times New Roman" w:hAnsi="Times New Roman" w:cs="Times New Roman"/>
-                <w:sz w:val="24"/>
-              </w:rPr>
-              <w:t>)</w:t>
-            </w:r>
-            <w:proofErr w:type="gramEnd"/>
+              <w:t>商品预订</w:t>
+            </w:r>
+          </w:p>
+        </w:tc>
+        <w:tc>
+          <w:tcPr>
+            <w:tcW w:w="0" w:type="auto"/>
+            <w:tcBorders>
+              <w:top w:val="single" w:sz="6" w:space="0" w:color="CCCCCC"/>
+              <w:left w:val="single" w:sz="6" w:space="0" w:color="CCCCCC"/>
+              <w:bottom w:val="single" w:sz="6" w:space="0" w:color="CCCCCC"/>
+              <w:right w:val="single" w:sz="6" w:space="0" w:color="CCCCCC"/>
+            </w:tcBorders>
+            <w:tcMar>
+              <w:top w:w="120" w:type="dxa"/>
+              <w:left w:w="120" w:type="dxa"/>
+              <w:bottom w:w="120" w:type="dxa"/>
+              <w:right w:w="120" w:type="dxa"/>
+            </w:tcMar>
+            <w:vAlign w:val="center"/>
+            <w:hideMark/>
+          </w:tcPr>
+          <w:p>
+            <w:pPr>
+              <w:spacing w:after="0" w:line="240" w:lineRule="auto"/>
+              <w:rPr>
+                <w:rFonts w:ascii="Times New Roman" w:hAnsi="Times New Roman" w:cs="Times New Roman"/>
+                <w:sz w:val="24"/>
+              </w:rPr>
+            </w:pPr>
+            <w:r>
+              <w:rPr>
+                <w:rFonts w:ascii="Times New Roman" w:hAnsi="Times New Roman" w:cs="Times New Roman"/>
+                <w:sz w:val="24"/>
+              </w:rPr>
+              <w:t>新功能：为客户预留商品</w:t>
+            </w:r>
+          </w:p>
+        </w:tc>
+      </w:tr>
+      <w:tr>
+        <w:tc>
+          <w:tcPr>
+            <w:tcW w:w="0" w:type="auto"/>
+            <w:tcBorders>
+              <w:top w:val="single" w:sz="6" w:space="0" w:color="CCCCCC"/>
+              <w:left w:val="single" w:sz="6" w:space="0" w:color="CCCCCC"/>
+              <w:bottom w:val="single" w:sz="6" w:space="0" w:color="CCCCCC"/>
+              <w:right w:val="single" w:sz="6" w:space="0" w:color="CCCCCC"/>
+            </w:tcBorders>
+            <w:tcMar>
+              <w:top w:w="120" w:type="dxa"/>
+              <w:left w:w="120" w:type="dxa"/>
+              <w:bottom w:w="120" w:type="dxa"/>
+              <w:right w:w="120" w:type="dxa"/>
+            </w:tcMar>
+            <w:vAlign w:val="center"/>
+            <w:hideMark/>
+          </w:tcPr>
+          <w:p>
+            <w:pPr>
+              <w:spacing w:after="0" w:line="240" w:lineRule="auto"/>
+              <w:rPr>
+                <w:rFonts w:ascii="Times New Roman" w:hAnsi="Times New Roman" w:cs="Times New Roman"/>
+                <w:sz w:val="24"/>
+              </w:rPr>
+            </w:pPr>
+            <w:r>
+              <w:rPr>
+                <w:rFonts w:ascii="Times New Roman" w:hAnsi="Times New Roman" w:cs="Times New Roman"/>
+                <w:sz w:val="24"/>
+              </w:rPr>
+              <w:t>Отмена брони</w:t>
+            </w:r>
+          </w:p>
+        </w:tc>
+        <w:tc>
+          <w:tcPr>
+            <w:tcW w:w="0" w:type="auto"/>
+            <w:tcBorders>
+              <w:top w:val="single" w:sz="6" w:space="0" w:color="CCCCCC"/>
+              <w:left w:val="single" w:sz="6" w:space="0" w:color="CCCCCC"/>
+              <w:bottom w:val="single" w:sz="6" w:space="0" w:color="CCCCCC"/>
+              <w:right w:val="single" w:sz="6" w:space="0" w:color="CCCCCC"/>
+            </w:tcBorders>
+            <w:tcMar>
+              <w:top w:w="120" w:type="dxa"/>
+              <w:left w:w="120" w:type="dxa"/>
+              <w:bottom w:w="120" w:type="dxa"/>
+              <w:right w:w="120" w:type="dxa"/>
+            </w:tcMar>
+            <w:vAlign w:val="center"/>
+            <w:hideMark/>
+          </w:tcPr>
+          <w:p>
+            <w:pPr>
+              <w:spacing w:after="0" w:line="240" w:lineRule="auto"/>
+              <w:rPr>
+                <w:rFonts w:ascii="Times New Roman" w:hAnsi="Times New Roman" w:cs="Times New Roman"/>
+                <w:sz w:val="24"/>
+              </w:rPr>
+            </w:pPr>
+            <w:r>
+              <w:rPr>
+                <w:rFonts w:ascii="Times New Roman" w:hAnsi="Times New Roman" w:cs="Times New Roman"/>
+                <w:sz w:val="24"/>
+              </w:rPr>
+              <w:t>取消预订</w:t>
+            </w:r>
+          </w:p>
+        </w:tc>
+        <w:tc>
+          <w:tcPr>
+            <w:tcW w:w="0" w:type="auto"/>
+            <w:tcBorders>
+              <w:top w:val="single" w:sz="6" w:space="0" w:color="CCCCCC"/>
+              <w:left w:val="single" w:sz="6" w:space="0" w:color="CCCCCC"/>
+              <w:bottom w:val="single" w:sz="6" w:space="0" w:color="CCCCCC"/>
+              <w:right w:val="single" w:sz="6" w:space="0" w:color="CCCCCC"/>
+            </w:tcBorders>
+            <w:tcMar>
+              <w:top w:w="120" w:type="dxa"/>
+              <w:left w:w="120" w:type="dxa"/>
+              <w:bottom w:w="120" w:type="dxa"/>
+              <w:right w:w="120" w:type="dxa"/>
+            </w:tcMar>
+            <w:vAlign w:val="center"/>
+            <w:hideMark/>
+          </w:tcPr>
+          <w:p>
+            <w:pPr>
+              <w:spacing w:after="0" w:line="240" w:lineRule="auto"/>
+              <w:rPr>
+                <w:rFonts w:ascii="Times New Roman" w:hAnsi="Times New Roman" w:cs="Times New Roman"/>
+                <w:sz w:val="24"/>
+              </w:rPr>
+            </w:pPr>
+            <w:r>
+              <w:rPr>
+                <w:rFonts w:ascii="Times New Roman" w:hAnsi="Times New Roman" w:cs="Times New Roman"/>
+                <w:sz w:val="24"/>
+              </w:rPr>
+              <w:t>商品回到可售库存</w:t>
+            </w:r>
+          </w:p>
+        </w:tc>
+      </w:tr>
+      <w:tr>
+        <w:tc>
+          <w:tcPr>
+            <w:tcW w:w="0" w:type="auto"/>
+            <w:tcBorders>
+              <w:top w:val="single" w:sz="6" w:space="0" w:color="CCCCCC"/>
+              <w:left w:val="single" w:sz="6" w:space="0" w:color="CCCCCC"/>
+              <w:bottom w:val="single" w:sz="6" w:space="0" w:color="CCCCCC"/>
+              <w:right w:val="single" w:sz="6" w:space="0" w:color="CCCCCC"/>
+            </w:tcBorders>
+            <w:tcMar>
+              <w:top w:w="120" w:type="dxa"/>
+              <w:left w:w="120" w:type="dxa"/>
+              <w:bottom w:w="120" w:type="dxa"/>
+              <w:right w:w="120" w:type="dxa"/>
+            </w:tcMar>
+            <w:vAlign w:val="center"/>
+            <w:hideMark/>
+          </w:tcPr>
+          <w:p>
+            <w:pPr>
+              <w:spacing w:after="0" w:line="240" w:lineRule="auto"/>
+              <w:rPr>
+                <w:rFonts w:ascii="Times New Roman" w:hAnsi="Times New Roman" w:cs="Times New Roman"/>
+                <w:sz w:val="24"/>
+              </w:rPr>
+            </w:pPr>
+            <w:r>
+              <w:rPr>
+                <w:rFonts w:ascii="Times New Roman" w:hAnsi="Times New Roman" w:cs="Times New Roman"/>
+                <w:sz w:val="24"/>
+              </w:rPr>
+              <w:t>Товары в резерве</w:t>
+            </w:r>
+          </w:p>
+        </w:tc>
+        <w:tc>
+          <w:tcPr>
+            <w:tcW w:w="0" w:type="auto"/>
+            <w:tcBorders>
+              <w:top w:val="single" w:sz="6" w:space="0" w:color="CCCCCC"/>
+              <w:left w:val="single" w:sz="6" w:space="0" w:color="CCCCCC"/>
+              <w:bottom w:val="single" w:sz="6" w:space="0" w:color="CCCCCC"/>
+              <w:right w:val="single" w:sz="6" w:space="0" w:color="CCCCCC"/>
+            </w:tcBorders>
+            <w:tcMar>
+              <w:top w:w="120" w:type="dxa"/>
+              <w:left w:w="120" w:type="dxa"/>
+              <w:bottom w:w="120" w:type="dxa"/>
+              <w:right w:w="120" w:type="dxa"/>
+            </w:tcMar>
+            <w:vAlign w:val="center"/>
+            <w:hideMark/>
+          </w:tcPr>
+          <w:p>
+            <w:pPr>
+              <w:spacing w:after="0" w:line="240" w:lineRule="auto"/>
+              <w:rPr>
+                <w:rFonts w:ascii="Times New Roman" w:hAnsi="Times New Roman" w:cs="Times New Roman"/>
+                <w:sz w:val="24"/>
+              </w:rPr>
+            </w:pPr>
+            <w:r>
+              <w:rPr>
+                <w:rFonts w:ascii="Times New Roman" w:hAnsi="Times New Roman" w:cs="Times New Roman"/>
+                <w:sz w:val="24"/>
+              </w:rPr>
+              <w:t>预留商品</w:t>
+            </w:r>
+          </w:p>
+        </w:tc>
+        <w:tc>
+          <w:tcPr>
+            <w:tcW w:w="0" w:type="auto"/>
+            <w:tcBorders>
+              <w:top w:val="single" w:sz="6" w:space="0" w:color="CCCCCC"/>
+              <w:left w:val="single" w:sz="6" w:space="0" w:color="CCCCCC"/>
+              <w:bottom w:val="single" w:sz="6" w:space="0" w:color="CCCCCC"/>
+              <w:right w:val="single" w:sz="6" w:space="0" w:color="CCCCCC"/>
+            </w:tcBorders>
+            <w:tcMar>
+              <w:top w:w="120" w:type="dxa"/>
+              <w:left w:w="120" w:type="dxa"/>
+              <w:bottom w:w="120" w:type="dxa"/>
+              <w:right w:w="120" w:type="dxa"/>
+            </w:tcMar>
+            <w:vAlign w:val="center"/>
+            <w:hideMark/>
+          </w:tcPr>
+          <w:p>
+            <w:pPr>
+              <w:spacing w:after="0" w:line="240" w:lineRule="auto"/>
+              <w:rPr>
+                <w:rFonts w:ascii="Times New Roman" w:hAnsi="Times New Roman" w:cs="Times New Roman"/>
+                <w:sz w:val="24"/>
+              </w:rPr>
+            </w:pPr>
+            <w:r>
+              <w:rPr>
+                <w:rFonts w:ascii="Times New Roman" w:hAnsi="Times New Roman" w:cs="Times New Roman"/>
+                <w:sz w:val="24"/>
+              </w:rPr>
+              <w:t>已预订的数量</w:t>
+            </w:r>
+          </w:p>
+        </w:tc>
+      </w:tr>
+      <w:tr>
+        <w:tc>
+          <w:tcPr>
+            <w:tcW w:w="0" w:type="auto"/>
+            <w:tcBorders>
+              <w:top w:val="single" w:sz="6" w:space="0" w:color="CCCCCC"/>
+              <w:left w:val="single" w:sz="6" w:space="0" w:color="CCCCCC"/>
+              <w:bottom w:val="single" w:sz="6" w:space="0" w:color="CCCCCC"/>
+              <w:right w:val="single" w:sz="6" w:space="0" w:color="CCCCCC"/>
+            </w:tcBorders>
+            <w:tcMar>
+              <w:top w:w="120" w:type="dxa"/>
+              <w:left w:w="120" w:type="dxa"/>
+              <w:bottom w:w="120" w:type="dxa"/>
+              <w:right w:w="120" w:type="dxa"/>
+            </w:tcMar>
+            <w:vAlign w:val="center"/>
+            <w:hideMark/>
+          </w:tcPr>
+          <w:p>
+            <w:pPr>
+              <w:spacing w:after="0" w:line="240" w:lineRule="auto"/>
+              <w:rPr>
+                <w:rFonts w:ascii="Times New Roman" w:hAnsi="Times New Roman" w:cs="Times New Roman"/>
+                <w:sz w:val="24"/>
+              </w:rPr>
+            </w:pPr>
+            <w:r>
+              <w:rPr>
+                <w:rFonts w:ascii="Times New Roman" w:hAnsi="Times New Roman" w:cs="Times New Roman"/>
+                <w:sz w:val="24"/>
+              </w:rPr>
+              <w:t>Свободный остаток</w:t>
+            </w:r>
+          </w:p>
+        </w:tc>
+        <w:tc>
+          <w:tcPr>
+            <w:tcW w:w="0" w:type="auto"/>
+            <w:tcBorders>
+              <w:top w:val="single" w:sz="6" w:space="0" w:color="CCCCCC"/>
+              <w:left w:val="single" w:sz="6" w:space="0" w:color="CCCCCC"/>
+              <w:bottom w:val="single" w:sz="6" w:space="0" w:color="CCCCCC"/>
+              <w:right w:val="single" w:sz="6" w:space="0" w:color="CCCCCC"/>
+            </w:tcBorders>
+            <w:tcMar>
+              <w:top w:w="120" w:type="dxa"/>
+              <w:left w:w="120" w:type="dxa"/>
+              <w:bottom w:w="120" w:type="dxa"/>
+              <w:right w:w="120" w:type="dxa"/>
+            </w:tcMar>
+            <w:vAlign w:val="center"/>
+            <w:hideMark/>
+          </w:tcPr>
+          <w:p>
+            <w:pPr>
+              <w:spacing w:after="0" w:line="240" w:lineRule="auto"/>
+              <w:rPr>
+                <w:rFonts w:ascii="Times New Roman" w:hAnsi="Times New Roman" w:cs="Times New Roman"/>
+                <w:sz w:val="24"/>
+              </w:rPr>
+            </w:pPr>
+            <w:r>
+              <w:rPr>
+                <w:rFonts w:ascii="Times New Roman" w:hAnsi="Times New Roman" w:cs="Times New Roman"/>
+                <w:sz w:val="24"/>
+              </w:rPr>
+              <w:t>可售库存</w:t>
+            </w:r>
+          </w:p>
+        </w:tc>
+        <w:tc>
+          <w:tcPr>
+            <w:tcW w:w="0" w:type="auto"/>
+            <w:tcBorders>
+              <w:top w:val="single" w:sz="6" w:space="0" w:color="CCCCCC"/>
+              <w:left w:val="single" w:sz="6" w:space="0" w:color="CCCCCC"/>
+              <w:bottom w:val="single" w:sz="6" w:space="0" w:color="CCCCCC"/>
+              <w:right w:val="single" w:sz="6" w:space="0" w:color="CCCCCC"/>
+            </w:tcBorders>
+            <w:tcMar>
+              <w:top w:w="120" w:type="dxa"/>
+              <w:left w:w="120" w:type="dxa"/>
+              <w:bottom w:w="120" w:type="dxa"/>
+              <w:right w:w="120" w:type="dxa"/>
+            </w:tcMar>
+            <w:vAlign w:val="center"/>
+            <w:hideMark/>
+          </w:tcPr>
+          <w:p>
+            <w:pPr>
+              <w:spacing w:after="0" w:line="240" w:lineRule="auto"/>
+              <w:rPr>
+                <w:rFonts w:ascii="Times New Roman" w:hAnsi="Times New Roman" w:cs="Times New Roman"/>
+                <w:sz w:val="24"/>
+              </w:rPr>
+            </w:pPr>
+            <w:r>
+              <w:rPr>
+                <w:rFonts w:ascii="Times New Roman" w:hAnsi="Times New Roman" w:cs="Times New Roman"/>
+                <w:sz w:val="24"/>
+              </w:rPr>
+              <w:t>库存</w:t>
+            </w:r>
+            <w:r>
+              <w:rPr>
+                <w:rFonts w:ascii="Times New Roman" w:hAnsi="Times New Roman" w:cs="Times New Roman"/>
+                <w:sz w:val="24"/>
+              </w:rPr>
+              <w:t xml:space="preserve"> − </w:t>
+            </w:r>
+            <w:r>
+              <w:rPr>
+                <w:rFonts w:ascii="Times New Roman" w:hAnsi="Times New Roman" w:cs="Times New Roman"/>
+                <w:sz w:val="24"/>
+              </w:rPr>
+              <w:t>预留</w:t>
+            </w:r>
+          </w:p>
+        </w:tc>
+      </w:tr>
+      <w:tr>
+        <w:tc>
+          <w:tcPr>
+            <w:tcW w:w="0" w:type="auto"/>
+            <w:tcBorders>
+              <w:top w:val="single" w:sz="6" w:space="0" w:color="CCCCCC"/>
+              <w:left w:val="single" w:sz="6" w:space="0" w:color="CCCCCC"/>
+              <w:bottom w:val="single" w:sz="6" w:space="0" w:color="CCCCCC"/>
+              <w:right w:val="single" w:sz="6" w:space="0" w:color="CCCCCC"/>
+            </w:tcBorders>
+            <w:tcMar>
+              <w:top w:w="120" w:type="dxa"/>
+              <w:left w:w="120" w:type="dxa"/>
+              <w:bottom w:w="120" w:type="dxa"/>
+              <w:right w:w="120" w:type="dxa"/>
+            </w:tcMar>
+            <w:vAlign w:val="center"/>
+            <w:hideMark/>
+          </w:tcPr>
+          <w:p>
+            <w:pPr>
+              <w:spacing w:after="0" w:line="240" w:lineRule="auto"/>
+              <w:rPr>
+                <w:rFonts w:ascii="Times New Roman" w:hAnsi="Times New Roman" w:cs="Times New Roman"/>
+                <w:sz w:val="24"/>
+              </w:rPr>
+            </w:pPr>
+            <w:r>
+              <w:rPr>
+                <w:rFonts w:ascii="Times New Roman" w:hAnsi="Times New Roman" w:cs="Times New Roman"/>
+                <w:sz w:val="24"/>
+              </w:rPr>
+              <w:lastRenderedPageBreak/>
+              <w:t>Подбор товаров</w:t>
+            </w:r>
+          </w:p>
+        </w:tc>
+        <w:tc>
+          <w:tcPr>
+            <w:tcW w:w="0" w:type="auto"/>
+            <w:tcBorders>
+              <w:top w:val="single" w:sz="6" w:space="0" w:color="CCCCCC"/>
+              <w:left w:val="single" w:sz="6" w:space="0" w:color="CCCCCC"/>
+              <w:bottom w:val="single" w:sz="6" w:space="0" w:color="CCCCCC"/>
+              <w:right w:val="single" w:sz="6" w:space="0" w:color="CCCCCC"/>
+            </w:tcBorders>
+            <w:tcMar>
+              <w:top w:w="120" w:type="dxa"/>
+              <w:left w:w="120" w:type="dxa"/>
+              <w:bottom w:w="120" w:type="dxa"/>
+              <w:right w:w="120" w:type="dxa"/>
+            </w:tcMar>
+            <w:vAlign w:val="center"/>
+            <w:hideMark/>
+          </w:tcPr>
+          <w:p>
+            <w:pPr>
+              <w:spacing w:after="0" w:line="240" w:lineRule="auto"/>
+              <w:rPr>
+                <w:rFonts w:ascii="Times New Roman" w:hAnsi="Times New Roman" w:cs="Times New Roman"/>
+                <w:sz w:val="24"/>
+              </w:rPr>
+            </w:pPr>
+            <w:r>
+              <w:rPr>
+                <w:rFonts w:ascii="Times New Roman" w:hAnsi="Times New Roman" w:cs="Times New Roman"/>
+                <w:sz w:val="24"/>
+              </w:rPr>
+              <w:t>选择商品</w:t>
+            </w:r>
+          </w:p>
+        </w:tc>
+        <w:tc>
+          <w:tcPr>
+            <w:tcW w:w="0" w:type="auto"/>
+            <w:tcBorders>
+              <w:top w:val="single" w:sz="6" w:space="0" w:color="CCCCCC"/>
+              <w:left w:val="single" w:sz="6" w:space="0" w:color="CCCCCC"/>
+              <w:bottom w:val="single" w:sz="6" w:space="0" w:color="CCCCCC"/>
+              <w:right w:val="single" w:sz="6" w:space="0" w:color="CCCCCC"/>
+            </w:tcBorders>
+            <w:tcMar>
+              <w:top w:w="120" w:type="dxa"/>
+              <w:left w:w="120" w:type="dxa"/>
+              <w:bottom w:w="120" w:type="dxa"/>
+              <w:right w:w="120" w:type="dxa"/>
+            </w:tcMar>
+            <w:vAlign w:val="center"/>
+            <w:hideMark/>
+          </w:tcPr>
+          <w:p>
+            <w:pPr>
+              <w:spacing w:after="0" w:line="240" w:lineRule="auto"/>
+              <w:rPr>
+                <w:rFonts w:ascii="Times New Roman" w:hAnsi="Times New Roman" w:cs="Times New Roman"/>
+                <w:sz w:val="24"/>
+              </w:rPr>
+            </w:pPr>
+            <w:r>
+              <w:rPr>
+                <w:rFonts w:ascii="Times New Roman" w:hAnsi="Times New Roman" w:cs="Times New Roman"/>
+                <w:sz w:val="24"/>
+              </w:rPr>
+              <w:t>一次添加多个商品</w:t>
+            </w:r>
+          </w:p>
+        </w:tc>
+      </w:tr>
+      <w:tr>
+        <w:tc>
+          <w:tcPr>
+            <w:tcW w:w="0" w:type="auto"/>
+            <w:tcBorders>
+              <w:top w:val="single" w:sz="6" w:space="0" w:color="CCCCCC"/>
+              <w:left w:val="single" w:sz="6" w:space="0" w:color="CCCCCC"/>
+              <w:bottom w:val="single" w:sz="6" w:space="0" w:color="CCCCCC"/>
+              <w:right w:val="single" w:sz="6" w:space="0" w:color="CCCCCC"/>
+            </w:tcBorders>
+            <w:tcMar>
+              <w:top w:w="120" w:type="dxa"/>
+              <w:left w:w="120" w:type="dxa"/>
+              <w:bottom w:w="120" w:type="dxa"/>
+              <w:right w:w="120" w:type="dxa"/>
+            </w:tcMar>
+            <w:vAlign w:val="center"/>
+            <w:hideMark/>
+          </w:tcPr>
+          <w:p>
+            <w:pPr>
+              <w:spacing w:after="0" w:line="240" w:lineRule="auto"/>
+              <w:rPr>
+                <w:rFonts w:ascii="Times New Roman" w:hAnsi="Times New Roman" w:cs="Times New Roman"/>
+                <w:sz w:val="24"/>
+              </w:rPr>
+            </w:pPr>
+            <w:r>
+              <w:rPr>
+                <w:rFonts w:ascii="Times New Roman" w:hAnsi="Times New Roman" w:cs="Times New Roman"/>
+                <w:sz w:val="24"/>
+              </w:rPr>
+              <w:t>Артикул или название</w:t>
+            </w:r>
+          </w:p>
+        </w:tc>
+        <w:tc>
+          <w:tcPr>
+            <w:tcW w:w="0" w:type="auto"/>
+            <w:tcBorders>
+              <w:top w:val="single" w:sz="6" w:space="0" w:color="CCCCCC"/>
+              <w:left w:val="single" w:sz="6" w:space="0" w:color="CCCCCC"/>
+              <w:bottom w:val="single" w:sz="6" w:space="0" w:color="CCCCCC"/>
+              <w:right w:val="single" w:sz="6" w:space="0" w:color="CCCCCC"/>
+            </w:tcBorders>
+            <w:tcMar>
+              <w:top w:w="120" w:type="dxa"/>
+              <w:left w:w="120" w:type="dxa"/>
+              <w:bottom w:w="120" w:type="dxa"/>
+              <w:right w:w="120" w:type="dxa"/>
+            </w:tcMar>
+            <w:vAlign w:val="center"/>
+            <w:hideMark/>
+          </w:tcPr>
+          <w:p>
+            <w:pPr>
+              <w:spacing w:after="0" w:line="240" w:lineRule="auto"/>
+              <w:rPr>
+                <w:rFonts w:ascii="Times New Roman" w:hAnsi="Times New Roman" w:cs="Times New Roman"/>
+                <w:sz w:val="24"/>
+              </w:rPr>
+            </w:pPr>
+            <w:r>
+              <w:rPr>
+                <w:rFonts w:ascii="Times New Roman" w:hAnsi="Times New Roman" w:cs="Times New Roman"/>
+                <w:sz w:val="24"/>
+              </w:rPr>
+              <w:t>货号或名称</w:t>
+            </w:r>
+          </w:p>
+        </w:tc>
+        <w:tc>
+          <w:tcPr>
+            <w:tcW w:w="0" w:type="auto"/>
+            <w:tcBorders>
+              <w:top w:val="single" w:sz="6" w:space="0" w:color="CCCCCC"/>
+              <w:left w:val="single" w:sz="6" w:space="0" w:color="CCCCCC"/>
+              <w:bottom w:val="single" w:sz="6" w:space="0" w:color="CCCCCC"/>
+              <w:right w:val="single" w:sz="6" w:space="0" w:color="CCCCCC"/>
+            </w:tcBorders>
+            <w:tcMar>
+              <w:top w:w="120" w:type="dxa"/>
+              <w:left w:w="120" w:type="dxa"/>
+              <w:bottom w:w="120" w:type="dxa"/>
+              <w:right w:w="120" w:type="dxa"/>
+            </w:tcMar>
+            <w:vAlign w:val="center"/>
+            <w:hideMark/>
+          </w:tcPr>
+          <w:p>
+            <w:pPr>
+              <w:spacing w:after="0" w:line="240" w:lineRule="auto"/>
+              <w:rPr>
+                <w:rFonts w:ascii="Times New Roman" w:hAnsi="Times New Roman" w:cs="Times New Roman"/>
+                <w:sz w:val="24"/>
+              </w:rPr>
+            </w:pPr>
+            <w:r>
+              <w:rPr>
+                <w:rFonts w:ascii="Times New Roman" w:hAnsi="Times New Roman" w:cs="Times New Roman"/>
+                <w:sz w:val="24"/>
+              </w:rPr>
+              <w:t>快速输入字段</w:t>
+            </w:r>
           </w:p>
         </w:tc>
       </w:tr>
     </w:tbl>
-    <w:p>
-      <w:pPr>
-        <w:rPr>
-          <w:rFonts w:hint="eastAsia"/>
-        </w:rPr>
-      </w:pPr>
-    </w:p>
+    <w:p/>
     <w:sectPr>
       <w:pgSz w:w="11906" w:h="16838" w:code="9"/>
       <w:pgMar w:top="1134" w:right="851" w:bottom="1134" w:left="1701" w:header="851" w:footer="992" w:gutter="0"/>
@@ -6009,7 +6531,7 @@
 </file>
 
 <file path=word/numbering.xml><?xml version="1.0" encoding="utf-8"?>
-<w:numbering xmlns:wpc="http://schemas.microsoft.com/office/word/2010/wordprocessingCanvas" xmlns:cx="http://schemas.microsoft.com/office/drawing/2014/chartex" xmlns:cx1="http://schemas.microsoft.com/office/drawing/2015/9/8/chartex" xmlns:cx2="http://schemas.microsoft.com/office/drawing/2015/10/21/chartex" xmlns:cx3="http://schemas.microsoft.com/office/drawing/2016/5/9/chartex" xmlns:cx4="http://schemas.microsoft.com/office/drawing/2016/5/10/chartex" xmlns:cx5="http://schemas.microsoft.com/office/drawing/2016/5/11/chartex" xmlns:cx6="http://schemas.microsoft.com/office/drawing/2016/5/12/chartex" xmlns:cx7="http://schemas.microsoft.com/office/drawing/2016/5/13/chartex" xmlns:cx8="http://schemas.microsoft.com/office/drawing/2016/5/14/chartex" xmlns:mc="http://schemas.openxmlformats.org/markup-compatibility/2006" xmlns:aink="http://schemas.microsoft.com/office/drawing/2016/ink" xmlns:am3d="http://schemas.microsoft.com/office/drawing/2017/model3d" xmlns:o="urn:schemas-microsoft-com:office:office" xmlns:oel="http://schemas.microsoft.com/office/2019/extlst" xmlns:r="http://schemas.openxmlformats.org/officeDocument/2006/relationships" xmlns:m="http://schemas.openxmlformats.org/officeDocument/2006/math" xmlns:v="urn:schemas-microsoft-com:vml" xmlns:wp14="http://schemas.microsoft.com/office/word/2010/wordprocessingDrawing" xmlns:wp="http://schemas.openxmlformats.org/drawingml/2006/wordprocessingDrawing" xmlns:w10="urn:schemas-microsoft-com:office:word" xmlns:w="http://schemas.openxmlformats.org/wordprocessingml/2006/main" xmlns:w14="http://schemas.microsoft.com/office/word/2010/wordml" xmlns:w15="http://schemas.microsoft.com/office/word/2012/wordml" xmlns:w16cex="http://schemas.microsoft.com/office/word/2018/wordml/cex" xmlns:w16cid="http://schemas.microsoft.com/office/word/2016/wordml/cid" xmlns:w16="http://schemas.microsoft.com/office/word/2018/wordml" xmlns:w16du="http://schemas.microsoft.com/office/word/2023/wordml/word16du" xmlns:w16sdtdh="http://schemas.microsoft.com/office/word/2020/wordml/sdtdatahash" xmlns:w16sdtfl="http://schemas.microsoft.com/office/word/2024/wordml/sdtformatlock" xmlns:w16se="http://schemas.microsoft.com/office/word/2015/wordml/symex" xmlns:wpg="http://schemas.microsoft.com/office/word/2010/wordprocessingGroup" xmlns:wpi="http://schemas.microsoft.com/office/word/2010/wordprocessingInk" xmlns:wne="http://schemas.microsoft.com/office/word/2006/wordml" xmlns:wps="http://schemas.microsoft.com/office/word/2010/wordprocessingShape" mc:Ignorable="w14 w15 w16se w16cid w16 w16cex w16sdtdh w16sdtfl w16du wp14">
+<w:numbering xmlns:wpc="http://schemas.microsoft.com/office/word/2010/wordprocessingCanvas" xmlns:cx="http://schemas.microsoft.com/office/drawing/2014/chartex" xmlns:cx1="http://schemas.microsoft.com/office/drawing/2015/9/8/chartex" xmlns:cx2="http://schemas.microsoft.com/office/drawing/2015/10/21/chartex" xmlns:cx3="http://schemas.microsoft.com/office/drawing/2016/5/9/chartex" xmlns:cx4="http://schemas.microsoft.com/office/drawing/2016/5/10/chartex" xmlns:cx5="http://schemas.microsoft.com/office/drawing/2016/5/11/chartex" xmlns:cx6="http://schemas.microsoft.com/office/drawing/2016/5/12/chartex" xmlns:cx7="http://schemas.microsoft.com/office/drawing/2016/5/13/chartex" xmlns:cx8="http://schemas.microsoft.com/office/drawing/2016/5/14/chartex" xmlns:mc="http://schemas.openxmlformats.org/markup-compatibility/2006" xmlns:aink="http://schemas.microsoft.com/office/drawing/2016/ink" xmlns:am3d="http://schemas.microsoft.com/office/drawing/2017/model3d" xmlns:o="urn:schemas-microsoft-com:office:office" xmlns:r="http://schemas.openxmlformats.org/officeDocument/2006/relationships" xmlns:m="http://schemas.openxmlformats.org/officeDocument/2006/math" xmlns:v="urn:schemas-microsoft-com:vml" xmlns:wp14="http://schemas.microsoft.com/office/word/2010/wordprocessingDrawing" xmlns:wp="http://schemas.openxmlformats.org/drawingml/2006/wordprocessingDrawing" xmlns:w10="urn:schemas-microsoft-com:office:word" xmlns:w="http://schemas.openxmlformats.org/wordprocessingml/2006/main" xmlns:w14="http://schemas.microsoft.com/office/word/2010/wordml" xmlns:w15="http://schemas.microsoft.com/office/word/2012/wordml" xmlns:w16cex="http://schemas.microsoft.com/office/word/2018/wordml/cex" xmlns:w16cid="http://schemas.microsoft.com/office/word/2016/wordml/cid" xmlns:w16="http://schemas.microsoft.com/office/word/2018/wordml" xmlns:w16sdtdh="http://schemas.microsoft.com/office/word/2020/wordml/sdtdatahash" xmlns:w16se="http://schemas.microsoft.com/office/word/2015/wordml/symex" xmlns:wpg="http://schemas.microsoft.com/office/word/2010/wordprocessingGroup" xmlns:wpi="http://schemas.microsoft.com/office/word/2010/wordprocessingInk" xmlns:wne="http://schemas.microsoft.com/office/word/2006/wordml" xmlns:wps="http://schemas.microsoft.com/office/word/2010/wordprocessingShape" mc:Ignorable="w14 w15 w16se w16cid w16 w16cex w16sdtdh wp14">
   <w:abstractNum w:abstractNumId="0" w15:restartNumberingAfterBreak="0">
     <w:nsid w:val="1DD94E58"/>
     <w:multiLevelType w:val="multilevel"/>
@@ -6575,26 +7097,26 @@
       </w:pPr>
     </w:lvl>
   </w:abstractNum>
-  <w:num w:numId="1" w16cid:durableId="753281640">
+  <w:num w:numId="1">
     <w:abstractNumId w:val="2"/>
   </w:num>
-  <w:num w:numId="2" w16cid:durableId="1383560575">
+  <w:num w:numId="2">
     <w:abstractNumId w:val="3"/>
   </w:num>
-  <w:num w:numId="3" w16cid:durableId="314069296">
+  <w:num w:numId="3">
     <w:abstractNumId w:val="0"/>
   </w:num>
-  <w:num w:numId="4" w16cid:durableId="2033988917">
+  <w:num w:numId="4">
     <w:abstractNumId w:val="4"/>
   </w:num>
-  <w:num w:numId="5" w16cid:durableId="8652522">
+  <w:num w:numId="5">
     <w:abstractNumId w:val="1"/>
   </w:num>
 </w:numbering>
 </file>
 
 <file path=word/styles.xml><?xml version="1.0" encoding="utf-8"?>
-<w:styles xmlns:mc="http://schemas.openxmlformats.org/markup-compatibility/2006" xmlns:r="http://schemas.openxmlformats.org/officeDocument/2006/relationships" xmlns:w="http://schemas.openxmlformats.org/wordprocessingml/2006/main" xmlns:w14="http://schemas.microsoft.com/office/word/2010/wordml" xmlns:w15="http://schemas.microsoft.com/office/word/2012/wordml" xmlns:w16cex="http://schemas.microsoft.com/office/word/2018/wordml/cex" xmlns:w16cid="http://schemas.microsoft.com/office/word/2016/wordml/cid" xmlns:w16="http://schemas.microsoft.com/office/word/2018/wordml" xmlns:w16du="http://schemas.microsoft.com/office/word/2023/wordml/word16du" xmlns:w16sdtdh="http://schemas.microsoft.com/office/word/2020/wordml/sdtdatahash" xmlns:w16sdtfl="http://schemas.microsoft.com/office/word/2024/wordml/sdtformatlock" xmlns:w16se="http://schemas.microsoft.com/office/word/2015/wordml/symex" mc:Ignorable="w14 w15 w16se w16cid w16 w16cex w16sdtdh w16sdtfl w16du">
+<w:styles xmlns:mc="http://schemas.openxmlformats.org/markup-compatibility/2006" xmlns:r="http://schemas.openxmlformats.org/officeDocument/2006/relationships" xmlns:w="http://schemas.openxmlformats.org/wordprocessingml/2006/main" xmlns:w14="http://schemas.microsoft.com/office/word/2010/wordml" xmlns:w15="http://schemas.microsoft.com/office/word/2012/wordml" xmlns:w16cex="http://schemas.microsoft.com/office/word/2018/wordml/cex" xmlns:w16cid="http://schemas.microsoft.com/office/word/2016/wordml/cid" xmlns:w16="http://schemas.microsoft.com/office/word/2018/wordml" xmlns:w16sdtdh="http://schemas.microsoft.com/office/word/2020/wordml/sdtdatahash" xmlns:w16se="http://schemas.microsoft.com/office/word/2015/wordml/symex" mc:Ignorable="w14 w15 w16se w16cid w16 w16cex w16sdtdh">
   <w:docDefaults>
     <w:rPrDefault>
       <w:rPr>
@@ -7204,6 +7726,7 @@
   <w:style w:type="character" w:default="1" w:styleId="a0">
     <w:name w:val="Default Paragraph Font"/>
     <w:uiPriority w:val="1"/>
+    <w:semiHidden/>
     <w:unhideWhenUsed/>
   </w:style>
   <w:style w:type="table" w:default="1" w:styleId="a1">
@@ -7228,7 +7751,7 @@
     <w:unhideWhenUsed/>
   </w:style>
   <w:style w:type="character" w:customStyle="1" w:styleId="10">
-    <w:name w:val="标题 1 字符"/>
+    <w:name w:val="Заголовок 1 Знак"/>
     <w:basedOn w:val="a0"/>
     <w:link w:val="1"/>
     <w:uiPriority w:val="9"/>
@@ -7243,7 +7766,7 @@
     </w:rPr>
   </w:style>
   <w:style w:type="character" w:customStyle="1" w:styleId="20">
-    <w:name w:val="标题 2 字符"/>
+    <w:name w:val="Заголовок 2 Знак"/>
     <w:basedOn w:val="a0"/>
     <w:link w:val="2"/>
     <w:uiPriority w:val="9"/>
@@ -7259,7 +7782,7 @@
     </w:rPr>
   </w:style>
   <w:style w:type="character" w:customStyle="1" w:styleId="30">
-    <w:name w:val="标题 3 字符"/>
+    <w:name w:val="Заголовок 3 Знак"/>
     <w:basedOn w:val="a0"/>
     <w:link w:val="3"/>
     <w:uiPriority w:val="9"/>
@@ -7273,7 +7796,7 @@
     </w:rPr>
   </w:style>
   <w:style w:type="character" w:customStyle="1" w:styleId="40">
-    <w:name w:val="标题 4 字符"/>
+    <w:name w:val="Заголовок 4 Знак"/>
     <w:basedOn w:val="a0"/>
     <w:link w:val="4"/>
     <w:uiPriority w:val="9"/>
@@ -7287,7 +7810,7 @@
     </w:rPr>
   </w:style>
   <w:style w:type="character" w:customStyle="1" w:styleId="50">
-    <w:name w:val="标题 5 字符"/>
+    <w:name w:val="Заголовок 5 Знак"/>
     <w:basedOn w:val="a0"/>
     <w:link w:val="5"/>
     <w:uiPriority w:val="9"/>
@@ -7300,7 +7823,7 @@
     </w:rPr>
   </w:style>
   <w:style w:type="character" w:customStyle="1" w:styleId="60">
-    <w:name w:val="标题 6 字符"/>
+    <w:name w:val="Заголовок 6 Знак"/>
     <w:basedOn w:val="a0"/>
     <w:link w:val="6"/>
     <w:uiPriority w:val="9"/>
@@ -7314,7 +7837,7 @@
     </w:rPr>
   </w:style>
   <w:style w:type="character" w:customStyle="1" w:styleId="70">
-    <w:name w:val="标题 7 字符"/>
+    <w:name w:val="Заголовок 7 Знак"/>
     <w:basedOn w:val="a0"/>
     <w:link w:val="7"/>
     <w:uiPriority w:val="9"/>
@@ -7328,7 +7851,7 @@
     </w:rPr>
   </w:style>
   <w:style w:type="character" w:customStyle="1" w:styleId="80">
-    <w:name w:val="标题 8 字符"/>
+    <w:name w:val="Заголовок 8 Знак"/>
     <w:basedOn w:val="a0"/>
     <w:link w:val="8"/>
     <w:uiPriority w:val="9"/>
@@ -7340,7 +7863,7 @@
     </w:rPr>
   </w:style>
   <w:style w:type="character" w:customStyle="1" w:styleId="90">
-    <w:name w:val="标题 9 字符"/>
+    <w:name w:val="Заголовок 9 Знак"/>
     <w:basedOn w:val="a0"/>
     <w:link w:val="9"/>
     <w:uiPriority w:val="9"/>
@@ -7373,7 +7896,7 @@
     </w:rPr>
   </w:style>
   <w:style w:type="character" w:customStyle="1" w:styleId="a4">
-    <w:name w:val="标题 字符"/>
+    <w:name w:val="Заголовок Знак"/>
     <w:basedOn w:val="a0"/>
     <w:link w:val="a3"/>
     <w:uiPriority w:val="10"/>
@@ -7409,7 +7932,7 @@
     </w:rPr>
   </w:style>
   <w:style w:type="character" w:customStyle="1" w:styleId="a6">
-    <w:name w:val="副标题 字符"/>
+    <w:name w:val="Подзаголовок Знак"/>
     <w:basedOn w:val="a0"/>
     <w:link w:val="a5"/>
     <w:uiPriority w:val="11"/>
@@ -7422,11 +7945,11 @@
       <w:szCs w:val="28"/>
     </w:rPr>
   </w:style>
-  <w:style w:type="paragraph" w:styleId="a7">
+  <w:style w:type="paragraph" w:styleId="21">
     <w:name w:val="Quote"/>
     <w:basedOn w:val="a"/>
     <w:next w:val="a"/>
-    <w:link w:val="a8"/>
+    <w:link w:val="22"/>
     <w:uiPriority w:val="29"/>
     <w:qFormat/>
     <w:rsid w:val="00B4277D"/>
@@ -7440,10 +7963,10 @@
       <w:color w:val="404040" w:themeColor="text1" w:themeTint="BF"/>
     </w:rPr>
   </w:style>
-  <w:style w:type="character" w:customStyle="1" w:styleId="a8">
-    <w:name w:val="引用 字符"/>
+  <w:style w:type="character" w:customStyle="1" w:styleId="22">
+    <w:name w:val="Цитата 2 Знак"/>
     <w:basedOn w:val="a0"/>
-    <w:link w:val="a7"/>
+    <w:link w:val="21"/>
     <w:uiPriority w:val="29"/>
     <w:rsid w:val="00B4277D"/>
     <w:rPr>
@@ -7452,7 +7975,7 @@
       <w:color w:val="404040" w:themeColor="text1" w:themeTint="BF"/>
     </w:rPr>
   </w:style>
-  <w:style w:type="paragraph" w:styleId="a9">
+  <w:style w:type="paragraph" w:styleId="a7">
     <w:name w:val="List Paragraph"/>
     <w:basedOn w:val="a"/>
     <w:uiPriority w:val="34"/>
@@ -7463,7 +7986,7 @@
       <w:contextualSpacing/>
     </w:pPr>
   </w:style>
-  <w:style w:type="character" w:styleId="aa">
+  <w:style w:type="character" w:styleId="a8">
     <w:name w:val="Intense Emphasis"/>
     <w:basedOn w:val="a0"/>
     <w:uiPriority w:val="21"/>
@@ -7475,11 +7998,11 @@
       <w:color w:val="2F5496" w:themeColor="accent1" w:themeShade="BF"/>
     </w:rPr>
   </w:style>
-  <w:style w:type="paragraph" w:styleId="ab">
+  <w:style w:type="paragraph" w:styleId="a9">
     <w:name w:val="Intense Quote"/>
     <w:basedOn w:val="a"/>
     <w:next w:val="a"/>
-    <w:link w:val="ac"/>
+    <w:link w:val="aa"/>
     <w:uiPriority w:val="30"/>
     <w:qFormat/>
     <w:rsid w:val="00B4277D"/>
@@ -7498,10 +8021,10 @@
       <w:color w:val="2F5496" w:themeColor="accent1" w:themeShade="BF"/>
     </w:rPr>
   </w:style>
-  <w:style w:type="character" w:customStyle="1" w:styleId="ac">
-    <w:name w:val="明显引用 字符"/>
+  <w:style w:type="character" w:customStyle="1" w:styleId="aa">
+    <w:name w:val="Выделенная цитата Знак"/>
     <w:basedOn w:val="a0"/>
-    <w:link w:val="ab"/>
+    <w:link w:val="a9"/>
     <w:uiPriority w:val="30"/>
     <w:rsid w:val="00B4277D"/>
     <w:rPr>
@@ -7510,7 +8033,7 @@
       <w:color w:val="2F5496" w:themeColor="accent1" w:themeShade="BF"/>
     </w:rPr>
   </w:style>
-  <w:style w:type="character" w:styleId="ad">
+  <w:style w:type="character" w:styleId="ab">
     <w:name w:val="Intense Reference"/>
     <w:basedOn w:val="a0"/>
     <w:uiPriority w:val="32"/>
@@ -7524,7 +8047,7 @@
       <w:spacing w:val="5"/>
     </w:rPr>
   </w:style>
-  <w:style w:type="paragraph" w:styleId="TOC">
+  <w:style w:type="paragraph" w:styleId="ac">
     <w:name w:val="TOC Heading"/>
     <w:basedOn w:val="1"/>
     <w:next w:val="a"/>
@@ -7558,9 +8081,9 @@
       <w:lang w:val="ru-RU"/>
     </w:rPr>
   </w:style>
-  <w:style w:type="paragraph" w:styleId="ae">
+  <w:style w:type="paragraph" w:styleId="ad">
     <w:name w:val="No Spacing"/>
-    <w:link w:val="af"/>
+    <w:link w:val="ae"/>
     <w:uiPriority w:val="1"/>
     <w:qFormat/>
     <w:rsid w:val="003F2D19"/>
@@ -7569,7 +8092,7 @@
       <w:spacing w:after="0" w:line="240" w:lineRule="auto"/>
     </w:pPr>
   </w:style>
-  <w:style w:type="paragraph" w:styleId="af0">
+  <w:style w:type="paragraph" w:styleId="af">
     <w:name w:val="caption"/>
     <w:basedOn w:val="a"/>
     <w:next w:val="a"/>
@@ -7578,15 +8101,15 @@
     <w:qFormat/>
     <w:rsid w:val="00873113"/>
     <w:rPr>
-      <w:rFonts w:asciiTheme="majorHAnsi" w:eastAsia="黑体" w:hAnsiTheme="majorHAnsi" w:cstheme="majorBidi"/>
+      <w:rFonts w:asciiTheme="majorHAnsi" w:eastAsia="SimHei" w:hAnsiTheme="majorHAnsi" w:cstheme="majorBidi"/>
       <w:sz w:val="20"/>
       <w:szCs w:val="20"/>
     </w:rPr>
   </w:style>
-  <w:style w:type="character" w:customStyle="1" w:styleId="af">
-    <w:name w:val="无间隔 字符"/>
+  <w:style w:type="character" w:customStyle="1" w:styleId="ae">
+    <w:name w:val="Без интервала Знак"/>
     <w:basedOn w:val="a0"/>
-    <w:link w:val="ae"/>
+    <w:link w:val="ad"/>
     <w:uiPriority w:val="1"/>
     <w:rsid w:val="000D67B8"/>
   </w:style>
